--- a/manuals/Baccable_manual_PL.docx
+++ b/manuals/Baccable_manual_PL.docx
@@ -163,7 +163,7 @@
           <w:noProof/>
         </w:rPr>
         <w:drawing>
-          <wp:inline distT="0" distB="0" distL="0" distR="0" wp14:anchorId="67CE4B57" wp14:editId="2B78E487">
+          <wp:inline distT="0" distB="0" distL="0" distR="0" wp14:anchorId="67CE4B57" wp14:editId="58431989">
             <wp:extent cx="4918635" cy="2294890"/>
             <wp:effectExtent l="0" t="0" r="0" b="0"/>
             <wp:docPr id="1632200295" name="Immagine 37"/>
@@ -295,7 +295,7 @@
           <w:r>
             <w:fldChar w:fldCharType="separate"/>
           </w:r>
-          <w:hyperlink w:anchor="_Toc238750016" w:history="1">
+          <w:hyperlink w:anchor="_Toc239527353" w:history="1">
             <w:r>
               <w:rPr>
                 <w:rStyle w:val="Collegamentoipertestuale"/>
@@ -344,7 +344,7 @@
                 <w:noProof/>
                 <w:webHidden/>
               </w:rPr>
-              <w:instrText xml:space="preserve"> PAGEREF _Toc238750016 \h </w:instrText>
+              <w:instrText xml:space="preserve"> PAGEREF _Toc239527353 \h </w:instrText>
             </w:r>
             <w:r>
               <w:rPr>
@@ -389,7 +389,7 @@
               <w14:ligatures w14:val="standardContextual"/>
             </w:rPr>
           </w:pPr>
-          <w:hyperlink w:anchor="_Toc238750017" w:history="1">
+          <w:hyperlink w:anchor="_Toc239527354" w:history="1">
             <w:r>
               <w:rPr>
                 <w:rStyle w:val="Collegamentoipertestuale"/>
@@ -438,7 +438,7 @@
                 <w:noProof/>
                 <w:webHidden/>
               </w:rPr>
-              <w:instrText xml:space="preserve"> PAGEREF _Toc238750017 \h </w:instrText>
+              <w:instrText xml:space="preserve"> PAGEREF _Toc239527354 \h </w:instrText>
             </w:r>
             <w:r>
               <w:rPr>
@@ -483,7 +483,7 @@
               <w14:ligatures w14:val="standardContextual"/>
             </w:rPr>
           </w:pPr>
-          <w:hyperlink w:anchor="_Toc238750018" w:history="1">
+          <w:hyperlink w:anchor="_Toc239527355" w:history="1">
             <w:r>
               <w:rPr>
                 <w:rStyle w:val="Collegamentoipertestuale"/>
@@ -534,7 +534,7 @@
                 <w:noProof/>
                 <w:webHidden/>
               </w:rPr>
-              <w:instrText xml:space="preserve"> PAGEREF _Toc238750018 \h </w:instrText>
+              <w:instrText xml:space="preserve"> PAGEREF _Toc239527355 \h </w:instrText>
             </w:r>
             <w:r>
               <w:rPr>
@@ -579,7 +579,7 @@
               <w14:ligatures w14:val="standardContextual"/>
             </w:rPr>
           </w:pPr>
-          <w:hyperlink w:anchor="_Toc238750019" w:history="1">
+          <w:hyperlink w:anchor="_Toc239527356" w:history="1">
             <w:r>
               <w:rPr>
                 <w:rStyle w:val="Collegamentoipertestuale"/>
@@ -630,7 +630,7 @@
                 <w:noProof/>
                 <w:webHidden/>
               </w:rPr>
-              <w:instrText xml:space="preserve"> PAGEREF _Toc238750019 \h </w:instrText>
+              <w:instrText xml:space="preserve"> PAGEREF _Toc239527356 \h </w:instrText>
             </w:r>
             <w:r>
               <w:rPr>
@@ -675,7 +675,7 @@
               <w14:ligatures w14:val="standardContextual"/>
             </w:rPr>
           </w:pPr>
-          <w:hyperlink w:anchor="_Toc238750020" w:history="1">
+          <w:hyperlink w:anchor="_Toc239527357" w:history="1">
             <w:r>
               <w:rPr>
                 <w:rStyle w:val="Collegamentoipertestuale"/>
@@ -726,7 +726,7 @@
                 <w:noProof/>
                 <w:webHidden/>
               </w:rPr>
-              <w:instrText xml:space="preserve"> PAGEREF _Toc238750020 \h </w:instrText>
+              <w:instrText xml:space="preserve"> PAGEREF _Toc239527357 \h </w:instrText>
             </w:r>
             <w:r>
               <w:rPr>
@@ -771,7 +771,7 @@
               <w14:ligatures w14:val="standardContextual"/>
             </w:rPr>
           </w:pPr>
-          <w:hyperlink w:anchor="_Toc238750021" w:history="1">
+          <w:hyperlink w:anchor="_Toc239527358" w:history="1">
             <w:r>
               <w:rPr>
                 <w:rStyle w:val="Collegamentoipertestuale"/>
@@ -822,7 +822,7 @@
                 <w:noProof/>
                 <w:webHidden/>
               </w:rPr>
-              <w:instrText xml:space="preserve"> PAGEREF _Toc238750021 \h </w:instrText>
+              <w:instrText xml:space="preserve"> PAGEREF _Toc239527358 \h </w:instrText>
             </w:r>
             <w:r>
               <w:rPr>
@@ -867,7 +867,7 @@
               <w14:ligatures w14:val="standardContextual"/>
             </w:rPr>
           </w:pPr>
-          <w:hyperlink w:anchor="_Toc238750022" w:history="1">
+          <w:hyperlink w:anchor="_Toc239527359" w:history="1">
             <w:r>
               <w:rPr>
                 <w:rStyle w:val="Collegamentoipertestuale"/>
@@ -918,7 +918,7 @@
                 <w:noProof/>
                 <w:webHidden/>
               </w:rPr>
-              <w:instrText xml:space="preserve"> PAGEREF _Toc238750022 \h </w:instrText>
+              <w:instrText xml:space="preserve"> PAGEREF _Toc239527359 \h </w:instrText>
             </w:r>
             <w:r>
               <w:rPr>
@@ -963,7 +963,7 @@
               <w14:ligatures w14:val="standardContextual"/>
             </w:rPr>
           </w:pPr>
-          <w:hyperlink w:anchor="_Toc238750023" w:history="1">
+          <w:hyperlink w:anchor="_Toc239527360" w:history="1">
             <w:r>
               <w:rPr>
                 <w:rStyle w:val="Collegamentoipertestuale"/>
@@ -1014,7 +1014,7 @@
                 <w:noProof/>
                 <w:webHidden/>
               </w:rPr>
-              <w:instrText xml:space="preserve"> PAGEREF _Toc238750023 \h </w:instrText>
+              <w:instrText xml:space="preserve"> PAGEREF _Toc239527360 \h </w:instrText>
             </w:r>
             <w:r>
               <w:rPr>
@@ -1059,7 +1059,7 @@
               <w14:ligatures w14:val="standardContextual"/>
             </w:rPr>
           </w:pPr>
-          <w:hyperlink w:anchor="_Toc238750024" w:history="1">
+          <w:hyperlink w:anchor="_Toc239527361" w:history="1">
             <w:r>
               <w:rPr>
                 <w:rStyle w:val="Collegamentoipertestuale"/>
@@ -1110,7 +1110,7 @@
                 <w:noProof/>
                 <w:webHidden/>
               </w:rPr>
-              <w:instrText xml:space="preserve"> PAGEREF _Toc238750024 \h </w:instrText>
+              <w:instrText xml:space="preserve"> PAGEREF _Toc239527361 \h </w:instrText>
             </w:r>
             <w:r>
               <w:rPr>
@@ -1155,7 +1155,7 @@
               <w14:ligatures w14:val="standardContextual"/>
             </w:rPr>
           </w:pPr>
-          <w:hyperlink w:anchor="_Toc238750025" w:history="1">
+          <w:hyperlink w:anchor="_Toc239527362" w:history="1">
             <w:r>
               <w:rPr>
                 <w:rStyle w:val="Collegamentoipertestuale"/>
@@ -1206,7 +1206,7 @@
                 <w:noProof/>
                 <w:webHidden/>
               </w:rPr>
-              <w:instrText xml:space="preserve"> PAGEREF _Toc238750025 \h </w:instrText>
+              <w:instrText xml:space="preserve"> PAGEREF _Toc239527362 \h </w:instrText>
             </w:r>
             <w:r>
               <w:rPr>
@@ -1251,7 +1251,7 @@
               <w14:ligatures w14:val="standardContextual"/>
             </w:rPr>
           </w:pPr>
-          <w:hyperlink w:anchor="_Toc238750026" w:history="1">
+          <w:hyperlink w:anchor="_Toc239527363" w:history="1">
             <w:r>
               <w:rPr>
                 <w:rStyle w:val="Collegamentoipertestuale"/>
@@ -1302,7 +1302,7 @@
                 <w:noProof/>
                 <w:webHidden/>
               </w:rPr>
-              <w:instrText xml:space="preserve"> PAGEREF _Toc238750026 \h </w:instrText>
+              <w:instrText xml:space="preserve"> PAGEREF _Toc239527363 \h </w:instrText>
             </w:r>
             <w:r>
               <w:rPr>
@@ -1347,7 +1347,7 @@
               <w14:ligatures w14:val="standardContextual"/>
             </w:rPr>
           </w:pPr>
-          <w:hyperlink w:anchor="_Toc238750027" w:history="1">
+          <w:hyperlink w:anchor="_Toc239527364" w:history="1">
             <w:r>
               <w:rPr>
                 <w:rStyle w:val="Collegamentoipertestuale"/>
@@ -1398,7 +1398,7 @@
                 <w:noProof/>
                 <w:webHidden/>
               </w:rPr>
-              <w:instrText xml:space="preserve"> PAGEREF _Toc238750027 \h </w:instrText>
+              <w:instrText xml:space="preserve"> PAGEREF _Toc239527364 \h </w:instrText>
             </w:r>
             <w:r>
               <w:rPr>
@@ -1443,7 +1443,7 @@
               <w14:ligatures w14:val="standardContextual"/>
             </w:rPr>
           </w:pPr>
-          <w:hyperlink w:anchor="_Toc238750028" w:history="1">
+          <w:hyperlink w:anchor="_Toc239527365" w:history="1">
             <w:r>
               <w:rPr>
                 <w:rStyle w:val="Collegamentoipertestuale"/>
@@ -1494,7 +1494,7 @@
                 <w:noProof/>
                 <w:webHidden/>
               </w:rPr>
-              <w:instrText xml:space="preserve"> PAGEREF _Toc238750028 \h </w:instrText>
+              <w:instrText xml:space="preserve"> PAGEREF _Toc239527365 \h </w:instrText>
             </w:r>
             <w:r>
               <w:rPr>
@@ -1539,7 +1539,7 @@
               <w14:ligatures w14:val="standardContextual"/>
             </w:rPr>
           </w:pPr>
-          <w:hyperlink w:anchor="_Toc238750029" w:history="1">
+          <w:hyperlink w:anchor="_Toc239527366" w:history="1">
             <w:r>
               <w:rPr>
                 <w:rStyle w:val="Collegamentoipertestuale"/>
@@ -1590,7 +1590,7 @@
                 <w:noProof/>
                 <w:webHidden/>
               </w:rPr>
-              <w:instrText xml:space="preserve"> PAGEREF _Toc238750029 \h </w:instrText>
+              <w:instrText xml:space="preserve"> PAGEREF _Toc239527366 \h </w:instrText>
             </w:r>
             <w:r>
               <w:rPr>
@@ -1635,7 +1635,7 @@
               <w14:ligatures w14:val="standardContextual"/>
             </w:rPr>
           </w:pPr>
-          <w:hyperlink w:anchor="_Toc238750030" w:history="1">
+          <w:hyperlink w:anchor="_Toc239527367" w:history="1">
             <w:r>
               <w:rPr>
                 <w:rStyle w:val="Collegamentoipertestuale"/>
@@ -1684,7 +1684,7 @@
                 <w:noProof/>
                 <w:webHidden/>
               </w:rPr>
-              <w:instrText xml:space="preserve"> PAGEREF _Toc238750030 \h </w:instrText>
+              <w:instrText xml:space="preserve"> PAGEREF _Toc239527367 \h </w:instrText>
             </w:r>
             <w:r>
               <w:rPr>
@@ -1704,7 +1704,7 @@
                 <w:noProof/>
                 <w:webHidden/>
               </w:rPr>
-              <w:t>22</w:t>
+              <w:t>24</w:t>
             </w:r>
             <w:r>
               <w:rPr>
@@ -1729,7 +1729,7 @@
               <w14:ligatures w14:val="standardContextual"/>
             </w:rPr>
           </w:pPr>
-          <w:hyperlink w:anchor="_Toc238750031" w:history="1">
+          <w:hyperlink w:anchor="_Toc239527368" w:history="1">
             <w:r>
               <w:rPr>
                 <w:rStyle w:val="Collegamentoipertestuale"/>
@@ -1780,7 +1780,7 @@
                 <w:noProof/>
                 <w:webHidden/>
               </w:rPr>
-              <w:instrText xml:space="preserve"> PAGEREF _Toc238750031 \h </w:instrText>
+              <w:instrText xml:space="preserve"> PAGEREF _Toc239527368 \h </w:instrText>
             </w:r>
             <w:r>
               <w:rPr>
@@ -1800,7 +1800,7 @@
                 <w:noProof/>
                 <w:webHidden/>
               </w:rPr>
-              <w:t>22</w:t>
+              <w:t>24</w:t>
             </w:r>
             <w:r>
               <w:rPr>
@@ -1825,7 +1825,7 @@
               <w14:ligatures w14:val="standardContextual"/>
             </w:rPr>
           </w:pPr>
-          <w:hyperlink w:anchor="_Toc238750032" w:history="1">
+          <w:hyperlink w:anchor="_Toc239527369" w:history="1">
             <w:r>
               <w:rPr>
                 <w:rStyle w:val="Collegamentoipertestuale"/>
@@ -1876,7 +1876,7 @@
                 <w:noProof/>
                 <w:webHidden/>
               </w:rPr>
-              <w:instrText xml:space="preserve"> PAGEREF _Toc238750032 \h </w:instrText>
+              <w:instrText xml:space="preserve"> PAGEREF _Toc239527369 \h </w:instrText>
             </w:r>
             <w:r>
               <w:rPr>
@@ -1896,7 +1896,7 @@
                 <w:noProof/>
                 <w:webHidden/>
               </w:rPr>
-              <w:t>23</w:t>
+              <w:t>25</w:t>
             </w:r>
             <w:r>
               <w:rPr>
@@ -1921,7 +1921,7 @@
               <w14:ligatures w14:val="standardContextual"/>
             </w:rPr>
           </w:pPr>
-          <w:hyperlink w:anchor="_Toc238750033" w:history="1">
+          <w:hyperlink w:anchor="_Toc239527370" w:history="1">
             <w:r>
               <w:rPr>
                 <w:rStyle w:val="Collegamentoipertestuale"/>
@@ -1972,7 +1972,7 @@
                 <w:noProof/>
                 <w:webHidden/>
               </w:rPr>
-              <w:instrText xml:space="preserve"> PAGEREF _Toc238750033 \h </w:instrText>
+              <w:instrText xml:space="preserve"> PAGEREF _Toc239527370 \h </w:instrText>
             </w:r>
             <w:r>
               <w:rPr>
@@ -1992,7 +1992,7 @@
                 <w:noProof/>
                 <w:webHidden/>
               </w:rPr>
-              <w:t>23</w:t>
+              <w:t>25</w:t>
             </w:r>
             <w:r>
               <w:rPr>
@@ -2017,7 +2017,7 @@
               <w14:ligatures w14:val="standardContextual"/>
             </w:rPr>
           </w:pPr>
-          <w:hyperlink w:anchor="_Toc238750034" w:history="1">
+          <w:hyperlink w:anchor="_Toc239527371" w:history="1">
             <w:r>
               <w:rPr>
                 <w:rStyle w:val="Collegamentoipertestuale"/>
@@ -2068,7 +2068,7 @@
                 <w:noProof/>
                 <w:webHidden/>
               </w:rPr>
-              <w:instrText xml:space="preserve"> PAGEREF _Toc238750034 \h </w:instrText>
+              <w:instrText xml:space="preserve"> PAGEREF _Toc239527371 \h </w:instrText>
             </w:r>
             <w:r>
               <w:rPr>
@@ -2088,7 +2088,7 @@
                 <w:noProof/>
                 <w:webHidden/>
               </w:rPr>
-              <w:t>24</w:t>
+              <w:t>26</w:t>
             </w:r>
             <w:r>
               <w:rPr>
@@ -2113,7 +2113,7 @@
               <w14:ligatures w14:val="standardContextual"/>
             </w:rPr>
           </w:pPr>
-          <w:hyperlink w:anchor="_Toc238750035" w:history="1">
+          <w:hyperlink w:anchor="_Toc239527372" w:history="1">
             <w:r>
               <w:rPr>
                 <w:rStyle w:val="Collegamentoipertestuale"/>
@@ -2162,7 +2162,7 @@
                 <w:noProof/>
                 <w:webHidden/>
               </w:rPr>
-              <w:instrText xml:space="preserve"> PAGEREF _Toc238750035 \h </w:instrText>
+              <w:instrText xml:space="preserve"> PAGEREF _Toc239527372 \h </w:instrText>
             </w:r>
             <w:r>
               <w:rPr>
@@ -2182,7 +2182,7 @@
                 <w:noProof/>
                 <w:webHidden/>
               </w:rPr>
-              <w:t>25</w:t>
+              <w:t>27</w:t>
             </w:r>
             <w:r>
               <w:rPr>
@@ -2207,7 +2207,7 @@
               <w14:ligatures w14:val="standardContextual"/>
             </w:rPr>
           </w:pPr>
-          <w:hyperlink w:anchor="_Toc238750036" w:history="1">
+          <w:hyperlink w:anchor="_Toc239527373" w:history="1">
             <w:r>
               <w:rPr>
                 <w:rStyle w:val="Collegamentoipertestuale"/>
@@ -2258,7 +2258,7 @@
                 <w:noProof/>
                 <w:webHidden/>
               </w:rPr>
-              <w:instrText xml:space="preserve"> PAGEREF _Toc238750036 \h </w:instrText>
+              <w:instrText xml:space="preserve"> PAGEREF _Toc239527373 \h </w:instrText>
             </w:r>
             <w:r>
               <w:rPr>
@@ -2278,7 +2278,7 @@
                 <w:noProof/>
                 <w:webHidden/>
               </w:rPr>
-              <w:t>26</w:t>
+              <w:t>28</w:t>
             </w:r>
             <w:r>
               <w:rPr>
@@ -2303,7 +2303,7 @@
               <w14:ligatures w14:val="standardContextual"/>
             </w:rPr>
           </w:pPr>
-          <w:hyperlink w:anchor="_Toc238750037" w:history="1">
+          <w:hyperlink w:anchor="_Toc239527374" w:history="1">
             <w:r>
               <w:rPr>
                 <w:rStyle w:val="Collegamentoipertestuale"/>
@@ -2354,7 +2354,7 @@
                 <w:noProof/>
                 <w:webHidden/>
               </w:rPr>
-              <w:instrText xml:space="preserve"> PAGEREF _Toc238750037 \h </w:instrText>
+              <w:instrText xml:space="preserve"> PAGEREF _Toc239527374 \h </w:instrText>
             </w:r>
             <w:r>
               <w:rPr>
@@ -2374,7 +2374,7 @@
                 <w:noProof/>
                 <w:webHidden/>
               </w:rPr>
-              <w:t>27</w:t>
+              <w:t>29</w:t>
             </w:r>
             <w:r>
               <w:rPr>
@@ -2399,7 +2399,7 @@
               <w14:ligatures w14:val="standardContextual"/>
             </w:rPr>
           </w:pPr>
-          <w:hyperlink w:anchor="_Toc238750038" w:history="1">
+          <w:hyperlink w:anchor="_Toc239527375" w:history="1">
             <w:r>
               <w:rPr>
                 <w:rStyle w:val="Collegamentoipertestuale"/>
@@ -2450,7 +2450,7 @@
                 <w:noProof/>
                 <w:webHidden/>
               </w:rPr>
-              <w:instrText xml:space="preserve"> PAGEREF _Toc238750038 \h </w:instrText>
+              <w:instrText xml:space="preserve"> PAGEREF _Toc239527375 \h </w:instrText>
             </w:r>
             <w:r>
               <w:rPr>
@@ -2470,7 +2470,7 @@
                 <w:noProof/>
                 <w:webHidden/>
               </w:rPr>
-              <w:t>28</w:t>
+              <w:t>30</w:t>
             </w:r>
             <w:r>
               <w:rPr>
@@ -2495,7 +2495,7 @@
               <w14:ligatures w14:val="standardContextual"/>
             </w:rPr>
           </w:pPr>
-          <w:hyperlink w:anchor="_Toc238750039" w:history="1">
+          <w:hyperlink w:anchor="_Toc239527376" w:history="1">
             <w:r>
               <w:rPr>
                 <w:rStyle w:val="Collegamentoipertestuale"/>
@@ -2546,7 +2546,7 @@
                 <w:noProof/>
                 <w:webHidden/>
               </w:rPr>
-              <w:instrText xml:space="preserve"> PAGEREF _Toc238750039 \h </w:instrText>
+              <w:instrText xml:space="preserve"> PAGEREF _Toc239527376 \h </w:instrText>
             </w:r>
             <w:r>
               <w:rPr>
@@ -2566,7 +2566,7 @@
                 <w:noProof/>
                 <w:webHidden/>
               </w:rPr>
-              <w:t>28</w:t>
+              <w:t>30</w:t>
             </w:r>
             <w:r>
               <w:rPr>
@@ -2591,7 +2591,7 @@
               <w14:ligatures w14:val="standardContextual"/>
             </w:rPr>
           </w:pPr>
-          <w:hyperlink w:anchor="_Toc238750040" w:history="1">
+          <w:hyperlink w:anchor="_Toc239527377" w:history="1">
             <w:r>
               <w:rPr>
                 <w:rStyle w:val="Collegamentoipertestuale"/>
@@ -2642,7 +2642,7 @@
                 <w:noProof/>
                 <w:webHidden/>
               </w:rPr>
-              <w:instrText xml:space="preserve"> PAGEREF _Toc238750040 \h </w:instrText>
+              <w:instrText xml:space="preserve"> PAGEREF _Toc239527377 \h </w:instrText>
             </w:r>
             <w:r>
               <w:rPr>
@@ -2662,7 +2662,7 @@
                 <w:noProof/>
                 <w:webHidden/>
               </w:rPr>
-              <w:t>29</w:t>
+              <w:t>31</w:t>
             </w:r>
             <w:r>
               <w:rPr>
@@ -2687,7 +2687,7 @@
               <w14:ligatures w14:val="standardContextual"/>
             </w:rPr>
           </w:pPr>
-          <w:hyperlink w:anchor="_Toc238750041" w:history="1">
+          <w:hyperlink w:anchor="_Toc239527378" w:history="1">
             <w:r>
               <w:rPr>
                 <w:rStyle w:val="Collegamentoipertestuale"/>
@@ -2738,7 +2738,7 @@
                 <w:noProof/>
                 <w:webHidden/>
               </w:rPr>
-              <w:instrText xml:space="preserve"> PAGEREF _Toc238750041 \h </w:instrText>
+              <w:instrText xml:space="preserve"> PAGEREF _Toc239527378 \h </w:instrText>
             </w:r>
             <w:r>
               <w:rPr>
@@ -2758,7 +2758,7 @@
                 <w:noProof/>
                 <w:webHidden/>
               </w:rPr>
-              <w:t>34</w:t>
+              <w:t>36</w:t>
             </w:r>
             <w:r>
               <w:rPr>
@@ -2783,7 +2783,7 @@
               <w14:ligatures w14:val="standardContextual"/>
             </w:rPr>
           </w:pPr>
-          <w:hyperlink w:anchor="_Toc238750042" w:history="1">
+          <w:hyperlink w:anchor="_Toc239527379" w:history="1">
             <w:r>
               <w:rPr>
                 <w:rStyle w:val="Collegamentoipertestuale"/>
@@ -2834,7 +2834,7 @@
                 <w:noProof/>
                 <w:webHidden/>
               </w:rPr>
-              <w:instrText xml:space="preserve"> PAGEREF _Toc238750042 \h </w:instrText>
+              <w:instrText xml:space="preserve"> PAGEREF _Toc239527379 \h </w:instrText>
             </w:r>
             <w:r>
               <w:rPr>
@@ -2854,7 +2854,7 @@
                 <w:noProof/>
                 <w:webHidden/>
               </w:rPr>
-              <w:t>35</w:t>
+              <w:t>37</w:t>
             </w:r>
             <w:r>
               <w:rPr>
@@ -2879,7 +2879,7 @@
               <w14:ligatures w14:val="standardContextual"/>
             </w:rPr>
           </w:pPr>
-          <w:hyperlink w:anchor="_Toc238750043" w:history="1">
+          <w:hyperlink w:anchor="_Toc239527380" w:history="1">
             <w:r>
               <w:rPr>
                 <w:rStyle w:val="Collegamentoipertestuale"/>
@@ -2930,7 +2930,7 @@
                 <w:noProof/>
                 <w:webHidden/>
               </w:rPr>
-              <w:instrText xml:space="preserve"> PAGEREF _Toc238750043 \h </w:instrText>
+              <w:instrText xml:space="preserve"> PAGEREF _Toc239527380 \h </w:instrText>
             </w:r>
             <w:r>
               <w:rPr>
@@ -2950,7 +2950,7 @@
                 <w:noProof/>
                 <w:webHidden/>
               </w:rPr>
-              <w:t>36</w:t>
+              <w:t>38</w:t>
             </w:r>
             <w:r>
               <w:rPr>
@@ -2975,7 +2975,7 @@
               <w14:ligatures w14:val="standardContextual"/>
             </w:rPr>
           </w:pPr>
-          <w:hyperlink w:anchor="_Toc238750044" w:history="1">
+          <w:hyperlink w:anchor="_Toc239527381" w:history="1">
             <w:r>
               <w:rPr>
                 <w:rStyle w:val="Collegamentoipertestuale"/>
@@ -3026,7 +3026,7 @@
                 <w:noProof/>
                 <w:webHidden/>
               </w:rPr>
-              <w:instrText xml:space="preserve"> PAGEREF _Toc238750044 \h </w:instrText>
+              <w:instrText xml:space="preserve"> PAGEREF _Toc239527381 \h </w:instrText>
             </w:r>
             <w:r>
               <w:rPr>
@@ -3046,7 +3046,7 @@
                 <w:noProof/>
                 <w:webHidden/>
               </w:rPr>
-              <w:t>36</w:t>
+              <w:t>38</w:t>
             </w:r>
             <w:r>
               <w:rPr>
@@ -3071,7 +3071,7 @@
               <w14:ligatures w14:val="standardContextual"/>
             </w:rPr>
           </w:pPr>
-          <w:hyperlink w:anchor="_Toc238750045" w:history="1">
+          <w:hyperlink w:anchor="_Toc239527382" w:history="1">
             <w:r>
               <w:rPr>
                 <w:rStyle w:val="Collegamentoipertestuale"/>
@@ -3122,7 +3122,7 @@
                 <w:noProof/>
                 <w:webHidden/>
               </w:rPr>
-              <w:instrText xml:space="preserve"> PAGEREF _Toc238750045 \h </w:instrText>
+              <w:instrText xml:space="preserve"> PAGEREF _Toc239527382 \h </w:instrText>
             </w:r>
             <w:r>
               <w:rPr>
@@ -3142,7 +3142,7 @@
                 <w:noProof/>
                 <w:webHidden/>
               </w:rPr>
-              <w:t>37</w:t>
+              <w:t>39</w:t>
             </w:r>
             <w:r>
               <w:rPr>
@@ -3167,7 +3167,7 @@
               <w14:ligatures w14:val="standardContextual"/>
             </w:rPr>
           </w:pPr>
-          <w:hyperlink w:anchor="_Toc238750046" w:history="1">
+          <w:hyperlink w:anchor="_Toc239527383" w:history="1">
             <w:r>
               <w:rPr>
                 <w:rStyle w:val="Collegamentoipertestuale"/>
@@ -3218,7 +3218,7 @@
                 <w:noProof/>
                 <w:webHidden/>
               </w:rPr>
-              <w:instrText xml:space="preserve"> PAGEREF _Toc238750046 \h </w:instrText>
+              <w:instrText xml:space="preserve"> PAGEREF _Toc239527383 \h </w:instrText>
             </w:r>
             <w:r>
               <w:rPr>
@@ -3238,7 +3238,7 @@
                 <w:noProof/>
                 <w:webHidden/>
               </w:rPr>
-              <w:t>37</w:t>
+              <w:t>39</w:t>
             </w:r>
             <w:r>
               <w:rPr>
@@ -3263,7 +3263,7 @@
               <w14:ligatures w14:val="standardContextual"/>
             </w:rPr>
           </w:pPr>
-          <w:hyperlink w:anchor="_Toc238750047" w:history="1">
+          <w:hyperlink w:anchor="_Toc239527384" w:history="1">
             <w:r>
               <w:rPr>
                 <w:rStyle w:val="Collegamentoipertestuale"/>
@@ -3314,7 +3314,7 @@
                 <w:noProof/>
                 <w:webHidden/>
               </w:rPr>
-              <w:instrText xml:space="preserve"> PAGEREF _Toc238750047 \h </w:instrText>
+              <w:instrText xml:space="preserve"> PAGEREF _Toc239527384 \h </w:instrText>
             </w:r>
             <w:r>
               <w:rPr>
@@ -3334,7 +3334,7 @@
                 <w:noProof/>
                 <w:webHidden/>
               </w:rPr>
-              <w:t>37</w:t>
+              <w:t>39</w:t>
             </w:r>
             <w:r>
               <w:rPr>
@@ -3359,7 +3359,7 @@
               <w14:ligatures w14:val="standardContextual"/>
             </w:rPr>
           </w:pPr>
-          <w:hyperlink w:anchor="_Toc238750048" w:history="1">
+          <w:hyperlink w:anchor="_Toc239527385" w:history="1">
             <w:r>
               <w:rPr>
                 <w:rStyle w:val="Collegamentoipertestuale"/>
@@ -3410,7 +3410,7 @@
                 <w:noProof/>
                 <w:webHidden/>
               </w:rPr>
-              <w:instrText xml:space="preserve"> PAGEREF _Toc238750048 \h </w:instrText>
+              <w:instrText xml:space="preserve"> PAGEREF _Toc239527385 \h </w:instrText>
             </w:r>
             <w:r>
               <w:rPr>
@@ -3430,7 +3430,7 @@
                 <w:noProof/>
                 <w:webHidden/>
               </w:rPr>
-              <w:t>38</w:t>
+              <w:t>40</w:t>
             </w:r>
             <w:r>
               <w:rPr>
@@ -3455,7 +3455,7 @@
               <w14:ligatures w14:val="standardContextual"/>
             </w:rPr>
           </w:pPr>
-          <w:hyperlink w:anchor="_Toc238750049" w:history="1">
+          <w:hyperlink w:anchor="_Toc239527386" w:history="1">
             <w:r>
               <w:rPr>
                 <w:rStyle w:val="Collegamentoipertestuale"/>
@@ -3506,7 +3506,7 @@
                 <w:noProof/>
                 <w:webHidden/>
               </w:rPr>
-              <w:instrText xml:space="preserve"> PAGEREF _Toc238750049 \h </w:instrText>
+              <w:instrText xml:space="preserve"> PAGEREF _Toc239527386 \h </w:instrText>
             </w:r>
             <w:r>
               <w:rPr>
@@ -3526,7 +3526,7 @@
                 <w:noProof/>
                 <w:webHidden/>
               </w:rPr>
-              <w:t>38</w:t>
+              <w:t>40</w:t>
             </w:r>
             <w:r>
               <w:rPr>
@@ -3551,7 +3551,7 @@
               <w14:ligatures w14:val="standardContextual"/>
             </w:rPr>
           </w:pPr>
-          <w:hyperlink w:anchor="_Toc238750050" w:history="1">
+          <w:hyperlink w:anchor="_Toc239527387" w:history="1">
             <w:r>
               <w:rPr>
                 <w:rStyle w:val="Collegamentoipertestuale"/>
@@ -3602,7 +3602,7 @@
                 <w:noProof/>
                 <w:webHidden/>
               </w:rPr>
-              <w:instrText xml:space="preserve"> PAGEREF _Toc238750050 \h </w:instrText>
+              <w:instrText xml:space="preserve"> PAGEREF _Toc239527387 \h </w:instrText>
             </w:r>
             <w:r>
               <w:rPr>
@@ -3622,7 +3622,7 @@
                 <w:noProof/>
                 <w:webHidden/>
               </w:rPr>
-              <w:t>38</w:t>
+              <w:t>40</w:t>
             </w:r>
             <w:r>
               <w:rPr>
@@ -3647,7 +3647,7 @@
               <w14:ligatures w14:val="standardContextual"/>
             </w:rPr>
           </w:pPr>
-          <w:hyperlink w:anchor="_Toc238750051" w:history="1">
+          <w:hyperlink w:anchor="_Toc239527388" w:history="1">
             <w:r>
               <w:rPr>
                 <w:rStyle w:val="Collegamentoipertestuale"/>
@@ -3698,7 +3698,7 @@
                 <w:noProof/>
                 <w:webHidden/>
               </w:rPr>
-              <w:instrText xml:space="preserve"> PAGEREF _Toc238750051 \h </w:instrText>
+              <w:instrText xml:space="preserve"> PAGEREF _Toc239527388 \h </w:instrText>
             </w:r>
             <w:r>
               <w:rPr>
@@ -3718,7 +3718,7 @@
                 <w:noProof/>
                 <w:webHidden/>
               </w:rPr>
-              <w:t>40</w:t>
+              <w:t>42</w:t>
             </w:r>
             <w:r>
               <w:rPr>
@@ -3743,7 +3743,7 @@
               <w14:ligatures w14:val="standardContextual"/>
             </w:rPr>
           </w:pPr>
-          <w:hyperlink w:anchor="_Toc238750052" w:history="1">
+          <w:hyperlink w:anchor="_Toc239527389" w:history="1">
             <w:r>
               <w:rPr>
                 <w:rStyle w:val="Collegamentoipertestuale"/>
@@ -3794,7 +3794,7 @@
                 <w:noProof/>
                 <w:webHidden/>
               </w:rPr>
-              <w:instrText xml:space="preserve"> PAGEREF _Toc238750052 \h </w:instrText>
+              <w:instrText xml:space="preserve"> PAGEREF _Toc239527389 \h </w:instrText>
             </w:r>
             <w:r>
               <w:rPr>
@@ -3814,7 +3814,7 @@
                 <w:noProof/>
                 <w:webHidden/>
               </w:rPr>
-              <w:t>40</w:t>
+              <w:t>42</w:t>
             </w:r>
             <w:r>
               <w:rPr>
@@ -3839,7 +3839,7 @@
               <w14:ligatures w14:val="standardContextual"/>
             </w:rPr>
           </w:pPr>
-          <w:hyperlink w:anchor="_Toc238750053" w:history="1">
+          <w:hyperlink w:anchor="_Toc239527390" w:history="1">
             <w:r>
               <w:rPr>
                 <w:rStyle w:val="Collegamentoipertestuale"/>
@@ -3890,7 +3890,7 @@
                 <w:noProof/>
                 <w:webHidden/>
               </w:rPr>
-              <w:instrText xml:space="preserve"> PAGEREF _Toc238750053 \h </w:instrText>
+              <w:instrText xml:space="preserve"> PAGEREF _Toc239527390 \h </w:instrText>
             </w:r>
             <w:r>
               <w:rPr>
@@ -3910,7 +3910,7 @@
                 <w:noProof/>
                 <w:webHidden/>
               </w:rPr>
-              <w:t>40</w:t>
+              <w:t>42</w:t>
             </w:r>
             <w:r>
               <w:rPr>
@@ -3935,7 +3935,7 @@
               <w14:ligatures w14:val="standardContextual"/>
             </w:rPr>
           </w:pPr>
-          <w:hyperlink w:anchor="_Toc238750054" w:history="1">
+          <w:hyperlink w:anchor="_Toc239527391" w:history="1">
             <w:r>
               <w:rPr>
                 <w:rStyle w:val="Collegamentoipertestuale"/>
@@ -3986,7 +3986,7 @@
                 <w:noProof/>
                 <w:webHidden/>
               </w:rPr>
-              <w:instrText xml:space="preserve"> PAGEREF _Toc238750054 \h </w:instrText>
+              <w:instrText xml:space="preserve"> PAGEREF _Toc239527391 \h </w:instrText>
             </w:r>
             <w:r>
               <w:rPr>
@@ -4006,7 +4006,7 @@
                 <w:noProof/>
                 <w:webHidden/>
               </w:rPr>
-              <w:t>41</w:t>
+              <w:t>43</w:t>
             </w:r>
             <w:r>
               <w:rPr>
@@ -4031,7 +4031,7 @@
               <w14:ligatures w14:val="standardContextual"/>
             </w:rPr>
           </w:pPr>
-          <w:hyperlink w:anchor="_Toc238750055" w:history="1">
+          <w:hyperlink w:anchor="_Toc239527392" w:history="1">
             <w:r>
               <w:rPr>
                 <w:rStyle w:val="Collegamentoipertestuale"/>
@@ -4082,7 +4082,7 @@
                 <w:noProof/>
                 <w:webHidden/>
               </w:rPr>
-              <w:instrText xml:space="preserve"> PAGEREF _Toc238750055 \h </w:instrText>
+              <w:instrText xml:space="preserve"> PAGEREF _Toc239527392 \h </w:instrText>
             </w:r>
             <w:r>
               <w:rPr>
@@ -4102,7 +4102,7 @@
                 <w:noProof/>
                 <w:webHidden/>
               </w:rPr>
-              <w:t>41</w:t>
+              <w:t>43</w:t>
             </w:r>
             <w:r>
               <w:rPr>
@@ -4127,7 +4127,7 @@
               <w14:ligatures w14:val="standardContextual"/>
             </w:rPr>
           </w:pPr>
-          <w:hyperlink w:anchor="_Toc238750056" w:history="1">
+          <w:hyperlink w:anchor="_Toc239527393" w:history="1">
             <w:r>
               <w:rPr>
                 <w:rStyle w:val="Collegamentoipertestuale"/>
@@ -4178,7 +4178,7 @@
                 <w:noProof/>
                 <w:webHidden/>
               </w:rPr>
-              <w:instrText xml:space="preserve"> PAGEREF _Toc238750056 \h </w:instrText>
+              <w:instrText xml:space="preserve"> PAGEREF _Toc239527393 \h </w:instrText>
             </w:r>
             <w:r>
               <w:rPr>
@@ -4198,7 +4198,7 @@
                 <w:noProof/>
                 <w:webHidden/>
               </w:rPr>
-              <w:t>42</w:t>
+              <w:t>44</w:t>
             </w:r>
             <w:r>
               <w:rPr>
@@ -4223,7 +4223,7 @@
               <w14:ligatures w14:val="standardContextual"/>
             </w:rPr>
           </w:pPr>
-          <w:hyperlink w:anchor="_Toc238750057" w:history="1">
+          <w:hyperlink w:anchor="_Toc239527394" w:history="1">
             <w:r>
               <w:rPr>
                 <w:rStyle w:val="Collegamentoipertestuale"/>
@@ -4274,7 +4274,7 @@
                 <w:noProof/>
                 <w:webHidden/>
               </w:rPr>
-              <w:instrText xml:space="preserve"> PAGEREF _Toc238750057 \h </w:instrText>
+              <w:instrText xml:space="preserve"> PAGEREF _Toc239527394 \h </w:instrText>
             </w:r>
             <w:r>
               <w:rPr>
@@ -4294,7 +4294,7 @@
                 <w:noProof/>
                 <w:webHidden/>
               </w:rPr>
-              <w:t>42</w:t>
+              <w:t>44</w:t>
             </w:r>
             <w:r>
               <w:rPr>
@@ -4319,7 +4319,7 @@
               <w14:ligatures w14:val="standardContextual"/>
             </w:rPr>
           </w:pPr>
-          <w:hyperlink w:anchor="_Toc238750058" w:history="1">
+          <w:hyperlink w:anchor="_Toc239527395" w:history="1">
             <w:r>
               <w:rPr>
                 <w:rStyle w:val="Collegamentoipertestuale"/>
@@ -4370,7 +4370,7 @@
                 <w:noProof/>
                 <w:webHidden/>
               </w:rPr>
-              <w:instrText xml:space="preserve"> PAGEREF _Toc238750058 \h </w:instrText>
+              <w:instrText xml:space="preserve"> PAGEREF _Toc239527395 \h </w:instrText>
             </w:r>
             <w:r>
               <w:rPr>
@@ -4390,7 +4390,7 @@
                 <w:noProof/>
                 <w:webHidden/>
               </w:rPr>
-              <w:t>42</w:t>
+              <w:t>44</w:t>
             </w:r>
             <w:r>
               <w:rPr>
@@ -4415,7 +4415,7 @@
               <w14:ligatures w14:val="standardContextual"/>
             </w:rPr>
           </w:pPr>
-          <w:hyperlink w:anchor="_Toc238750059" w:history="1">
+          <w:hyperlink w:anchor="_Toc239527396" w:history="1">
             <w:r>
               <w:rPr>
                 <w:rStyle w:val="Collegamentoipertestuale"/>
@@ -4466,7 +4466,7 @@
                 <w:noProof/>
                 <w:webHidden/>
               </w:rPr>
-              <w:instrText xml:space="preserve"> PAGEREF _Toc238750059 \h </w:instrText>
+              <w:instrText xml:space="preserve"> PAGEREF _Toc239527396 \h </w:instrText>
             </w:r>
             <w:r>
               <w:rPr>
@@ -4486,7 +4486,7 @@
                 <w:noProof/>
                 <w:webHidden/>
               </w:rPr>
-              <w:t>42</w:t>
+              <w:t>44</w:t>
             </w:r>
             <w:r>
               <w:rPr>
@@ -4511,7 +4511,7 @@
               <w14:ligatures w14:val="standardContextual"/>
             </w:rPr>
           </w:pPr>
-          <w:hyperlink w:anchor="_Toc238750060" w:history="1">
+          <w:hyperlink w:anchor="_Toc239527397" w:history="1">
             <w:r>
               <w:rPr>
                 <w:rStyle w:val="Collegamentoipertestuale"/>
@@ -4562,7 +4562,7 @@
                 <w:noProof/>
                 <w:webHidden/>
               </w:rPr>
-              <w:instrText xml:space="preserve"> PAGEREF _Toc238750060 \h </w:instrText>
+              <w:instrText xml:space="preserve"> PAGEREF _Toc239527397 \h </w:instrText>
             </w:r>
             <w:r>
               <w:rPr>
@@ -4582,7 +4582,7 @@
                 <w:noProof/>
                 <w:webHidden/>
               </w:rPr>
-              <w:t>43</w:t>
+              <w:t>45</w:t>
             </w:r>
             <w:r>
               <w:rPr>
@@ -4607,7 +4607,7 @@
               <w14:ligatures w14:val="standardContextual"/>
             </w:rPr>
           </w:pPr>
-          <w:hyperlink w:anchor="_Toc238750061" w:history="1">
+          <w:hyperlink w:anchor="_Toc239527398" w:history="1">
             <w:r>
               <w:rPr>
                 <w:rStyle w:val="Collegamentoipertestuale"/>
@@ -4658,7 +4658,7 @@
                 <w:noProof/>
                 <w:webHidden/>
               </w:rPr>
-              <w:instrText xml:space="preserve"> PAGEREF _Toc238750061 \h </w:instrText>
+              <w:instrText xml:space="preserve"> PAGEREF _Toc239527398 \h </w:instrText>
             </w:r>
             <w:r>
               <w:rPr>
@@ -4678,7 +4678,7 @@
                 <w:noProof/>
                 <w:webHidden/>
               </w:rPr>
-              <w:t>43</w:t>
+              <w:t>45</w:t>
             </w:r>
             <w:r>
               <w:rPr>
@@ -4703,7 +4703,7 @@
               <w14:ligatures w14:val="standardContextual"/>
             </w:rPr>
           </w:pPr>
-          <w:hyperlink w:anchor="_Toc238750062" w:history="1">
+          <w:hyperlink w:anchor="_Toc239527399" w:history="1">
             <w:r>
               <w:rPr>
                 <w:rStyle w:val="Collegamentoipertestuale"/>
@@ -4754,7 +4754,7 @@
                 <w:noProof/>
                 <w:webHidden/>
               </w:rPr>
-              <w:instrText xml:space="preserve"> PAGEREF _Toc238750062 \h </w:instrText>
+              <w:instrText xml:space="preserve"> PAGEREF _Toc239527399 \h </w:instrText>
             </w:r>
             <w:r>
               <w:rPr>
@@ -4774,7 +4774,7 @@
                 <w:noProof/>
                 <w:webHidden/>
               </w:rPr>
-              <w:t>44</w:t>
+              <w:t>46</w:t>
             </w:r>
             <w:r>
               <w:rPr>
@@ -4799,7 +4799,7 @@
               <w14:ligatures w14:val="standardContextual"/>
             </w:rPr>
           </w:pPr>
-          <w:hyperlink w:anchor="_Toc238750063" w:history="1">
+          <w:hyperlink w:anchor="_Toc239527400" w:history="1">
             <w:r>
               <w:rPr>
                 <w:rStyle w:val="Collegamentoipertestuale"/>
@@ -4850,7 +4850,7 @@
                 <w:noProof/>
                 <w:webHidden/>
               </w:rPr>
-              <w:instrText xml:space="preserve"> PAGEREF _Toc238750063 \h </w:instrText>
+              <w:instrText xml:space="preserve"> PAGEREF _Toc239527400 \h </w:instrText>
             </w:r>
             <w:r>
               <w:rPr>
@@ -4870,7 +4870,7 @@
                 <w:noProof/>
                 <w:webHidden/>
               </w:rPr>
-              <w:t>44</w:t>
+              <w:t>46</w:t>
             </w:r>
             <w:r>
               <w:rPr>
@@ -4895,7 +4895,7 @@
               <w14:ligatures w14:val="standardContextual"/>
             </w:rPr>
           </w:pPr>
-          <w:hyperlink w:anchor="_Toc238750064" w:history="1">
+          <w:hyperlink w:anchor="_Toc239527401" w:history="1">
             <w:r>
               <w:rPr>
                 <w:rStyle w:val="Collegamentoipertestuale"/>
@@ -4946,7 +4946,7 @@
                 <w:noProof/>
                 <w:webHidden/>
               </w:rPr>
-              <w:instrText xml:space="preserve"> PAGEREF _Toc238750064 \h </w:instrText>
+              <w:instrText xml:space="preserve"> PAGEREF _Toc239527401 \h </w:instrText>
             </w:r>
             <w:r>
               <w:rPr>
@@ -4966,7 +4966,7 @@
                 <w:noProof/>
                 <w:webHidden/>
               </w:rPr>
-              <w:t>45</w:t>
+              <w:t>47</w:t>
             </w:r>
             <w:r>
               <w:rPr>
@@ -4991,7 +4991,7 @@
               <w14:ligatures w14:val="standardContextual"/>
             </w:rPr>
           </w:pPr>
-          <w:hyperlink w:anchor="_Toc238750065" w:history="1">
+          <w:hyperlink w:anchor="_Toc239527402" w:history="1">
             <w:r>
               <w:rPr>
                 <w:rStyle w:val="Collegamentoipertestuale"/>
@@ -5042,7 +5042,7 @@
                 <w:noProof/>
                 <w:webHidden/>
               </w:rPr>
-              <w:instrText xml:space="preserve"> PAGEREF _Toc238750065 \h </w:instrText>
+              <w:instrText xml:space="preserve"> PAGEREF _Toc239527402 \h </w:instrText>
             </w:r>
             <w:r>
               <w:rPr>
@@ -5062,7 +5062,7 @@
                 <w:noProof/>
                 <w:webHidden/>
               </w:rPr>
-              <w:t>45</w:t>
+              <w:t>47</w:t>
             </w:r>
             <w:r>
               <w:rPr>
@@ -5087,7 +5087,7 @@
               <w14:ligatures w14:val="standardContextual"/>
             </w:rPr>
           </w:pPr>
-          <w:hyperlink w:anchor="_Toc238750066" w:history="1">
+          <w:hyperlink w:anchor="_Toc239527403" w:history="1">
             <w:r>
               <w:rPr>
                 <w:rStyle w:val="Collegamentoipertestuale"/>
@@ -5138,7 +5138,7 @@
                 <w:noProof/>
                 <w:webHidden/>
               </w:rPr>
-              <w:instrText xml:space="preserve"> PAGEREF _Toc238750066 \h </w:instrText>
+              <w:instrText xml:space="preserve"> PAGEREF _Toc239527403 \h </w:instrText>
             </w:r>
             <w:r>
               <w:rPr>
@@ -5158,7 +5158,103 @@
                 <w:noProof/>
                 <w:webHidden/>
               </w:rPr>
-              <w:t>45</w:t>
+              <w:t>47</w:t>
+            </w:r>
+            <w:r>
+              <w:rPr>
+                <w:noProof/>
+                <w:webHidden/>
+              </w:rPr>
+              <w:fldChar w:fldCharType="end"/>
+            </w:r>
+          </w:hyperlink>
+        </w:p>
+        <w:p>
+          <w:pPr>
+            <w:pStyle w:val="Sommario2"/>
+            <w:tabs>
+              <w:tab w:val="left" w:pos="880"/>
+              <w:tab w:val="right" w:leader="dot" w:pos="9344"/>
+            </w:tabs>
+            <w:rPr>
+              <w:noProof/>
+              <w:kern w:val="2"/>
+              <w:lang w:val="it-IT" w:eastAsia="it-IT"/>
+              <w14:ligatures w14:val="standardContextual"/>
+            </w:rPr>
+          </w:pPr>
+          <w:hyperlink w:anchor="_Toc239527404" w:history="1">
+            <w:r>
+              <w:rPr>
+                <w:rStyle w:val="Collegamentoipertestuale"/>
+                <w:rFonts w:cstheme="minorHAnsi"/>
+                <w:b/>
+                <w:bCs/>
+                <w:noProof/>
+                <w:lang w:val="pl-PL"/>
+              </w:rPr>
+              <w:t>2.33</w:t>
+            </w:r>
+            <w:r>
+              <w:rPr>
+                <w:noProof/>
+                <w:kern w:val="2"/>
+                <w:lang w:val="it-IT" w:eastAsia="it-IT"/>
+                <w14:ligatures w14:val="standardContextual"/>
+              </w:rPr>
+              <w:tab/>
+            </w:r>
+            <w:r>
+              <w:rPr>
+                <w:rStyle w:val="Collegamentoipertestuale"/>
+                <w:rFonts w:cstheme="minorHAnsi"/>
+                <w:b/>
+                <w:bCs/>
+                <w:noProof/>
+                <w:lang w:val="pl-PL"/>
+              </w:rPr>
+              <w:t>MAX HOLD</w:t>
+            </w:r>
+            <w:r>
+              <w:rPr>
+                <w:noProof/>
+                <w:webHidden/>
+              </w:rPr>
+              <w:tab/>
+            </w:r>
+            <w:r>
+              <w:rPr>
+                <w:noProof/>
+                <w:webHidden/>
+              </w:rPr>
+              <w:fldChar w:fldCharType="begin"/>
+            </w:r>
+            <w:r>
+              <w:rPr>
+                <w:noProof/>
+                <w:webHidden/>
+              </w:rPr>
+              <w:instrText xml:space="preserve"> PAGEREF _Toc239527404 \h </w:instrText>
+            </w:r>
+            <w:r>
+              <w:rPr>
+                <w:noProof/>
+                <w:webHidden/>
+              </w:rPr>
+            </w:r>
+            <w:r>
+              <w:rPr>
+                <w:noProof/>
+                <w:webHidden/>
+              </w:rPr>
+              <w:fldChar w:fldCharType="separate"/>
+            </w:r>
+            <w:r>
+              <w:rPr>
+                <w:noProof/>
+                <w:webHidden/>
+              </w:rPr>
+              <w:t>47</w:t>
             </w:r>
             <w:r>
               <w:rPr>
@@ -5229,7 +5325,7 @@
           <w:color w:val="auto"/>
         </w:rPr>
       </w:pPr>
-      <w:bookmarkStart w:id="0" w:name="_Toc238750016"/>
+      <w:bookmarkStart w:id="0" w:name="_Toc239527353"/>
       <w:r>
         <w:rPr>
           <w:rStyle w:val="Enfasigrassetto"/>
@@ -5251,7 +5347,7 @@
           <w:color w:val="auto"/>
         </w:rPr>
       </w:pPr>
-      <w:bookmarkStart w:id="1" w:name="_Toc238750017"/>
+      <w:bookmarkStart w:id="1" w:name="_Toc239527354"/>
       <w:r>
         <w:rPr>
           <w:rStyle w:val="Enfasigrassetto"/>
@@ -5267,9 +5363,36 @@
           <w:color w:val="auto"/>
         </w:rPr>
         <w:tab/>
-        <w:t>Zawartość zestawu</w:t>
+      </w:r>
+      <w:proofErr w:type="spellStart"/>
+      <w:r>
+        <w:rPr>
+          <w:rStyle w:val="Enfasigrassetto"/>
+          <w:rFonts w:asciiTheme="minorHAnsi" w:hAnsiTheme="minorHAnsi" w:cstheme="minorHAnsi"/>
+          <w:color w:val="auto"/>
+        </w:rPr>
+        <w:t>Zawartość</w:t>
+      </w:r>
+      <w:proofErr w:type="spellEnd"/>
+      <w:r>
+        <w:rPr>
+          <w:rStyle w:val="Enfasigrassetto"/>
+          <w:rFonts w:asciiTheme="minorHAnsi" w:hAnsiTheme="minorHAnsi" w:cstheme="minorHAnsi"/>
+          <w:color w:val="auto"/>
+        </w:rPr>
+        <w:t xml:space="preserve"> </w:t>
+      </w:r>
+      <w:proofErr w:type="spellStart"/>
+      <w:r>
+        <w:rPr>
+          <w:rStyle w:val="Enfasigrassetto"/>
+          <w:rFonts w:asciiTheme="minorHAnsi" w:hAnsiTheme="minorHAnsi" w:cstheme="minorHAnsi"/>
+          <w:color w:val="auto"/>
+        </w:rPr>
+        <w:t>zestawu</w:t>
       </w:r>
       <w:bookmarkEnd w:id="1"/>
+      <w:proofErr w:type="spellEnd"/>
     </w:p>
     <w:p>
       <w:pPr>
@@ -5291,7 +5414,7 @@
           <w:noProof/>
         </w:rPr>
         <w:drawing>
-          <wp:inline distT="0" distB="0" distL="0" distR="0" wp14:anchorId="609577F7" wp14:editId="6EB18645">
+          <wp:inline distT="0" distB="0" distL="0" distR="0" wp14:anchorId="609577F7" wp14:editId="2A88AC34">
             <wp:extent cx="2583211" cy="2313745"/>
             <wp:effectExtent l="0" t="0" r="7620" b="0"/>
             <wp:docPr id="781633535" name="Immagine 39"/>
@@ -5347,7 +5470,7 @@
           <w:noProof/>
         </w:rPr>
         <w:drawing>
-          <wp:inline distT="0" distB="0" distL="0" distR="0" wp14:anchorId="61281DE3" wp14:editId="3247270A">
+          <wp:inline distT="0" distB="0" distL="0" distR="0" wp14:anchorId="61281DE3" wp14:editId="09F8D825">
             <wp:extent cx="2411730" cy="2314135"/>
             <wp:effectExtent l="0" t="0" r="7620" b="0"/>
             <wp:docPr id="1618152605" name="Immagine 38"/>
@@ -5464,7 +5587,7 @@
           <w:lang w:val="pl-PL"/>
         </w:rPr>
       </w:pPr>
-      <w:bookmarkStart w:id="2" w:name="_Toc238750018"/>
+      <w:bookmarkStart w:id="2" w:name="_Toc239527355"/>
       <w:r>
         <w:rPr>
           <w:rStyle w:val="Enfasigrassetto"/>
@@ -5635,7 +5758,7 @@
           <w:lang w:val="pl-PL"/>
         </w:rPr>
       </w:pPr>
-      <w:bookmarkStart w:id="3" w:name="_Toc238750019"/>
+      <w:bookmarkStart w:id="3" w:name="_Toc239527356"/>
       <w:r>
         <w:rPr>
           <w:rStyle w:val="Enfasigrassetto"/>
@@ -5863,7 +5986,7 @@
           <w:noProof/>
         </w:rPr>
         <w:drawing>
-          <wp:inline distT="0" distB="0" distL="0" distR="0" wp14:anchorId="22162EBD" wp14:editId="370E14F7">
+          <wp:inline distT="0" distB="0" distL="0" distR="0" wp14:anchorId="22162EBD" wp14:editId="2F7DD8F4">
             <wp:extent cx="2700997" cy="2488565"/>
             <wp:effectExtent l="0" t="0" r="4445" b="6985"/>
             <wp:docPr id="133927039" name="Immagine 37"/>
@@ -6167,7 +6290,7 @@
           <w:lang w:val="pl-PL"/>
         </w:rPr>
       </w:pPr>
-      <w:bookmarkStart w:id="4" w:name="_Toc238750020"/>
+      <w:bookmarkStart w:id="4" w:name="_Toc239527357"/>
       <w:r>
         <w:rPr>
           <w:rStyle w:val="Enfasigrassetto"/>
@@ -6343,7 +6466,7 @@
         </w:rPr>
       </w:pPr>
       <w:bookmarkStart w:id="5" w:name="_Hlk196905581"/>
-      <w:bookmarkStart w:id="6" w:name="_Toc238750021"/>
+      <w:bookmarkStart w:id="6" w:name="_Toc239527358"/>
       <w:r>
         <w:rPr>
           <w:rStyle w:val="Enfasigrassetto"/>
@@ -6504,7 +6627,7 @@
           <w:lang w:val="pl-PL"/>
         </w:rPr>
       </w:pPr>
-      <w:bookmarkStart w:id="7" w:name="_Toc238750022"/>
+      <w:bookmarkStart w:id="7" w:name="_Toc239527359"/>
       <w:r>
         <w:rPr>
           <w:rStyle w:val="Enfasigrassetto"/>
@@ -6581,7 +6704,7 @@
           <w:lang w:val="pl-PL"/>
         </w:rPr>
       </w:pPr>
-      <w:bookmarkStart w:id="8" w:name="_Toc238750023"/>
+      <w:bookmarkStart w:id="8" w:name="_Toc239527360"/>
       <w:r>
         <w:rPr>
           <w:rStyle w:val="Enfasigrassetto"/>
@@ -6857,7 +6980,7 @@
           <w:lang w:val="pl-PL"/>
         </w:rPr>
       </w:pPr>
-      <w:bookmarkStart w:id="9" w:name="_Toc238750024"/>
+      <w:bookmarkStart w:id="9" w:name="_Toc239527361"/>
       <w:r>
         <w:rPr>
           <w:rStyle w:val="Enfasigrassetto"/>
@@ -6916,7 +7039,7 @@
           <w:lang w:val="pl-PL"/>
         </w:rPr>
       </w:pPr>
-      <w:bookmarkStart w:id="10" w:name="_Toc238750025"/>
+      <w:bookmarkStart w:id="10" w:name="_Toc239527362"/>
       <w:r>
         <w:rPr>
           <w:rStyle w:val="Enfasigrassetto"/>
@@ -7376,7 +7499,7 @@
           <w:noProof/>
         </w:rPr>
         <w:drawing>
-          <wp:inline distT="0" distB="0" distL="0" distR="0" wp14:anchorId="53D54CB0" wp14:editId="34297F86">
+          <wp:inline distT="0" distB="0" distL="0" distR="0" wp14:anchorId="53D54CB0" wp14:editId="401CE4AF">
             <wp:extent cx="5071403" cy="5171703"/>
             <wp:effectExtent l="0" t="0" r="0" b="0"/>
             <wp:docPr id="1206942674" name="Immagine 1"/>
@@ -7650,7 +7773,7 @@
         </w:rPr>
       </w:pPr>
       <w:bookmarkStart w:id="11" w:name="_Hlk196906132"/>
-      <w:bookmarkStart w:id="12" w:name="_Toc238750026"/>
+      <w:bookmarkStart w:id="12" w:name="_Toc239527363"/>
       <w:r>
         <w:rPr>
           <w:rStyle w:val="Enfasigrassetto"/>
@@ -7781,7 +7904,7 @@
           <w:lang w:val="pl-PL"/>
         </w:rPr>
       </w:pPr>
-      <w:bookmarkStart w:id="13" w:name="_Toc238750027"/>
+      <w:bookmarkStart w:id="13" w:name="_Toc239527364"/>
       <w:r>
         <w:rPr>
           <w:rStyle w:val="Enfasigrassetto"/>
@@ -7829,39 +7952,7 @@
         <w:rPr>
           <w:lang w:val="pl-PL"/>
         </w:rPr>
-        <w:t xml:space="preserve">Aby rozpocząć, przejdź, z PC lub ze smartfona Android, na stronę </w:t>
-      </w:r>
-      <w:r>
-        <w:fldChar w:fldCharType="begin"/>
-      </w:r>
-      <w:r>
-        <w:rPr>
-          <w:lang w:val="pl-PL"/>
-        </w:rPr>
-        <w:instrText>HYPERLINK "https://github.com/gaucho1978/BACCAble/releases/"</w:instrText>
-      </w:r>
-      <w:r>
-        <w:fldChar w:fldCharType="separate"/>
-      </w:r>
-      <w:r>
-        <w:rPr>
-          <w:rStyle w:val="Collegamentoipertestuale"/>
-          <w:lang w:val="pl-PL"/>
-        </w:rPr>
-        <w:t>https://github.com/gaucho1978/BACCAble/releases/</w:t>
-      </w:r>
-      <w:r>
-        <w:rPr>
-          <w:rStyle w:val="Collegamentoipertestuale"/>
-          <w:lang w:val="pl-PL"/>
-        </w:rPr>
-        <w:fldChar w:fldCharType="end"/>
-      </w:r>
-      <w:r>
-        <w:rPr>
-          <w:lang w:val="pl-PL"/>
-        </w:rPr>
-        <w:t xml:space="preserve"> i pobierz najnowszą dostępną wersję STABLE dla BACCABLE.</w:t>
+        <w:t>Czynności te wykonuje się wygodnie za pomocą aplikacji Baccable App na PC z Windows i smartfon z Androidem.</w:t>
       </w:r>
     </w:p>
     <w:p>
@@ -8170,7 +8261,7 @@
           <w:noProof/>
         </w:rPr>
         <w:drawing>
-          <wp:inline distT="0" distB="0" distL="0" distR="0" wp14:anchorId="442283DC" wp14:editId="69A6842C">
+          <wp:inline distT="0" distB="0" distL="0" distR="0" wp14:anchorId="442283DC" wp14:editId="57CBCA4E">
             <wp:extent cx="2700997" cy="2488565"/>
             <wp:effectExtent l="0" t="0" r="4445" b="6985"/>
             <wp:docPr id="317039099" name="Immagine 37"/>
@@ -8246,97 +8337,6 @@
           <w:lang w:val="pl-PL"/>
         </w:rPr>
       </w:pPr>
-      <w:r>
-        <w:rPr>
-          <w:lang w:val="pl-PL"/>
-        </w:rPr>
-        <w:t xml:space="preserve">Pliki, których należy użyć, to: </w:t>
-      </w:r>
-    </w:p>
-    <w:p>
-      <w:pPr>
-        <w:pStyle w:val="Paragrafoelenco"/>
-        <w:numPr>
-          <w:ilvl w:val="0"/>
-          <w:numId w:val="20"/>
-        </w:numPr>
-        <w:rPr>
-          <w:lang w:val="pl-PL"/>
-        </w:rPr>
-      </w:pPr>
-      <w:r>
-        <w:rPr>
-          <w:b/>
-          <w:bCs/>
-          <w:lang w:val="pl-PL"/>
-        </w:rPr>
-        <w:t>baccableBH_stable.elf</w:t>
-      </w:r>
-      <w:r>
-        <w:rPr>
-          <w:lang w:val="pl-PL"/>
-        </w:rPr>
-        <w:t xml:space="preserve"> (do wgrania przy podłączeniu do złącza USB BH)</w:t>
-      </w:r>
-    </w:p>
-    <w:p>
-      <w:pPr>
-        <w:pStyle w:val="Paragrafoelenco"/>
-        <w:numPr>
-          <w:ilvl w:val="0"/>
-          <w:numId w:val="20"/>
-        </w:numPr>
-        <w:rPr>
-          <w:lang w:val="pl-PL"/>
-        </w:rPr>
-      </w:pPr>
-      <w:r>
-        <w:rPr>
-          <w:b/>
-          <w:bCs/>
-          <w:lang w:val="pl-PL"/>
-        </w:rPr>
-        <w:t>baccableC1diesel_stable.elf</w:t>
-      </w:r>
-      <w:r>
-        <w:rPr>
-          <w:lang w:val="pl-PL"/>
-        </w:rPr>
-        <w:t xml:space="preserve"> (do wgrania przy podłączeniu do złącza USB C1)</w:t>
-      </w:r>
-    </w:p>
-    <w:p>
-      <w:pPr>
-        <w:pStyle w:val="Paragrafoelenco"/>
-        <w:numPr>
-          <w:ilvl w:val="0"/>
-          <w:numId w:val="20"/>
-        </w:numPr>
-        <w:rPr>
-          <w:lang w:val="pl-PL"/>
-        </w:rPr>
-      </w:pPr>
-      <w:r>
-        <w:rPr>
-          <w:b/>
-          <w:bCs/>
-          <w:lang w:val="pl-PL"/>
-        </w:rPr>
-        <w:t>baccableC2_stable.elf</w:t>
-      </w:r>
-      <w:r>
-        <w:rPr>
-          <w:lang w:val="pl-PL"/>
-        </w:rPr>
-        <w:t xml:space="preserve"> (do wgrania przy podłączeniu do złącza USB C2)</w:t>
-      </w:r>
-    </w:p>
-    <w:p>
-      <w:pPr>
-        <w:rPr>
-          <w:lang w:val="pl-PL"/>
-        </w:rPr>
-      </w:pPr>
     </w:p>
     <w:p>
       <w:pPr>
@@ -8396,7 +8396,7 @@
           <w:lang w:val="pl-PL"/>
         </w:rPr>
       </w:pPr>
-      <w:bookmarkStart w:id="14" w:name="_Toc238750028"/>
+      <w:bookmarkStart w:id="14" w:name="_Toc239527365"/>
       <w:r>
         <w:rPr>
           <w:rStyle w:val="Enfasigrassetto"/>
@@ -8467,7 +8467,7 @@
         <w:rPr>
           <w:lang w:val="pl-PL"/>
         </w:rPr>
-        <w:t xml:space="preserve">oprogramowanie STM Cube Programmer dla komputera z Windows, które można pobrać ze strony ST po bezpłatnej rejestracji, korzystając z poniższego linku: </w:t>
+        <w:t xml:space="preserve">aplikacja BaccableAppForWindows, dostępna pod adresem </w:t>
       </w:r>
       <w:r>
         <w:fldChar w:fldCharType="begin"/>
@@ -8476,7 +8476,7 @@
         <w:rPr>
           <w:lang w:val="pl-PL"/>
         </w:rPr>
-        <w:instrText>HYPERLINK "https://www.st.com/en/development-tools/stm32cubeprog.html"</w:instrText>
+        <w:instrText>HYPERLINK "https://www.tr3ma.com/baccable"</w:instrText>
       </w:r>
       <w:r>
         <w:fldChar w:fldCharType="separate"/>
@@ -8486,20 +8486,13 @@
           <w:rStyle w:val="Collegamentoipertestuale"/>
           <w:lang w:val="pl-PL"/>
         </w:rPr>
-        <w:t>https://www.st.com/en/development-tools/stm32cubeprog.html</w:t>
+        <w:t>https://www.tr3ma.com/baccable</w:t>
       </w:r>
       <w:r>
         <w:rPr>
           <w:rStyle w:val="Collegamentoipertestuale"/>
-          <w:lang w:val="pl-PL"/>
         </w:rPr>
         <w:fldChar w:fldCharType="end"/>
-      </w:r>
-      <w:r>
-        <w:rPr>
-          <w:lang w:val="pl-PL"/>
-        </w:rPr>
-        <w:t xml:space="preserve"> </w:t>
       </w:r>
     </w:p>
     <w:p>
@@ -8535,16 +8528,135 @@
           <w:ilvl w:val="0"/>
           <w:numId w:val="21"/>
         </w:numPr>
-        <w:jc w:val="both"/>
-        <w:rPr>
-          <w:lang w:val="pl-PL"/>
-        </w:rPr>
-      </w:pPr>
-      <w:r>
-        <w:rPr>
-          <w:lang w:val="pl-PL"/>
-        </w:rPr>
-        <w:t xml:space="preserve">Naciśnij i przytrzymaj przycisk programowania na płytce </w:t>
+      </w:pPr>
+      <w:r>
+        <w:rPr>
+          <w:lang w:val="pl-PL"/>
+        </w:rPr>
+        <w:t xml:space="preserve">Na początek należy zainstalować sterowniki Baccable na komputerze. Jeśli na komputerze jest już zainstalowany </w:t>
+      </w:r>
+      <w:r>
+        <w:rPr>
+          <w:rStyle w:val="Enfasigrassetto"/>
+          <w:lang w:val="pl-PL"/>
+        </w:rPr>
+        <w:t>STM32CubeProgrammer</w:t>
+      </w:r>
+      <w:r>
+        <w:rPr>
+          <w:lang w:val="pl-PL"/>
+        </w:rPr>
+        <w:t xml:space="preserve"> lub </w:t>
+      </w:r>
+      <w:r>
+        <w:rPr>
+          <w:rStyle w:val="Enfasigrassetto"/>
+          <w:lang w:val="pl-PL"/>
+        </w:rPr>
+        <w:t>DfuSe</w:t>
+      </w:r>
+      <w:r>
+        <w:rPr>
+          <w:lang w:val="pl-PL"/>
+        </w:rPr>
+        <w:t xml:space="preserve"> firmy ST, nic więcej nie jest potrzebne; w przeciwnym razie użyj programu </w:t>
+      </w:r>
+      <w:r>
+        <w:rPr>
+          <w:rStyle w:val="Enfasigrassetto"/>
+          <w:lang w:val="pl-PL"/>
+        </w:rPr>
+        <w:t>Zadig</w:t>
+      </w:r>
+      <w:r>
+        <w:rPr>
+          <w:lang w:val="pl-PL"/>
+        </w:rPr>
+        <w:t xml:space="preserve"> (</w:t>
+      </w:r>
+      <w:r>
+        <w:fldChar w:fldCharType="begin"/>
+      </w:r>
+      <w:r>
+        <w:rPr>
+          <w:lang w:val="pl-PL"/>
+        </w:rPr>
+        <w:instrText>HYPERLINK "https://zadig.akeo.ie" \t "_blank"</w:instrText>
+      </w:r>
+      <w:r>
+        <w:fldChar w:fldCharType="separate"/>
+      </w:r>
+      <w:r>
+        <w:rPr>
+          <w:rStyle w:val="Collegamentoipertestuale"/>
+          <w:lang w:val="pl-PL"/>
+        </w:rPr>
+        <w:t>https://zadig.akeo.ie</w:t>
+      </w:r>
+      <w:r>
+        <w:rPr>
+          <w:rStyle w:val="Collegamentoipertestuale"/>
+        </w:rPr>
+        <w:fldChar w:fldCharType="end"/>
+      </w:r>
+      <w:r>
+        <w:rPr>
+          <w:lang w:val="pl-PL"/>
+        </w:rPr>
+        <w:t xml:space="preserve">), przełączając płytkę w tryb programowania, a następnie → Options </w:t>
+      </w:r>
+      <w:r>
+        <w:rPr>
+          <w:rFonts w:ascii="Cambria Math" w:hAnsi="Cambria Math" w:cs="Cambria Math"/>
+          <w:lang w:val="pl-PL"/>
+        </w:rPr>
+        <w:t>▸</w:t>
+      </w:r>
+      <w:r>
+        <w:rPr>
+          <w:lang w:val="pl-PL"/>
+        </w:rPr>
+        <w:t xml:space="preserve"> List All Devices → wybierz STM32 BOOTLOADER → sterownik </w:t>
+      </w:r>
+      <w:r>
+        <w:rPr>
+          <w:rStyle w:val="Enfasigrassetto"/>
+          <w:lang w:val="pl-PL"/>
+        </w:rPr>
+        <w:t>WinUSB</w:t>
+      </w:r>
+      <w:r>
+        <w:rPr>
+          <w:lang w:val="pl-PL"/>
+        </w:rPr>
+        <w:t xml:space="preserve"> → Install Driver. </w:t>
+      </w:r>
+      <w:r>
+        <w:t xml:space="preserve">Po </w:t>
+      </w:r>
+      <w:proofErr w:type="spellStart"/>
+      <w:r>
+        <w:t>zakończeniu</w:t>
+      </w:r>
+      <w:proofErr w:type="spellEnd"/>
+      <w:r>
+        <w:t xml:space="preserve"> </w:t>
+      </w:r>
+      <w:proofErr w:type="spellStart"/>
+      <w:r>
+        <w:t>odłącz</w:t>
+      </w:r>
+      <w:proofErr w:type="spellEnd"/>
+      <w:r>
+        <w:t xml:space="preserve"> </w:t>
+      </w:r>
+      <w:proofErr w:type="spellStart"/>
+      <w:r>
+        <w:t>płytkę</w:t>
+      </w:r>
+      <w:proofErr w:type="spellEnd"/>
+      <w:r>
+        <w:t>.</w:t>
       </w:r>
     </w:p>
     <w:p>
@@ -8563,7 +8675,7 @@
         <w:rPr>
           <w:lang w:val="pl-PL"/>
         </w:rPr>
-        <w:t>Podłącz USB (C1, C2, BH) do komputera — płytka zostanie rozpoznana przez komputer jako urządzenie szeregowe o nazwie „STM32 Bootloader”.</w:t>
+        <w:t xml:space="preserve">Naciśnij i przytrzymaj przycisk programowania na płytce </w:t>
       </w:r>
     </w:p>
     <w:p>
@@ -8582,53 +8694,7 @@
         <w:rPr>
           <w:lang w:val="pl-PL"/>
         </w:rPr>
-        <w:t>Dopiero gdy zaświeci się zielona dioda LED, można zwolnić przycisk programowania.</w:t>
-      </w:r>
-    </w:p>
-    <w:p>
-      <w:pPr>
-        <w:ind w:left="426"/>
-        <w:jc w:val="both"/>
-        <w:rPr>
-          <w:lang w:val="pl-PL"/>
-        </w:rPr>
-      </w:pPr>
-      <w:r>
-        <w:rPr>
-          <w:b/>
-          <w:bCs/>
-          <w:lang w:val="pl-PL"/>
-        </w:rPr>
-        <w:t>Uwaga 1</w:t>
-      </w:r>
-      <w:r>
-        <w:rPr>
-          <w:lang w:val="pl-PL"/>
-        </w:rPr>
-        <w:t>: jeśli zielona dioda LED BACCABLE świeci migotliwym i słabym światłem, użyj krótszego kabla USB lub wymień kabel USB</w:t>
-      </w:r>
-    </w:p>
-    <w:p>
-      <w:pPr>
-        <w:ind w:left="426"/>
-        <w:jc w:val="both"/>
-        <w:rPr>
-          <w:lang w:val="pl-PL"/>
-        </w:rPr>
-      </w:pPr>
-      <w:r>
-        <w:rPr>
-          <w:b/>
-          <w:bCs/>
-          <w:lang w:val="pl-PL"/>
-        </w:rPr>
-        <w:t>Uwaga 2</w:t>
-      </w:r>
-      <w:r>
-        <w:rPr>
-          <w:lang w:val="pl-PL"/>
-        </w:rPr>
-        <w:t>: w przypadku braku wykrycia przez komputer sprawdź, czy przycisk programowania został poprawnie naciśnięty przed podłączeniem kabla USB, i utrzymuj nacisk aż do pełnego włożenia złącza USB po obu stronach. Jeśli problem się powtarza, obróć złącze USB-C po stronie baccable o 180 stopni i spróbuj ponownie.</w:t>
+        <w:t>Podłącz USB (C1, C2, BH) do komputera — płytka zostanie rozpoznana przez komputer jako urządzenie szeregowe o nazwie „STM32 Bootloader”.</w:t>
       </w:r>
     </w:p>
     <w:p>
@@ -8647,272 +8713,87 @@
         <w:rPr>
           <w:lang w:val="pl-PL"/>
         </w:rPr>
-        <w:t>Otwórz oprogramowanie STM32CubeProgrammer, wybierz USB z listy rozwijanej (po prawej stronie okna), a następnie naciśnij przycisk CONNECT.</w:t>
+        <w:t>Dopiero gdy zaświeci się zielona dioda LED, można zwolnić przycisk programowania.</w:t>
+      </w:r>
+    </w:p>
+    <w:p>
+      <w:pPr>
+        <w:ind w:left="426"/>
+        <w:jc w:val="both"/>
+        <w:rPr>
+          <w:lang w:val="pl-PL"/>
+        </w:rPr>
+      </w:pPr>
+      <w:r>
+        <w:rPr>
+          <w:b/>
+          <w:bCs/>
+          <w:lang w:val="pl-PL"/>
+        </w:rPr>
+        <w:t>Uwaga 1</w:t>
+      </w:r>
+      <w:r>
+        <w:rPr>
+          <w:lang w:val="pl-PL"/>
+        </w:rPr>
+        <w:t>: jeśli zielona dioda LED BACCABLE świeci migotliwym i słabym światłem, użyj krótszego kabla USB lub wymień kabel USB</w:t>
+      </w:r>
+    </w:p>
+    <w:p>
+      <w:pPr>
+        <w:ind w:left="426"/>
+        <w:jc w:val="both"/>
+        <w:rPr>
+          <w:lang w:val="pl-PL"/>
+        </w:rPr>
+      </w:pPr>
+      <w:r>
+        <w:rPr>
+          <w:b/>
+          <w:bCs/>
+          <w:lang w:val="pl-PL"/>
+        </w:rPr>
+        <w:t>Uwaga 2</w:t>
+      </w:r>
+      <w:r>
+        <w:rPr>
+          <w:lang w:val="pl-PL"/>
+        </w:rPr>
+        <w:t>: w przypadku braku wykrycia przez komputer sprawdź, czy przycisk programowania został poprawnie naciśnięty przed podłączeniem kabla USB, i utrzymuj nacisk aż do pełnego włożenia złącza USB po obu stronach. Jeśli problem się powtarza, obróć złącze USB-C po stronie baccable o 180 stopni i spróbuj ponownie.</w:t>
       </w:r>
     </w:p>
     <w:p>
       <w:pPr>
         <w:pStyle w:val="Paragrafoelenco"/>
-        <w:rPr>
-          <w:lang w:val="pl-PL"/>
-        </w:rPr>
-      </w:pPr>
-    </w:p>
-    <w:p>
-      <w:pPr>
-        <w:pStyle w:val="Paragrafoelenco"/>
-        <w:ind w:left="709"/>
-        <w:rPr>
-          <w:lang w:val="pl-PL"/>
-        </w:rPr>
+        <w:numPr>
+          <w:ilvl w:val="0"/>
+          <w:numId w:val="21"/>
+        </w:numPr>
+        <w:rPr>
+          <w:lang w:val="pl-PL"/>
+        </w:rPr>
+      </w:pPr>
+      <w:r>
+        <w:rPr>
+          <w:lang w:val="pl-PL"/>
+        </w:rPr>
+        <w:t>Otwórz aplikację Baccable i wybierz „Aktualizuj oprogramowanie”</w:t>
+      </w:r>
+    </w:p>
+    <w:p>
+      <w:pPr>
+        <w:jc w:val="center"/>
       </w:pPr>
       <w:r>
         <w:rPr>
           <w:noProof/>
-          <w:lang w:val="pl-PL"/>
-        </w:rPr>
-        <mc:AlternateContent>
-          <mc:Choice Requires="wps">
-            <w:drawing>
-              <wp:anchor distT="0" distB="0" distL="114300" distR="114300" simplePos="0" relativeHeight="251670528" behindDoc="0" locked="0" layoutInCell="1" allowOverlap="1" wp14:anchorId="01DA6186" wp14:editId="2511814A">
-                <wp:simplePos x="0" y="0"/>
-                <wp:positionH relativeFrom="column">
-                  <wp:posOffset>3822123</wp:posOffset>
-                </wp:positionH>
-                <wp:positionV relativeFrom="paragraph">
-                  <wp:posOffset>1176655</wp:posOffset>
-                </wp:positionV>
-                <wp:extent cx="636270" cy="106045"/>
-                <wp:effectExtent l="0" t="19050" r="30480" b="46355"/>
-                <wp:wrapNone/>
-                <wp:docPr id="424416303" name="Freccia a destra 3"/>
-                <wp:cNvGraphicFramePr/>
-                <a:graphic xmlns:a="http://schemas.openxmlformats.org/drawingml/2006/main">
-                  <a:graphicData uri="http://schemas.microsoft.com/office/word/2010/wordprocessingShape">
-                    <wps:wsp>
-                      <wps:cNvSpPr/>
-                      <wps:spPr>
-                        <a:xfrm>
-                          <a:off x="0" y="0"/>
-                          <a:ext cx="636270" cy="106045"/>
-                        </a:xfrm>
-                        <a:prstGeom prst="rightArrow">
-                          <a:avLst/>
-                        </a:prstGeom>
-                      </wps:spPr>
-                      <wps:style>
-                        <a:lnRef idx="2">
-                          <a:schemeClr val="accent2">
-                            <a:shade val="15000"/>
-                          </a:schemeClr>
-                        </a:lnRef>
-                        <a:fillRef idx="1">
-                          <a:schemeClr val="accent2"/>
-                        </a:fillRef>
-                        <a:effectRef idx="0">
-                          <a:schemeClr val="accent2"/>
-                        </a:effectRef>
-                        <a:fontRef idx="minor">
-                          <a:schemeClr val="lt1"/>
-                        </a:fontRef>
-                      </wps:style>
-                      <wps:bodyPr rot="0" spcFirstLastPara="0" vertOverflow="overflow" horzOverflow="overflow" vert="horz" wrap="square" lIns="91440" tIns="45720" rIns="91440" bIns="45720" numCol="1" spcCol="0" rtlCol="0" fromWordArt="0" anchor="ctr" anchorCtr="0" forceAA="0" compatLnSpc="1">
-                        <a:prstTxWarp prst="textNoShape">
-                          <a:avLst/>
-                        </a:prstTxWarp>
-                        <a:noAutofit/>
-                      </wps:bodyPr>
-                    </wps:wsp>
-                  </a:graphicData>
-                </a:graphic>
-              </wp:anchor>
-            </w:drawing>
-          </mc:Choice>
-          <mc:Fallback>
-            <w:pict>
-              <v:shapetype w14:anchorId="1C452567" id="_x0000_t13" coordsize="21600,21600" o:spt="13" adj="16200,5400" path="m@0,l@0@1,0@1,0@2@0@2@0,21600,21600,10800xe">
-                <v:stroke joinstyle="miter"/>
-                <v:formulas>
-                  <v:f eqn="val #0"/>
-                  <v:f eqn="val #1"/>
-                  <v:f eqn="sum height 0 #1"/>
-                  <v:f eqn="sum 10800 0 #1"/>
-                  <v:f eqn="sum width 0 #0"/>
-                  <v:f eqn="prod @4 @3 10800"/>
-                  <v:f eqn="sum width 0 @5"/>
-                </v:formulas>
-                <v:path o:connecttype="custom" o:connectlocs="@0,0;0,10800;@0,21600;21600,10800" o:connectangles="270,180,90,0" textboxrect="0,@1,@6,@2"/>
-                <v:handles>
-                  <v:h position="#0,#1" xrange="0,21600" yrange="0,10800"/>
-                </v:handles>
-              </v:shapetype>
-              <v:shape id="Freccia a destra 3" o:spid="_x0000_s1026" type="#_x0000_t13" style="position:absolute;margin-left:300.95pt;margin-top:92.65pt;width:50.1pt;height:8.35pt;z-index:251670528;visibility:visible;mso-wrap-style:square;mso-wrap-distance-left:9pt;mso-wrap-distance-top:0;mso-wrap-distance-right:9pt;mso-wrap-distance-bottom:0;mso-position-horizontal:absolute;mso-position-horizontal-relative:text;mso-position-vertical:absolute;mso-position-vertical-relative:text;v-text-anchor:middle" o:gfxdata="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" adj="19800" fillcolor="#ed7d31 [3205]" strokecolor="#261103 [485]" strokeweight="1pt"/>
-            </w:pict>
-          </mc:Fallback>
-        </mc:AlternateContent>
-      </w:r>
-      <w:r>
-        <w:rPr>
-          <w:noProof/>
-          <w:lang w:val="pl-PL"/>
-        </w:rPr>
-        <mc:AlternateContent>
-          <mc:Choice Requires="wps">
-            <w:drawing>
-              <wp:anchor distT="0" distB="0" distL="114300" distR="114300" simplePos="0" relativeHeight="251668480" behindDoc="0" locked="0" layoutInCell="1" allowOverlap="1" wp14:anchorId="76A5EA97" wp14:editId="100649BE">
-                <wp:simplePos x="0" y="0"/>
-                <wp:positionH relativeFrom="column">
-                  <wp:posOffset>3830320</wp:posOffset>
-                </wp:positionH>
-                <wp:positionV relativeFrom="paragraph">
-                  <wp:posOffset>666403</wp:posOffset>
-                </wp:positionV>
-                <wp:extent cx="636814" cy="106135"/>
-                <wp:effectExtent l="0" t="19050" r="30480" b="46355"/>
-                <wp:wrapNone/>
-                <wp:docPr id="1492266580" name="Freccia a destra 3"/>
-                <wp:cNvGraphicFramePr/>
-                <a:graphic xmlns:a="http://schemas.openxmlformats.org/drawingml/2006/main">
-                  <a:graphicData uri="http://schemas.microsoft.com/office/word/2010/wordprocessingShape">
-                    <wps:wsp>
-                      <wps:cNvSpPr/>
-                      <wps:spPr>
-                        <a:xfrm>
-                          <a:off x="0" y="0"/>
-                          <a:ext cx="636814" cy="106135"/>
-                        </a:xfrm>
-                        <a:prstGeom prst="rightArrow">
-                          <a:avLst/>
-                        </a:prstGeom>
-                      </wps:spPr>
-                      <wps:style>
-                        <a:lnRef idx="2">
-                          <a:schemeClr val="accent2">
-                            <a:shade val="15000"/>
-                          </a:schemeClr>
-                        </a:lnRef>
-                        <a:fillRef idx="1">
-                          <a:schemeClr val="accent2"/>
-                        </a:fillRef>
-                        <a:effectRef idx="0">
-                          <a:schemeClr val="accent2"/>
-                        </a:effectRef>
-                        <a:fontRef idx="minor">
-                          <a:schemeClr val="lt1"/>
-                        </a:fontRef>
-                      </wps:style>
-                      <wps:bodyPr rot="0" spcFirstLastPara="0" vertOverflow="overflow" horzOverflow="overflow" vert="horz" wrap="square" lIns="91440" tIns="45720" rIns="91440" bIns="45720" numCol="1" spcCol="0" rtlCol="0" fromWordArt="0" anchor="ctr" anchorCtr="0" forceAA="0" compatLnSpc="1">
-                        <a:prstTxWarp prst="textNoShape">
-                          <a:avLst/>
-                        </a:prstTxWarp>
-                        <a:noAutofit/>
-                      </wps:bodyPr>
-                    </wps:wsp>
-                  </a:graphicData>
-                </a:graphic>
-              </wp:anchor>
-            </w:drawing>
-          </mc:Choice>
-          <mc:Fallback>
-            <w:pict>
-              <v:shape w14:anchorId="216D8FD3" id="Freccia a destra 3" o:spid="_x0000_s1026" type="#_x0000_t13" style="position:absolute;margin-left:301.6pt;margin-top:52.45pt;width:50.15pt;height:8.35pt;z-index:251668480;visibility:visible;mso-wrap-style:square;mso-wrap-distance-left:9pt;mso-wrap-distance-top:0;mso-wrap-distance-right:9pt;mso-wrap-distance-bottom:0;mso-position-horizontal:absolute;mso-position-horizontal-relative:text;mso-position-vertical:absolute;mso-position-vertical-relative:text;v-text-anchor:middle" o:gfxdata="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" adj="19800" fillcolor="#ed7d31 [3205]" strokecolor="#261103 [485]" strokeweight="1pt"/>
-            </w:pict>
-          </mc:Fallback>
-        </mc:AlternateContent>
-      </w:r>
-      <w:r>
-        <w:rPr>
-          <w:noProof/>
-          <w:lang w:val="pl-PL"/>
-        </w:rPr>
-        <mc:AlternateContent>
-          <mc:Choice Requires="wps">
-            <w:drawing>
-              <wp:anchor distT="0" distB="0" distL="114300" distR="114300" simplePos="0" relativeHeight="251671552" behindDoc="0" locked="0" layoutInCell="1" allowOverlap="1" wp14:anchorId="0D8798A9" wp14:editId="3E8118AF">
-                <wp:simplePos x="0" y="0"/>
-                <wp:positionH relativeFrom="column">
-                  <wp:posOffset>5320376</wp:posOffset>
-                </wp:positionH>
-                <wp:positionV relativeFrom="paragraph">
-                  <wp:posOffset>773257</wp:posOffset>
-                </wp:positionV>
-                <wp:extent cx="152400" cy="616528"/>
-                <wp:effectExtent l="19050" t="19050" r="19050" b="12700"/>
-                <wp:wrapNone/>
-                <wp:docPr id="745836427" name="Freccia in su 4"/>
-                <wp:cNvGraphicFramePr/>
-                <a:graphic xmlns:a="http://schemas.openxmlformats.org/drawingml/2006/main">
-                  <a:graphicData uri="http://schemas.microsoft.com/office/word/2010/wordprocessingShape">
-                    <wps:wsp>
-                      <wps:cNvSpPr/>
-                      <wps:spPr>
-                        <a:xfrm>
-                          <a:off x="0" y="0"/>
-                          <a:ext cx="152400" cy="616528"/>
-                        </a:xfrm>
-                        <a:prstGeom prst="upArrow">
-                          <a:avLst/>
-                        </a:prstGeom>
-                      </wps:spPr>
-                      <wps:style>
-                        <a:lnRef idx="2">
-                          <a:schemeClr val="accent2">
-                            <a:shade val="15000"/>
-                          </a:schemeClr>
-                        </a:lnRef>
-                        <a:fillRef idx="1">
-                          <a:schemeClr val="accent2"/>
-                        </a:fillRef>
-                        <a:effectRef idx="0">
-                          <a:schemeClr val="accent2"/>
-                        </a:effectRef>
-                        <a:fontRef idx="minor">
-                          <a:schemeClr val="lt1"/>
-                        </a:fontRef>
-                      </wps:style>
-                      <wps:bodyPr rot="0" spcFirstLastPara="0" vertOverflow="overflow" horzOverflow="overflow" vert="horz" wrap="square" lIns="91440" tIns="45720" rIns="91440" bIns="45720" numCol="1" spcCol="0" rtlCol="0" fromWordArt="0" anchor="ctr" anchorCtr="0" forceAA="0" compatLnSpc="1">
-                        <a:prstTxWarp prst="textNoShape">
-                          <a:avLst/>
-                        </a:prstTxWarp>
-                        <a:noAutofit/>
-                      </wps:bodyPr>
-                    </wps:wsp>
-                  </a:graphicData>
-                </a:graphic>
-              </wp:anchor>
-            </w:drawing>
-          </mc:Choice>
-          <mc:Fallback>
-            <w:pict>
-              <v:shapetype w14:anchorId="6D390A3C" id="_x0000_t68" coordsize="21600,21600" o:spt="68" adj="5400,5400" path="m0@0l@1@0@1,21600@2,21600@2@0,21600@0,10800,xe">
-                <v:stroke joinstyle="miter"/>
-                <v:formulas>
-                  <v:f eqn="val #0"/>
-                  <v:f eqn="val #1"/>
-                  <v:f eqn="sum 21600 0 #1"/>
-                  <v:f eqn="prod #0 #1 10800"/>
-                  <v:f eqn="sum #0 0 @3"/>
-                </v:formulas>
-                <v:path o:connecttype="custom" o:connectlocs="10800,0;0,@0;10800,21600;21600,@0" o:connectangles="270,180,90,0" textboxrect="@1,@4,@2,21600"/>
-                <v:handles>
-                  <v:h position="#1,#0" xrange="0,10800" yrange="0,21600"/>
-                </v:handles>
-              </v:shapetype>
-              <v:shape id="Freccia in su 4" o:spid="_x0000_s1026" type="#_x0000_t68" style="position:absolute;margin-left:418.95pt;margin-top:60.9pt;width:12pt;height:48.55pt;z-index:251671552;visibility:visible;mso-wrap-style:square;mso-wrap-distance-left:9pt;mso-wrap-distance-top:0;mso-wrap-distance-right:9pt;mso-wrap-distance-bottom:0;mso-position-horizontal:absolute;mso-position-horizontal-relative:text;mso-position-vertical:absolute;mso-position-vertical-relative:text;v-text-anchor:middle" o:gfxdata="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" adj="2670" fillcolor="#ed7d31 [3205]" strokecolor="#261103 [485]" strokeweight="1pt"/>
-            </w:pict>
-          </mc:Fallback>
-        </mc:AlternateContent>
-      </w:r>
-      <w:r>
-        <w:rPr>
-          <w:noProof/>
-          <w:lang w:val="pl-PL"/>
-        </w:rPr>
+        </w:rPr>
+        <w:lastRenderedPageBreak/>
         <w:drawing>
-          <wp:inline distT="0" distB="0" distL="0" distR="0" wp14:anchorId="44924A03" wp14:editId="32B6E10E">
-            <wp:extent cx="5412680" cy="2396490"/>
-            <wp:effectExtent l="0" t="0" r="0" b="3810"/>
-            <wp:docPr id="1062851769" name="Immagine 1"/>
+          <wp:inline distT="0" distB="0" distL="0" distR="0" wp14:anchorId="57447679" wp14:editId="329D0584">
+            <wp:extent cx="4334375" cy="2557346"/>
+            <wp:effectExtent l="0" t="0" r="9525" b="0"/>
+            <wp:docPr id="1188958908" name="Immagine 1"/>
             <wp:cNvGraphicFramePr>
               <a:graphicFrameLocks xmlns:a="http://schemas.openxmlformats.org/drawingml/2006/main" noChangeAspect="1"/>
             </wp:cNvGraphicFramePr>
@@ -8920,22 +8801,1629 @@
               <a:graphicData uri="http://schemas.openxmlformats.org/drawingml/2006/picture">
                 <pic:pic xmlns:pic="http://schemas.openxmlformats.org/drawingml/2006/picture">
                   <pic:nvPicPr>
-                    <pic:cNvPr id="1062851769" name=""/>
-                    <pic:cNvPicPr/>
+                    <pic:cNvPr id="0" name="Picture 1"/>
+                    <pic:cNvPicPr>
+                      <a:picLocks noChangeAspect="1" noChangeArrowheads="1"/>
+                    </pic:cNvPicPr>
+                  </pic:nvPicPr>
+                  <pic:blipFill>
+                    <a:blip r:embed="rId22">
+                      <a:extLst>
+                        <a:ext uri="{28A0092B-C50C-407E-A947-70E740481C1C}">
+                          <a14:useLocalDpi xmlns:a14="http://schemas.microsoft.com/office/drawing/2010/main" val="0"/>
+                        </a:ext>
+                      </a:extLst>
+                    </a:blip>
+                    <a:srcRect/>
+                    <a:stretch>
+                      <a:fillRect/>
+                    </a:stretch>
+                  </pic:blipFill>
+                  <pic:spPr bwMode="auto">
+                    <a:xfrm>
+                      <a:off x="0" y="0"/>
+                      <a:ext cx="4350911" cy="2567102"/>
+                    </a:xfrm>
+                    <a:prstGeom prst="rect">
+                      <a:avLst/>
+                    </a:prstGeom>
+                    <a:noFill/>
+                    <a:ln>
+                      <a:noFill/>
+                    </a:ln>
+                  </pic:spPr>
+                </pic:pic>
+              </a:graphicData>
+            </a:graphic>
+          </wp:inline>
+        </w:drawing>
+      </w:r>
+    </w:p>
+    <w:p>
+      <w:pPr>
+        <w:pStyle w:val="Paragrafoelenco"/>
+        <w:numPr>
+          <w:ilvl w:val="0"/>
+          <w:numId w:val="21"/>
+        </w:numPr>
+      </w:pPr>
+      <w:r>
+        <w:t xml:space="preserve">W </w:t>
+      </w:r>
+      <w:proofErr w:type="spellStart"/>
+      <w:r>
+        <w:t>oknie</w:t>
+      </w:r>
+      <w:proofErr w:type="spellEnd"/>
+      <w:r>
+        <w:t xml:space="preserve"> „</w:t>
+      </w:r>
+      <w:proofErr w:type="spellStart"/>
+      <w:r>
+        <w:t>Wybierz</w:t>
+      </w:r>
+      <w:proofErr w:type="spellEnd"/>
+      <w:r>
+        <w:t xml:space="preserve"> </w:t>
+      </w:r>
+      <w:proofErr w:type="spellStart"/>
+      <w:r>
+        <w:t>oprogramowanie</w:t>
+      </w:r>
+      <w:proofErr w:type="spellEnd"/>
+      <w:r>
+        <w:t xml:space="preserve">” </w:t>
+      </w:r>
+      <w:proofErr w:type="spellStart"/>
+      <w:r>
+        <w:t>wybierz</w:t>
+      </w:r>
+      <w:proofErr w:type="spellEnd"/>
+      <w:r>
+        <w:t xml:space="preserve"> </w:t>
+      </w:r>
+      <w:proofErr w:type="spellStart"/>
+      <w:r>
+        <w:t>żądaną</w:t>
+      </w:r>
+      <w:proofErr w:type="spellEnd"/>
+      <w:r>
+        <w:t xml:space="preserve"> </w:t>
+      </w:r>
+      <w:proofErr w:type="spellStart"/>
+      <w:r>
+        <w:t>wersję</w:t>
+      </w:r>
+      <w:proofErr w:type="spellEnd"/>
+      <w:r>
+        <w:t xml:space="preserve"> </w:t>
+      </w:r>
+      <w:proofErr w:type="spellStart"/>
+      <w:r>
+        <w:t>oprogramowania</w:t>
+      </w:r>
+      <w:proofErr w:type="spellEnd"/>
+      <w:r>
+        <w:t xml:space="preserve">, a </w:t>
+      </w:r>
+      <w:proofErr w:type="spellStart"/>
+      <w:r>
+        <w:t>następnie</w:t>
+      </w:r>
+      <w:proofErr w:type="spellEnd"/>
+      <w:r>
+        <w:t xml:space="preserve"> </w:t>
+      </w:r>
+      <w:proofErr w:type="spellStart"/>
+      <w:r>
+        <w:t>dotknij</w:t>
+      </w:r>
+      <w:proofErr w:type="spellEnd"/>
+      <w:r>
+        <w:t xml:space="preserve"> </w:t>
+      </w:r>
+      <w:proofErr w:type="spellStart"/>
+      <w:r>
+        <w:t>złącza</w:t>
+      </w:r>
+      <w:proofErr w:type="spellEnd"/>
+      <w:r>
+        <w:t xml:space="preserve"> USB </w:t>
+      </w:r>
+      <w:proofErr w:type="spellStart"/>
+      <w:r>
+        <w:t>pokazanego</w:t>
+      </w:r>
+      <w:proofErr w:type="spellEnd"/>
+      <w:r>
+        <w:t xml:space="preserve"> w </w:t>
+      </w:r>
+      <w:proofErr w:type="spellStart"/>
+      <w:r>
+        <w:t>oknie</w:t>
+      </w:r>
+      <w:proofErr w:type="spellEnd"/>
+      <w:r>
+        <w:t xml:space="preserve">, </w:t>
+      </w:r>
+      <w:proofErr w:type="spellStart"/>
+      <w:r>
+        <w:t>które</w:t>
+      </w:r>
+      <w:proofErr w:type="spellEnd"/>
+      <w:r>
+        <w:t xml:space="preserve"> </w:t>
+      </w:r>
+      <w:proofErr w:type="spellStart"/>
+      <w:r>
+        <w:t>zdecydowałeś</w:t>
+      </w:r>
+      <w:proofErr w:type="spellEnd"/>
+      <w:r>
+        <w:t>(-</w:t>
+      </w:r>
+      <w:proofErr w:type="spellStart"/>
+      <w:r>
+        <w:t>aś</w:t>
+      </w:r>
+      <w:proofErr w:type="spellEnd"/>
+      <w:r>
+        <w:t xml:space="preserve">) </w:t>
+      </w:r>
+      <w:proofErr w:type="spellStart"/>
+      <w:r>
+        <w:t>podłączyć</w:t>
+      </w:r>
+      <w:proofErr w:type="spellEnd"/>
+      <w:r>
+        <w:t xml:space="preserve"> do </w:t>
+      </w:r>
+      <w:proofErr w:type="spellStart"/>
+      <w:r>
+        <w:t>urządzenia</w:t>
+      </w:r>
+      <w:proofErr w:type="spellEnd"/>
+      <w:r>
+        <w:t>.</w:t>
+      </w:r>
+    </w:p>
+    <w:p>
+      <w:pPr>
+        <w:jc w:val="center"/>
+      </w:pPr>
+      <w:r>
+        <w:rPr>
+          <w:noProof/>
+        </w:rPr>
+        <w:drawing>
+          <wp:inline distT="0" distB="0" distL="0" distR="0" wp14:anchorId="603CA64C" wp14:editId="21BCD18C">
+            <wp:extent cx="2683727" cy="4247330"/>
+            <wp:effectExtent l="0" t="0" r="2540" b="1270"/>
+            <wp:docPr id="510535527" name="Immagine 2"/>
+            <wp:cNvGraphicFramePr>
+              <a:graphicFrameLocks xmlns:a="http://schemas.openxmlformats.org/drawingml/2006/main" noChangeAspect="1"/>
+            </wp:cNvGraphicFramePr>
+            <a:graphic xmlns:a="http://schemas.openxmlformats.org/drawingml/2006/main">
+              <a:graphicData uri="http://schemas.openxmlformats.org/drawingml/2006/picture">
+                <pic:pic xmlns:pic="http://schemas.openxmlformats.org/drawingml/2006/picture">
+                  <pic:nvPicPr>
+                    <pic:cNvPr id="0" name="Picture 3"/>
+                    <pic:cNvPicPr>
+                      <a:picLocks noChangeAspect="1" noChangeArrowheads="1"/>
+                    </pic:cNvPicPr>
+                  </pic:nvPicPr>
+                  <pic:blipFill>
+                    <a:blip r:embed="rId23">
+                      <a:extLst>
+                        <a:ext uri="{28A0092B-C50C-407E-A947-70E740481C1C}">
+                          <a14:useLocalDpi xmlns:a14="http://schemas.microsoft.com/office/drawing/2010/main" val="0"/>
+                        </a:ext>
+                      </a:extLst>
+                    </a:blip>
+                    <a:srcRect/>
+                    <a:stretch>
+                      <a:fillRect/>
+                    </a:stretch>
+                  </pic:blipFill>
+                  <pic:spPr bwMode="auto">
+                    <a:xfrm>
+                      <a:off x="0" y="0"/>
+                      <a:ext cx="2696085" cy="4266888"/>
+                    </a:xfrm>
+                    <a:prstGeom prst="rect">
+                      <a:avLst/>
+                    </a:prstGeom>
+                    <a:noFill/>
+                    <a:ln>
+                      <a:noFill/>
+                    </a:ln>
+                  </pic:spPr>
+                </pic:pic>
+              </a:graphicData>
+            </a:graphic>
+          </wp:inline>
+        </w:drawing>
+      </w:r>
+    </w:p>
+    <w:p>
+      <w:pPr>
+        <w:pStyle w:val="Paragrafoelenco"/>
+        <w:numPr>
+          <w:ilvl w:val="0"/>
+          <w:numId w:val="21"/>
+        </w:numPr>
+      </w:pPr>
+      <w:r>
+        <w:t xml:space="preserve">W </w:t>
+      </w:r>
+      <w:proofErr w:type="spellStart"/>
+      <w:r>
+        <w:t>oknie</w:t>
+      </w:r>
+      <w:proofErr w:type="spellEnd"/>
+      <w:r>
+        <w:t xml:space="preserve"> „</w:t>
+      </w:r>
+      <w:proofErr w:type="spellStart"/>
+      <w:r>
+        <w:t>Podłącz</w:t>
+      </w:r>
+      <w:proofErr w:type="spellEnd"/>
+      <w:r>
+        <w:t xml:space="preserve"> </w:t>
+      </w:r>
+      <w:proofErr w:type="spellStart"/>
+      <w:r>
+        <w:t>płytkę</w:t>
+      </w:r>
+      <w:proofErr w:type="spellEnd"/>
+      <w:r>
+        <w:t xml:space="preserve">”, </w:t>
+      </w:r>
+      <w:proofErr w:type="spellStart"/>
+      <w:r>
+        <w:t>jeśli</w:t>
+      </w:r>
+      <w:proofErr w:type="spellEnd"/>
+      <w:r>
+        <w:t xml:space="preserve"> </w:t>
+      </w:r>
+      <w:proofErr w:type="spellStart"/>
+      <w:r>
+        <w:t>płytka</w:t>
+      </w:r>
+      <w:proofErr w:type="spellEnd"/>
+      <w:r>
+        <w:t xml:space="preserve"> </w:t>
+      </w:r>
+      <w:proofErr w:type="spellStart"/>
+      <w:r>
+        <w:t>nie</w:t>
+      </w:r>
+      <w:proofErr w:type="spellEnd"/>
+      <w:r>
+        <w:t xml:space="preserve"> </w:t>
+      </w:r>
+      <w:proofErr w:type="spellStart"/>
+      <w:r>
+        <w:t>została</w:t>
+      </w:r>
+      <w:proofErr w:type="spellEnd"/>
+      <w:r>
+        <w:t xml:space="preserve"> </w:t>
+      </w:r>
+      <w:proofErr w:type="spellStart"/>
+      <w:r>
+        <w:t>wykryta</w:t>
+      </w:r>
+      <w:proofErr w:type="spellEnd"/>
+      <w:r>
+        <w:t xml:space="preserve">, </w:t>
+      </w:r>
+      <w:proofErr w:type="spellStart"/>
+      <w:r>
+        <w:t>pojawi</w:t>
+      </w:r>
+      <w:proofErr w:type="spellEnd"/>
+      <w:r>
+        <w:t xml:space="preserve"> </w:t>
+      </w:r>
+      <w:proofErr w:type="spellStart"/>
+      <w:r>
+        <w:t>się</w:t>
+      </w:r>
+      <w:proofErr w:type="spellEnd"/>
+      <w:r>
+        <w:t xml:space="preserve"> </w:t>
+      </w:r>
+      <w:proofErr w:type="spellStart"/>
+      <w:r>
+        <w:t>komunikat</w:t>
+      </w:r>
+      <w:proofErr w:type="spellEnd"/>
+      <w:r>
+        <w:t xml:space="preserve"> „</w:t>
+      </w:r>
+      <w:proofErr w:type="spellStart"/>
+      <w:r>
+        <w:t>oczekiwanie</w:t>
+      </w:r>
+      <w:proofErr w:type="spellEnd"/>
+      <w:r>
+        <w:t xml:space="preserve"> </w:t>
+      </w:r>
+      <w:proofErr w:type="spellStart"/>
+      <w:r>
+        <w:t>na</w:t>
+      </w:r>
+      <w:proofErr w:type="spellEnd"/>
+      <w:r>
+        <w:t xml:space="preserve"> bootloader”</w:t>
+      </w:r>
+    </w:p>
+    <w:p>
+      <w:pPr>
+        <w:jc w:val="center"/>
+      </w:pPr>
+      <w:r>
+        <w:rPr>
+          <w:noProof/>
+        </w:rPr>
+        <w:lastRenderedPageBreak/>
+        <w:drawing>
+          <wp:inline distT="0" distB="0" distL="0" distR="0" wp14:anchorId="4FBD7162" wp14:editId="6E7818A2">
+            <wp:extent cx="2445834" cy="1925811"/>
+            <wp:effectExtent l="0" t="0" r="0" b="0"/>
+            <wp:docPr id="307536508" name="Immagine 3"/>
+            <wp:cNvGraphicFramePr>
+              <a:graphicFrameLocks xmlns:a="http://schemas.openxmlformats.org/drawingml/2006/main" noChangeAspect="1"/>
+            </wp:cNvGraphicFramePr>
+            <a:graphic xmlns:a="http://schemas.openxmlformats.org/drawingml/2006/main">
+              <a:graphicData uri="http://schemas.openxmlformats.org/drawingml/2006/picture">
+                <pic:pic xmlns:pic="http://schemas.openxmlformats.org/drawingml/2006/picture">
+                  <pic:nvPicPr>
+                    <pic:cNvPr id="0" name="Picture 5"/>
+                    <pic:cNvPicPr>
+                      <a:picLocks noChangeAspect="1" noChangeArrowheads="1"/>
+                    </pic:cNvPicPr>
+                  </pic:nvPicPr>
+                  <pic:blipFill>
+                    <a:blip r:embed="rId24">
+                      <a:extLst>
+                        <a:ext uri="{28A0092B-C50C-407E-A947-70E740481C1C}">
+                          <a14:useLocalDpi xmlns:a14="http://schemas.microsoft.com/office/drawing/2010/main" val="0"/>
+                        </a:ext>
+                      </a:extLst>
+                    </a:blip>
+                    <a:srcRect/>
+                    <a:stretch>
+                      <a:fillRect/>
+                    </a:stretch>
+                  </pic:blipFill>
+                  <pic:spPr bwMode="auto">
+                    <a:xfrm>
+                      <a:off x="0" y="0"/>
+                      <a:ext cx="2457716" cy="1935166"/>
+                    </a:xfrm>
+                    <a:prstGeom prst="rect">
+                      <a:avLst/>
+                    </a:prstGeom>
+                    <a:noFill/>
+                    <a:ln>
+                      <a:noFill/>
+                    </a:ln>
+                  </pic:spPr>
+                </pic:pic>
+              </a:graphicData>
+            </a:graphic>
+          </wp:inline>
+        </w:drawing>
+      </w:r>
+    </w:p>
+    <w:p>
+      <w:pPr>
+        <w:jc w:val="both"/>
+      </w:pPr>
+      <w:proofErr w:type="spellStart"/>
+      <w:r>
+        <w:rPr>
+          <w:b/>
+          <w:bCs/>
+        </w:rPr>
+        <w:t>Uwaga</w:t>
+      </w:r>
+      <w:proofErr w:type="spellEnd"/>
+      <w:r>
+        <w:t xml:space="preserve">: w </w:t>
+      </w:r>
+      <w:proofErr w:type="spellStart"/>
+      <w:r>
+        <w:t>przypadku</w:t>
+      </w:r>
+      <w:proofErr w:type="spellEnd"/>
+      <w:r>
+        <w:t xml:space="preserve"> </w:t>
+      </w:r>
+      <w:proofErr w:type="spellStart"/>
+      <w:r>
+        <w:t>błędów</w:t>
+      </w:r>
+      <w:proofErr w:type="spellEnd"/>
+      <w:r>
+        <w:t xml:space="preserve"> </w:t>
+      </w:r>
+      <w:proofErr w:type="spellStart"/>
+      <w:r>
+        <w:t>może</w:t>
+      </w:r>
+      <w:proofErr w:type="spellEnd"/>
+      <w:r>
+        <w:t xml:space="preserve"> </w:t>
+      </w:r>
+      <w:proofErr w:type="spellStart"/>
+      <w:r>
+        <w:t>występować</w:t>
+      </w:r>
+      <w:proofErr w:type="spellEnd"/>
+      <w:r>
+        <w:t xml:space="preserve"> </w:t>
+      </w:r>
+      <w:proofErr w:type="spellStart"/>
+      <w:r>
+        <w:t>niezgodność</w:t>
+      </w:r>
+      <w:proofErr w:type="spellEnd"/>
+      <w:r>
+        <w:t xml:space="preserve"> </w:t>
+      </w:r>
+      <w:proofErr w:type="spellStart"/>
+      <w:r>
+        <w:t>między</w:t>
+      </w:r>
+      <w:proofErr w:type="spellEnd"/>
+      <w:r>
+        <w:t xml:space="preserve"> </w:t>
+      </w:r>
+      <w:proofErr w:type="spellStart"/>
+      <w:r>
+        <w:t>chipsetem</w:t>
+      </w:r>
+      <w:proofErr w:type="spellEnd"/>
+      <w:r>
+        <w:t xml:space="preserve"> </w:t>
+      </w:r>
+      <w:proofErr w:type="spellStart"/>
+      <w:r>
+        <w:t>portu</w:t>
+      </w:r>
+      <w:proofErr w:type="spellEnd"/>
+      <w:r>
+        <w:t xml:space="preserve"> USB </w:t>
+      </w:r>
+      <w:proofErr w:type="spellStart"/>
+      <w:r>
+        <w:t>komputera</w:t>
+      </w:r>
+      <w:proofErr w:type="spellEnd"/>
+      <w:r>
+        <w:t xml:space="preserve"> a </w:t>
+      </w:r>
+      <w:proofErr w:type="spellStart"/>
+      <w:r>
+        <w:t>układem</w:t>
+      </w:r>
+      <w:proofErr w:type="spellEnd"/>
+      <w:r>
+        <w:t xml:space="preserve"> </w:t>
+      </w:r>
+      <w:proofErr w:type="spellStart"/>
+      <w:r>
+        <w:t>scalonym</w:t>
+      </w:r>
+      <w:proofErr w:type="spellEnd"/>
+      <w:r>
+        <w:t xml:space="preserve"> </w:t>
+      </w:r>
+      <w:proofErr w:type="spellStart"/>
+      <w:r>
+        <w:t>zastosowanym</w:t>
+      </w:r>
+      <w:proofErr w:type="spellEnd"/>
+      <w:r>
+        <w:t xml:space="preserve"> w </w:t>
+      </w:r>
+      <w:proofErr w:type="spellStart"/>
+      <w:r>
+        <w:t>Baccable</w:t>
+      </w:r>
+      <w:proofErr w:type="spellEnd"/>
+      <w:r>
+        <w:t xml:space="preserve">. Aby </w:t>
+      </w:r>
+      <w:proofErr w:type="spellStart"/>
+      <w:r>
+        <w:t>rozwiązać</w:t>
+      </w:r>
+      <w:proofErr w:type="spellEnd"/>
+      <w:r>
+        <w:t xml:space="preserve"> ten problem, </w:t>
+      </w:r>
+      <w:proofErr w:type="spellStart"/>
+      <w:r>
+        <w:t>spróbuj</w:t>
+      </w:r>
+      <w:proofErr w:type="spellEnd"/>
+      <w:r>
+        <w:t xml:space="preserve"> </w:t>
+      </w:r>
+      <w:proofErr w:type="spellStart"/>
+      <w:r>
+        <w:t>ponownie</w:t>
+      </w:r>
+      <w:proofErr w:type="spellEnd"/>
+      <w:r>
+        <w:t xml:space="preserve"> </w:t>
+      </w:r>
+      <w:proofErr w:type="spellStart"/>
+      <w:r>
+        <w:t>wykonać</w:t>
+      </w:r>
+      <w:proofErr w:type="spellEnd"/>
+      <w:r>
+        <w:t xml:space="preserve"> </w:t>
+      </w:r>
+      <w:proofErr w:type="spellStart"/>
+      <w:r>
+        <w:t>procedurę</w:t>
+      </w:r>
+      <w:proofErr w:type="spellEnd"/>
+      <w:r>
+        <w:t xml:space="preserve">, </w:t>
+      </w:r>
+      <w:proofErr w:type="spellStart"/>
+      <w:r>
+        <w:t>korzystając</w:t>
+      </w:r>
+      <w:proofErr w:type="spellEnd"/>
+      <w:r>
+        <w:t xml:space="preserve"> z </w:t>
+      </w:r>
+      <w:proofErr w:type="spellStart"/>
+      <w:r>
+        <w:t>innych</w:t>
+      </w:r>
+      <w:proofErr w:type="spellEnd"/>
+      <w:r>
+        <w:t xml:space="preserve"> </w:t>
+      </w:r>
+      <w:proofErr w:type="spellStart"/>
+      <w:r>
+        <w:t>portów</w:t>
+      </w:r>
+      <w:proofErr w:type="spellEnd"/>
+      <w:r>
+        <w:t xml:space="preserve"> USB </w:t>
+      </w:r>
+      <w:proofErr w:type="spellStart"/>
+      <w:r>
+        <w:t>komputera</w:t>
+      </w:r>
+      <w:proofErr w:type="spellEnd"/>
+      <w:r>
+        <w:t xml:space="preserve">, </w:t>
+      </w:r>
+      <w:proofErr w:type="spellStart"/>
+      <w:r>
+        <w:t>użyj</w:t>
+      </w:r>
+      <w:proofErr w:type="spellEnd"/>
+      <w:r>
+        <w:t xml:space="preserve"> </w:t>
+      </w:r>
+      <w:proofErr w:type="spellStart"/>
+      <w:r>
+        <w:t>innego</w:t>
+      </w:r>
+      <w:proofErr w:type="spellEnd"/>
+      <w:r>
+        <w:t xml:space="preserve"> </w:t>
+      </w:r>
+      <w:proofErr w:type="spellStart"/>
+      <w:r>
+        <w:t>komputera</w:t>
+      </w:r>
+      <w:proofErr w:type="spellEnd"/>
+      <w:r>
+        <w:t xml:space="preserve"> </w:t>
+      </w:r>
+      <w:proofErr w:type="spellStart"/>
+      <w:r>
+        <w:t>lub</w:t>
+      </w:r>
+      <w:proofErr w:type="spellEnd"/>
+      <w:r>
+        <w:t xml:space="preserve"> </w:t>
+      </w:r>
+      <w:proofErr w:type="spellStart"/>
+      <w:r>
+        <w:t>podłącz</w:t>
+      </w:r>
+      <w:proofErr w:type="spellEnd"/>
+      <w:r>
+        <w:t xml:space="preserve"> </w:t>
+      </w:r>
+      <w:proofErr w:type="spellStart"/>
+      <w:r>
+        <w:t>koncentrator</w:t>
+      </w:r>
+      <w:proofErr w:type="spellEnd"/>
+      <w:r>
+        <w:t xml:space="preserve"> USB (</w:t>
+      </w:r>
+      <w:proofErr w:type="spellStart"/>
+      <w:r>
+        <w:t>najlepiej</w:t>
+      </w:r>
+      <w:proofErr w:type="spellEnd"/>
+      <w:r>
+        <w:t xml:space="preserve"> </w:t>
+      </w:r>
+      <w:proofErr w:type="spellStart"/>
+      <w:r>
+        <w:t>starszy</w:t>
+      </w:r>
+      <w:proofErr w:type="spellEnd"/>
+      <w:r>
+        <w:t xml:space="preserve"> model, </w:t>
+      </w:r>
+      <w:proofErr w:type="spellStart"/>
+      <w:r>
+        <w:t>nie</w:t>
+      </w:r>
+      <w:proofErr w:type="spellEnd"/>
+      <w:r>
+        <w:t xml:space="preserve"> </w:t>
+      </w:r>
+      <w:proofErr w:type="spellStart"/>
+      <w:r>
+        <w:t>najnowszej</w:t>
+      </w:r>
+      <w:proofErr w:type="spellEnd"/>
+      <w:r>
+        <w:t xml:space="preserve"> </w:t>
+      </w:r>
+      <w:proofErr w:type="spellStart"/>
+      <w:r>
+        <w:t>generacji</w:t>
+      </w:r>
+      <w:proofErr w:type="spellEnd"/>
+      <w:r>
+        <w:t xml:space="preserve">) </w:t>
+      </w:r>
+      <w:proofErr w:type="spellStart"/>
+      <w:r>
+        <w:t>pomiędzy</w:t>
+      </w:r>
+      <w:proofErr w:type="spellEnd"/>
+      <w:r>
+        <w:t xml:space="preserve"> </w:t>
+      </w:r>
+      <w:proofErr w:type="spellStart"/>
+      <w:r>
+        <w:t>Baccable</w:t>
+      </w:r>
+      <w:proofErr w:type="spellEnd"/>
+      <w:r>
+        <w:t xml:space="preserve"> a </w:t>
+      </w:r>
+      <w:proofErr w:type="spellStart"/>
+      <w:r>
+        <w:t>komputerem</w:t>
+      </w:r>
+      <w:proofErr w:type="spellEnd"/>
+      <w:r>
+        <w:t xml:space="preserve">. Ta </w:t>
+      </w:r>
+      <w:proofErr w:type="spellStart"/>
+      <w:r>
+        <w:t>ostatnia</w:t>
+      </w:r>
+      <w:proofErr w:type="spellEnd"/>
+      <w:r>
+        <w:t xml:space="preserve"> </w:t>
+      </w:r>
+      <w:proofErr w:type="spellStart"/>
+      <w:r>
+        <w:t>metoda</w:t>
+      </w:r>
+      <w:proofErr w:type="spellEnd"/>
+      <w:r>
+        <w:t xml:space="preserve"> jest </w:t>
+      </w:r>
+      <w:proofErr w:type="spellStart"/>
+      <w:r>
+        <w:t>idealna</w:t>
+      </w:r>
+      <w:proofErr w:type="spellEnd"/>
+      <w:r>
+        <w:t xml:space="preserve"> w </w:t>
+      </w:r>
+      <w:proofErr w:type="spellStart"/>
+      <w:r>
+        <w:t>przypadku</w:t>
+      </w:r>
+      <w:proofErr w:type="spellEnd"/>
+      <w:r>
+        <w:t xml:space="preserve"> </w:t>
+      </w:r>
+      <w:proofErr w:type="spellStart"/>
+      <w:r>
+        <w:t>nowszych</w:t>
+      </w:r>
+      <w:proofErr w:type="spellEnd"/>
+      <w:r>
+        <w:t xml:space="preserve"> </w:t>
+      </w:r>
+      <w:proofErr w:type="spellStart"/>
+      <w:r>
+        <w:t>komputerów</w:t>
+      </w:r>
+      <w:proofErr w:type="spellEnd"/>
+      <w:r>
+        <w:t>.</w:t>
+      </w:r>
+    </w:p>
+    <w:p>
+      <w:pPr>
+        <w:pStyle w:val="Paragrafoelenco"/>
+        <w:numPr>
+          <w:ilvl w:val="0"/>
+          <w:numId w:val="21"/>
+        </w:numPr>
+      </w:pPr>
+      <w:r>
+        <w:t xml:space="preserve">W </w:t>
+      </w:r>
+      <w:proofErr w:type="spellStart"/>
+      <w:r>
+        <w:t>oknie</w:t>
+      </w:r>
+      <w:proofErr w:type="spellEnd"/>
+      <w:r>
+        <w:t xml:space="preserve"> „</w:t>
+      </w:r>
+      <w:proofErr w:type="spellStart"/>
+      <w:r>
+        <w:t>Podłącz</w:t>
+      </w:r>
+      <w:proofErr w:type="spellEnd"/>
+      <w:r>
+        <w:t xml:space="preserve"> </w:t>
+      </w:r>
+      <w:proofErr w:type="spellStart"/>
+      <w:r>
+        <w:t>płytkę</w:t>
+      </w:r>
+      <w:proofErr w:type="spellEnd"/>
+      <w:r>
+        <w:t xml:space="preserve">”, </w:t>
+      </w:r>
+      <w:proofErr w:type="spellStart"/>
+      <w:r>
+        <w:t>jeśli</w:t>
+      </w:r>
+      <w:proofErr w:type="spellEnd"/>
+      <w:r>
+        <w:t xml:space="preserve"> </w:t>
+      </w:r>
+      <w:proofErr w:type="spellStart"/>
+      <w:r>
+        <w:t>płytka</w:t>
+      </w:r>
+      <w:proofErr w:type="spellEnd"/>
+      <w:r>
+        <w:t xml:space="preserve"> </w:t>
+      </w:r>
+      <w:proofErr w:type="spellStart"/>
+      <w:r>
+        <w:t>została</w:t>
+      </w:r>
+      <w:proofErr w:type="spellEnd"/>
+      <w:r>
+        <w:t xml:space="preserve"> </w:t>
+      </w:r>
+      <w:proofErr w:type="spellStart"/>
+      <w:r>
+        <w:t>wykryta</w:t>
+      </w:r>
+      <w:proofErr w:type="spellEnd"/>
+      <w:r>
+        <w:t xml:space="preserve">, </w:t>
+      </w:r>
+      <w:proofErr w:type="spellStart"/>
+      <w:r>
+        <w:t>pojawi</w:t>
+      </w:r>
+      <w:proofErr w:type="spellEnd"/>
+      <w:r>
+        <w:t xml:space="preserve"> </w:t>
+      </w:r>
+      <w:proofErr w:type="spellStart"/>
+      <w:r>
+        <w:t>się</w:t>
+      </w:r>
+      <w:proofErr w:type="spellEnd"/>
+      <w:r>
+        <w:t xml:space="preserve"> </w:t>
+      </w:r>
+      <w:proofErr w:type="spellStart"/>
+      <w:r>
+        <w:t>komunikat</w:t>
+      </w:r>
+      <w:proofErr w:type="spellEnd"/>
+      <w:r>
+        <w:t xml:space="preserve"> „</w:t>
+      </w:r>
+      <w:proofErr w:type="spellStart"/>
+      <w:r>
+        <w:t>Wykryto</w:t>
+      </w:r>
+      <w:proofErr w:type="spellEnd"/>
+      <w:r>
+        <w:t xml:space="preserve"> bootloader”, a Ty </w:t>
+      </w:r>
+      <w:proofErr w:type="spellStart"/>
+      <w:r>
+        <w:t>będziesz</w:t>
+      </w:r>
+      <w:proofErr w:type="spellEnd"/>
+      <w:r>
+        <w:t xml:space="preserve"> </w:t>
+      </w:r>
+      <w:proofErr w:type="spellStart"/>
+      <w:r>
+        <w:t>mógł</w:t>
+      </w:r>
+      <w:proofErr w:type="spellEnd"/>
+      <w:r>
+        <w:t xml:space="preserve">(-a) </w:t>
+      </w:r>
+      <w:proofErr w:type="spellStart"/>
+      <w:r>
+        <w:t>nacisnąć</w:t>
+      </w:r>
+      <w:proofErr w:type="spellEnd"/>
+      <w:r>
+        <w:t xml:space="preserve"> </w:t>
+      </w:r>
+      <w:proofErr w:type="spellStart"/>
+      <w:r>
+        <w:t>przycisk</w:t>
+      </w:r>
+      <w:proofErr w:type="spellEnd"/>
+      <w:r>
+        <w:t xml:space="preserve"> KONTYNUUJ.</w:t>
+      </w:r>
+    </w:p>
+    <w:p>
+      <w:pPr>
+        <w:jc w:val="center"/>
+      </w:pPr>
+      <w:r>
+        <w:rPr>
+          <w:noProof/>
+        </w:rPr>
+        <w:drawing>
+          <wp:inline distT="0" distB="0" distL="0" distR="0" wp14:anchorId="4A10EE3F" wp14:editId="3BD0010C">
+            <wp:extent cx="2596684" cy="2096135"/>
+            <wp:effectExtent l="0" t="0" r="0" b="0"/>
+            <wp:docPr id="457713742" name="Immagine 4"/>
+            <wp:cNvGraphicFramePr>
+              <a:graphicFrameLocks xmlns:a="http://schemas.openxmlformats.org/drawingml/2006/main" noChangeAspect="1"/>
+            </wp:cNvGraphicFramePr>
+            <a:graphic xmlns:a="http://schemas.openxmlformats.org/drawingml/2006/main">
+              <a:graphicData uri="http://schemas.openxmlformats.org/drawingml/2006/picture">
+                <pic:pic xmlns:pic="http://schemas.openxmlformats.org/drawingml/2006/picture">
+                  <pic:nvPicPr>
+                    <pic:cNvPr id="0" name="Picture 7"/>
+                    <pic:cNvPicPr>
+                      <a:picLocks noChangeAspect="1" noChangeArrowheads="1"/>
+                    </pic:cNvPicPr>
+                  </pic:nvPicPr>
+                  <pic:blipFill>
+                    <a:blip r:embed="rId25">
+                      <a:extLst>
+                        <a:ext uri="{28A0092B-C50C-407E-A947-70E740481C1C}">
+                          <a14:useLocalDpi xmlns:a14="http://schemas.microsoft.com/office/drawing/2010/main" val="0"/>
+                        </a:ext>
+                      </a:extLst>
+                    </a:blip>
+                    <a:srcRect/>
+                    <a:stretch>
+                      <a:fillRect/>
+                    </a:stretch>
+                  </pic:blipFill>
+                  <pic:spPr bwMode="auto">
+                    <a:xfrm>
+                      <a:off x="0" y="0"/>
+                      <a:ext cx="2616857" cy="2112420"/>
+                    </a:xfrm>
+                    <a:prstGeom prst="rect">
+                      <a:avLst/>
+                    </a:prstGeom>
+                    <a:noFill/>
+                    <a:ln>
+                      <a:noFill/>
+                    </a:ln>
+                  </pic:spPr>
+                </pic:pic>
+              </a:graphicData>
+            </a:graphic>
+          </wp:inline>
+        </w:drawing>
+      </w:r>
+    </w:p>
+    <w:p>
+      <w:pPr>
+        <w:pStyle w:val="Paragrafoelenco"/>
+        <w:numPr>
+          <w:ilvl w:val="0"/>
+          <w:numId w:val="21"/>
+        </w:numPr>
+      </w:pPr>
+      <w:r>
+        <w:t xml:space="preserve">W </w:t>
+      </w:r>
+      <w:proofErr w:type="spellStart"/>
+      <w:r>
+        <w:t>oknie</w:t>
+      </w:r>
+      <w:proofErr w:type="spellEnd"/>
+      <w:r>
+        <w:t xml:space="preserve"> „</w:t>
+      </w:r>
+      <w:proofErr w:type="spellStart"/>
+      <w:r>
+        <w:t>Opcje</w:t>
+      </w:r>
+      <w:proofErr w:type="spellEnd"/>
+      <w:r>
+        <w:t xml:space="preserve"> </w:t>
+      </w:r>
+      <w:proofErr w:type="spellStart"/>
+      <w:r>
+        <w:t>kasowania</w:t>
+      </w:r>
+      <w:proofErr w:type="spellEnd"/>
+      <w:r>
+        <w:t xml:space="preserve">” </w:t>
+      </w:r>
+      <w:proofErr w:type="spellStart"/>
+      <w:r>
+        <w:t>wybierz</w:t>
+      </w:r>
+      <w:proofErr w:type="spellEnd"/>
+      <w:r>
+        <w:t xml:space="preserve"> </w:t>
+      </w:r>
+      <w:proofErr w:type="spellStart"/>
+      <w:r>
+        <w:t>żądane</w:t>
+      </w:r>
+      <w:proofErr w:type="spellEnd"/>
+      <w:r>
+        <w:t xml:space="preserve"> </w:t>
+      </w:r>
+      <w:proofErr w:type="spellStart"/>
+      <w:r>
+        <w:t>opcje</w:t>
+      </w:r>
+      <w:proofErr w:type="spellEnd"/>
+      <w:r>
+        <w:t xml:space="preserve"> </w:t>
+      </w:r>
+      <w:proofErr w:type="spellStart"/>
+      <w:r>
+        <w:t>lub</w:t>
+      </w:r>
+      <w:proofErr w:type="spellEnd"/>
+      <w:r>
+        <w:t xml:space="preserve"> </w:t>
+      </w:r>
+      <w:proofErr w:type="spellStart"/>
+      <w:r>
+        <w:t>pozostaw</w:t>
+      </w:r>
+      <w:proofErr w:type="spellEnd"/>
+      <w:r>
+        <w:t xml:space="preserve"> </w:t>
+      </w:r>
+      <w:proofErr w:type="spellStart"/>
+      <w:r>
+        <w:t>pola</w:t>
+      </w:r>
+      <w:proofErr w:type="spellEnd"/>
+      <w:r>
+        <w:t xml:space="preserve"> </w:t>
+      </w:r>
+      <w:proofErr w:type="spellStart"/>
+      <w:r>
+        <w:t>niezaznaczone</w:t>
+      </w:r>
+      <w:proofErr w:type="spellEnd"/>
+      <w:r>
+        <w:t xml:space="preserve">, </w:t>
+      </w:r>
+      <w:proofErr w:type="spellStart"/>
+      <w:r>
+        <w:t>jeśli</w:t>
+      </w:r>
+      <w:proofErr w:type="spellEnd"/>
+      <w:r>
+        <w:t xml:space="preserve"> </w:t>
+      </w:r>
+      <w:proofErr w:type="spellStart"/>
+      <w:r>
+        <w:t>chcesz</w:t>
+      </w:r>
+      <w:proofErr w:type="spellEnd"/>
+      <w:r>
+        <w:t xml:space="preserve"> </w:t>
+      </w:r>
+      <w:proofErr w:type="spellStart"/>
+      <w:r>
+        <w:t>jedynie</w:t>
+      </w:r>
+      <w:proofErr w:type="spellEnd"/>
+      <w:r>
+        <w:t xml:space="preserve"> </w:t>
+      </w:r>
+      <w:proofErr w:type="spellStart"/>
+      <w:r>
+        <w:t>zaktualizować</w:t>
+      </w:r>
+      <w:proofErr w:type="spellEnd"/>
+      <w:r>
+        <w:t xml:space="preserve"> </w:t>
+      </w:r>
+      <w:proofErr w:type="spellStart"/>
+      <w:r>
+        <w:t>oprogramowanie</w:t>
+      </w:r>
+      <w:proofErr w:type="spellEnd"/>
+      <w:r>
+        <w:t xml:space="preserve">. </w:t>
+      </w:r>
+      <w:proofErr w:type="spellStart"/>
+      <w:r>
+        <w:t>Naciśnij</w:t>
+      </w:r>
+      <w:proofErr w:type="spellEnd"/>
+      <w:r>
+        <w:t xml:space="preserve"> </w:t>
+      </w:r>
+      <w:proofErr w:type="spellStart"/>
+      <w:r>
+        <w:t>przycisk</w:t>
+      </w:r>
+      <w:proofErr w:type="spellEnd"/>
+      <w:r>
+        <w:t xml:space="preserve"> </w:t>
+      </w:r>
+      <w:proofErr w:type="spellStart"/>
+      <w:r>
+        <w:t>Programuj</w:t>
+      </w:r>
+      <w:proofErr w:type="spellEnd"/>
+      <w:r>
+        <w:t xml:space="preserve">, aby </w:t>
+      </w:r>
+      <w:proofErr w:type="spellStart"/>
+      <w:r>
+        <w:t>przystąpić</w:t>
+      </w:r>
+      <w:proofErr w:type="spellEnd"/>
+      <w:r>
+        <w:t xml:space="preserve"> do </w:t>
+      </w:r>
+      <w:proofErr w:type="spellStart"/>
+      <w:r>
+        <w:t>aktualizacji</w:t>
+      </w:r>
+      <w:proofErr w:type="spellEnd"/>
+      <w:r>
+        <w:t xml:space="preserve"> </w:t>
+      </w:r>
+      <w:proofErr w:type="spellStart"/>
+      <w:r>
+        <w:t>oprogramowania</w:t>
+      </w:r>
+      <w:proofErr w:type="spellEnd"/>
+    </w:p>
+    <w:p>
+      <w:pPr>
+        <w:jc w:val="center"/>
+      </w:pPr>
+      <w:r>
+        <w:rPr>
+          <w:noProof/>
+        </w:rPr>
+        <w:lastRenderedPageBreak/>
+        <w:drawing>
+          <wp:inline distT="0" distB="0" distL="0" distR="0" wp14:anchorId="68806034" wp14:editId="1BC107E4">
+            <wp:extent cx="2715218" cy="1888056"/>
+            <wp:effectExtent l="0" t="0" r="9525" b="0"/>
+            <wp:docPr id="261869361" name="Immagine 5"/>
+            <wp:cNvGraphicFramePr>
+              <a:graphicFrameLocks xmlns:a="http://schemas.openxmlformats.org/drawingml/2006/main" noChangeAspect="1"/>
+            </wp:cNvGraphicFramePr>
+            <a:graphic xmlns:a="http://schemas.openxmlformats.org/drawingml/2006/main">
+              <a:graphicData uri="http://schemas.openxmlformats.org/drawingml/2006/picture">
+                <pic:pic xmlns:pic="http://schemas.openxmlformats.org/drawingml/2006/picture">
+                  <pic:nvPicPr>
+                    <pic:cNvPr id="0" name="Picture 9"/>
+                    <pic:cNvPicPr>
+                      <a:picLocks noChangeAspect="1" noChangeArrowheads="1"/>
+                    </pic:cNvPicPr>
+                  </pic:nvPicPr>
+                  <pic:blipFill>
+                    <a:blip r:embed="rId26">
+                      <a:extLst>
+                        <a:ext uri="{28A0092B-C50C-407E-A947-70E740481C1C}">
+                          <a14:useLocalDpi xmlns:a14="http://schemas.microsoft.com/office/drawing/2010/main" val="0"/>
+                        </a:ext>
+                      </a:extLst>
+                    </a:blip>
+                    <a:srcRect/>
+                    <a:stretch>
+                      <a:fillRect/>
+                    </a:stretch>
+                  </pic:blipFill>
+                  <pic:spPr bwMode="auto">
+                    <a:xfrm>
+                      <a:off x="0" y="0"/>
+                      <a:ext cx="2730507" cy="1898688"/>
+                    </a:xfrm>
+                    <a:prstGeom prst="rect">
+                      <a:avLst/>
+                    </a:prstGeom>
+                    <a:noFill/>
+                    <a:ln>
+                      <a:noFill/>
+                    </a:ln>
+                  </pic:spPr>
+                </pic:pic>
+              </a:graphicData>
+            </a:graphic>
+          </wp:inline>
+        </w:drawing>
+      </w:r>
+    </w:p>
+    <w:p>
+      <w:pPr>
+        <w:pStyle w:val="Paragrafoelenco"/>
+        <w:numPr>
+          <w:ilvl w:val="0"/>
+          <w:numId w:val="21"/>
+        </w:numPr>
+      </w:pPr>
+      <w:r>
+        <w:rPr>
+          <w:lang w:val="it-IT"/>
+        </w:rPr>
+        <w:t xml:space="preserve">Poczekaj, aż oprogramowanie zostanie zapisane, i sprawdź wynik. W przypadku błędu pojawi się okno „PROGRAMOWANIE NIEUDANE”, a w przypadku sukcesu — okno „AKTUALIZACJA ZAKOŃCZONA”. </w:t>
+      </w:r>
+      <w:proofErr w:type="spellStart"/>
+      <w:r>
+        <w:t>Powtórz</w:t>
+      </w:r>
+      <w:proofErr w:type="spellEnd"/>
+      <w:r>
+        <w:t xml:space="preserve"> </w:t>
+      </w:r>
+      <w:proofErr w:type="spellStart"/>
+      <w:r>
+        <w:t>procedurę</w:t>
+      </w:r>
+      <w:proofErr w:type="spellEnd"/>
+      <w:r>
+        <w:t xml:space="preserve"> </w:t>
+      </w:r>
+      <w:proofErr w:type="spellStart"/>
+      <w:r>
+        <w:t>dla</w:t>
+      </w:r>
+      <w:proofErr w:type="spellEnd"/>
+      <w:r>
+        <w:t xml:space="preserve"> </w:t>
+      </w:r>
+      <w:proofErr w:type="spellStart"/>
+      <w:r>
+        <w:t>wszystkich</w:t>
+      </w:r>
+      <w:proofErr w:type="spellEnd"/>
+      <w:r>
+        <w:t xml:space="preserve"> 3 </w:t>
+      </w:r>
+      <w:proofErr w:type="spellStart"/>
+      <w:r>
+        <w:t>złączy</w:t>
+      </w:r>
+      <w:proofErr w:type="spellEnd"/>
+      <w:r>
+        <w:t xml:space="preserve"> USB </w:t>
+      </w:r>
+      <w:proofErr w:type="spellStart"/>
+      <w:r>
+        <w:t>Baccable</w:t>
+      </w:r>
+      <w:proofErr w:type="spellEnd"/>
+      <w:r>
+        <w:t>.</w:t>
+      </w:r>
+    </w:p>
+    <w:p>
+      <w:pPr>
+        <w:jc w:val="center"/>
+      </w:pPr>
+      <w:r>
+        <w:rPr>
+          <w:noProof/>
+        </w:rPr>
+        <w:drawing>
+          <wp:inline distT="0" distB="0" distL="0" distR="0" wp14:anchorId="0AC4DAAB" wp14:editId="17ACB860">
+            <wp:extent cx="2375360" cy="1947979"/>
+            <wp:effectExtent l="0" t="0" r="6350" b="0"/>
+            <wp:docPr id="1286779808" name="Immagine 6"/>
+            <wp:cNvGraphicFramePr>
+              <a:graphicFrameLocks xmlns:a="http://schemas.openxmlformats.org/drawingml/2006/main" noChangeAspect="1"/>
+            </wp:cNvGraphicFramePr>
+            <a:graphic xmlns:a="http://schemas.openxmlformats.org/drawingml/2006/main">
+              <a:graphicData uri="http://schemas.openxmlformats.org/drawingml/2006/picture">
+                <pic:pic xmlns:pic="http://schemas.openxmlformats.org/drawingml/2006/picture">
+                  <pic:nvPicPr>
+                    <pic:cNvPr id="0" name="Picture 11"/>
+                    <pic:cNvPicPr>
+                      <a:picLocks noChangeAspect="1" noChangeArrowheads="1"/>
+                    </pic:cNvPicPr>
+                  </pic:nvPicPr>
+                  <pic:blipFill>
+                    <a:blip r:embed="rId27">
+                      <a:extLst>
+                        <a:ext uri="{28A0092B-C50C-407E-A947-70E740481C1C}">
+                          <a14:useLocalDpi xmlns:a14="http://schemas.microsoft.com/office/drawing/2010/main" val="0"/>
+                        </a:ext>
+                      </a:extLst>
+                    </a:blip>
+                    <a:srcRect/>
+                    <a:stretch>
+                      <a:fillRect/>
+                    </a:stretch>
+                  </pic:blipFill>
+                  <pic:spPr bwMode="auto">
+                    <a:xfrm>
+                      <a:off x="0" y="0"/>
+                      <a:ext cx="2383329" cy="1954514"/>
+                    </a:xfrm>
+                    <a:prstGeom prst="rect">
+                      <a:avLst/>
+                    </a:prstGeom>
+                    <a:noFill/>
+                    <a:ln>
+                      <a:noFill/>
+                    </a:ln>
+                  </pic:spPr>
+                </pic:pic>
+              </a:graphicData>
+            </a:graphic>
+          </wp:inline>
+        </w:drawing>
+      </w:r>
+    </w:p>
+    <w:p>
+      <w:pPr>
+        <w:pStyle w:val="Titolo2"/>
+        <w:rPr>
+          <w:rStyle w:val="Enfasigrassetto"/>
+          <w:rFonts w:asciiTheme="minorHAnsi" w:hAnsiTheme="minorHAnsi" w:cstheme="minorHAnsi"/>
+          <w:color w:val="auto"/>
+          <w:lang w:val="pl-PL"/>
+        </w:rPr>
+      </w:pPr>
+      <w:bookmarkStart w:id="15" w:name="_Toc239527366"/>
+      <w:r>
+        <w:rPr>
+          <w:rStyle w:val="Enfasigrassetto"/>
+          <w:rFonts w:asciiTheme="minorHAnsi" w:hAnsiTheme="minorHAnsi" w:cstheme="minorHAnsi"/>
+          <w:color w:val="auto"/>
+          <w:lang w:val="pl-PL"/>
+        </w:rPr>
+        <w:t>1.11.2</w:t>
+      </w:r>
+      <w:r>
+        <w:rPr>
+          <w:rStyle w:val="Enfasigrassetto"/>
+          <w:rFonts w:asciiTheme="minorHAnsi" w:hAnsiTheme="minorHAnsi" w:cstheme="minorHAnsi"/>
+          <w:color w:val="auto"/>
+          <w:lang w:val="pl-PL"/>
+        </w:rPr>
+        <w:tab/>
+        <w:t>Procedura wgrywania oprogramowania ze smartfona</w:t>
+      </w:r>
+      <w:bookmarkEnd w:id="15"/>
+    </w:p>
+    <w:p>
+      <w:pPr>
+        <w:jc w:val="both"/>
+        <w:rPr>
+          <w:lang w:val="pl-PL"/>
+        </w:rPr>
+      </w:pPr>
+      <w:r>
+        <w:rPr>
+          <w:lang w:val="pl-PL"/>
+        </w:rPr>
+        <w:t>Aby wykonać tę procedurę, potrzebne będą:</w:t>
+      </w:r>
+    </w:p>
+    <w:p>
+      <w:pPr>
+        <w:pStyle w:val="Paragrafoelenco"/>
+        <w:numPr>
+          <w:ilvl w:val="0"/>
+          <w:numId w:val="20"/>
+        </w:numPr>
+        <w:jc w:val="both"/>
+        <w:rPr>
+          <w:lang w:val="pl-PL"/>
+        </w:rPr>
+      </w:pPr>
+      <w:r>
+        <w:rPr>
+          <w:lang w:val="pl-PL"/>
+        </w:rPr>
+        <w:t>smartfon z systemem Android</w:t>
+      </w:r>
+    </w:p>
+    <w:p>
+      <w:pPr>
+        <w:pStyle w:val="Paragrafoelenco"/>
+        <w:numPr>
+          <w:ilvl w:val="0"/>
+          <w:numId w:val="20"/>
+        </w:numPr>
+        <w:jc w:val="both"/>
+        <w:rPr>
+          <w:lang w:val="pl-PL"/>
+        </w:rPr>
+      </w:pPr>
+      <w:r>
+        <w:rPr>
+          <w:lang w:val="pl-PL"/>
+        </w:rPr>
+        <w:t xml:space="preserve">aplikacja BaccableApp, dostępna pod adresem </w:t>
+      </w:r>
+      <w:hyperlink r:id="rId28" w:history="1">
+        <w:r>
+          <w:rPr>
+            <w:rStyle w:val="Collegamentoipertestuale"/>
+            <w:lang w:val="pl-PL"/>
+          </w:rPr>
+          <w:t>https://www.tr3ma.com/baccable</w:t>
+        </w:r>
+      </w:hyperlink>
+    </w:p>
+    <w:p>
+      <w:pPr>
+        <w:pStyle w:val="Paragrafoelenco"/>
+        <w:numPr>
+          <w:ilvl w:val="0"/>
+          <w:numId w:val="20"/>
+        </w:numPr>
+        <w:jc w:val="both"/>
+        <w:rPr>
+          <w:lang w:val="pl-PL"/>
+        </w:rPr>
+      </w:pPr>
+      <w:r>
+        <w:rPr>
+          <w:lang w:val="pl-PL"/>
+        </w:rPr>
+        <w:t>kabel USB między smartfonem a baccable</w:t>
+      </w:r>
+    </w:p>
+    <w:p>
+      <w:pPr>
+        <w:rPr>
+          <w:lang w:val="pl-PL"/>
+        </w:rPr>
+      </w:pPr>
+    </w:p>
+    <w:p>
+      <w:pPr>
+        <w:pStyle w:val="Paragrafoelenco"/>
+        <w:numPr>
+          <w:ilvl w:val="0"/>
+          <w:numId w:val="24"/>
+        </w:numPr>
+        <w:jc w:val="both"/>
+        <w:rPr>
+          <w:lang w:val="pl-PL"/>
+        </w:rPr>
+      </w:pPr>
+      <w:r>
+        <w:rPr>
+          <w:lang w:val="pl-PL"/>
+        </w:rPr>
+        <w:t>Naciśnij i przytrzymaj przycisk programowania na płytce.</w:t>
+      </w:r>
+    </w:p>
+    <w:p>
+      <w:pPr>
+        <w:pStyle w:val="Paragrafoelenco"/>
+        <w:numPr>
+          <w:ilvl w:val="0"/>
+          <w:numId w:val="24"/>
+        </w:numPr>
+        <w:jc w:val="both"/>
+        <w:rPr>
+          <w:lang w:val="pl-PL"/>
+        </w:rPr>
+      </w:pPr>
+      <w:r>
+        <w:rPr>
+          <w:lang w:val="pl-PL"/>
+        </w:rPr>
+        <w:t>Podłącz kabel USB OTG do smartfona, a następnie podłącz port USB BACCABLE (C1, C2 lub BH) do kabla OTG.</w:t>
+      </w:r>
+    </w:p>
+    <w:p>
+      <w:pPr>
+        <w:pStyle w:val="Paragrafoelenco"/>
+        <w:numPr>
+          <w:ilvl w:val="0"/>
+          <w:numId w:val="24"/>
+        </w:numPr>
+        <w:jc w:val="both"/>
+        <w:rPr>
+          <w:lang w:val="pl-PL"/>
+        </w:rPr>
+      </w:pPr>
+      <w:r>
+        <w:rPr>
+          <w:lang w:val="pl-PL"/>
+        </w:rPr>
+        <w:t>Dopiero gdy zaświeci się zielona dioda LED na Baccable, można zwolnić przycisk programowania.</w:t>
+      </w:r>
+    </w:p>
+    <w:p>
+      <w:pPr>
+        <w:jc w:val="both"/>
+        <w:rPr>
+          <w:lang w:val="pl-PL"/>
+        </w:rPr>
+      </w:pPr>
+      <w:r>
+        <w:rPr>
+          <w:b/>
+          <w:bCs/>
+          <w:lang w:val="pl-PL"/>
+        </w:rPr>
+        <w:t>Uwaga</w:t>
+      </w:r>
+      <w:r>
+        <w:rPr>
+          <w:lang w:val="pl-PL"/>
+        </w:rPr>
+        <w:t>: jeśli żadna dioda LED na Baccable się nie świeci, przejdź do ustawień i włącz opcję Ułatwienia dostępu -&gt; połączenie OTG, lub sprawdź kabel.</w:t>
+      </w:r>
+    </w:p>
+    <w:p>
+      <w:pPr>
+        <w:pStyle w:val="Paragrafoelenco"/>
+        <w:numPr>
+          <w:ilvl w:val="0"/>
+          <w:numId w:val="24"/>
+        </w:numPr>
+        <w:jc w:val="both"/>
+        <w:rPr>
+          <w:lang w:val="pl-PL"/>
+        </w:rPr>
+      </w:pPr>
+      <w:r>
+        <w:rPr>
+          <w:lang w:val="pl-PL"/>
+        </w:rPr>
+        <w:lastRenderedPageBreak/>
+        <w:t>Otwórz aplikację na smartfonie: przy pierwszym połączeniu system Android poprosi o zgodę na dostęp do urządzenia USB, którą należy udzielić, aby kontynuować.</w:t>
+      </w:r>
+    </w:p>
+    <w:p>
+      <w:pPr>
+        <w:pStyle w:val="Paragrafoelenco"/>
+        <w:numPr>
+          <w:ilvl w:val="0"/>
+          <w:numId w:val="24"/>
+        </w:numPr>
+      </w:pPr>
+      <w:proofErr w:type="spellStart"/>
+      <w:r>
+        <w:t>Naciśnij</w:t>
+      </w:r>
+      <w:proofErr w:type="spellEnd"/>
+      <w:r>
+        <w:t xml:space="preserve"> </w:t>
+      </w:r>
+      <w:proofErr w:type="spellStart"/>
+      <w:r>
+        <w:t>przycisk</w:t>
+      </w:r>
+      <w:proofErr w:type="spellEnd"/>
+      <w:r>
+        <w:t xml:space="preserve"> „</w:t>
+      </w:r>
+      <w:proofErr w:type="spellStart"/>
+      <w:r>
+        <w:t>Aktualizuj</w:t>
+      </w:r>
+      <w:proofErr w:type="spellEnd"/>
+      <w:r>
+        <w:t xml:space="preserve"> </w:t>
+      </w:r>
+      <w:proofErr w:type="spellStart"/>
+      <w:r>
+        <w:t>Baccable</w:t>
+      </w:r>
+      <w:proofErr w:type="spellEnd"/>
+      <w:r>
+        <w:t>”</w:t>
+      </w:r>
+    </w:p>
+    <w:p>
+      <w:pPr>
+        <w:jc w:val="center"/>
+      </w:pPr>
+      <w:r>
+        <w:rPr>
+          <w:noProof/>
+        </w:rPr>
+        <w:drawing>
+          <wp:inline distT="0" distB="0" distL="0" distR="0" wp14:anchorId="02B447A4" wp14:editId="4B63EFC8">
+            <wp:extent cx="988741" cy="1500052"/>
+            <wp:effectExtent l="0" t="0" r="1905" b="5080"/>
+            <wp:docPr id="2066241549" name="Immagine 1"/>
+            <wp:cNvGraphicFramePr>
+              <a:graphicFrameLocks xmlns:a="http://schemas.openxmlformats.org/drawingml/2006/main" noChangeAspect="1"/>
+            </wp:cNvGraphicFramePr>
+            <a:graphic xmlns:a="http://schemas.openxmlformats.org/drawingml/2006/main">
+              <a:graphicData uri="http://schemas.openxmlformats.org/drawingml/2006/picture">
+                <pic:pic xmlns:pic="http://schemas.openxmlformats.org/drawingml/2006/picture">
+                  <pic:nvPicPr>
+                    <pic:cNvPr id="0" name="Picture 1"/>
+                    <pic:cNvPicPr>
+                      <a:picLocks noChangeAspect="1" noChangeArrowheads="1"/>
+                    </pic:cNvPicPr>
                   </pic:nvPicPr>
                   <pic:blipFill rotWithShape="1">
-                    <a:blip r:embed="rId22"/>
-                    <a:srcRect l="8330" t="-1" b="30480"/>
+                    <a:blip r:embed="rId29" cstate="print">
+                      <a:extLst>
+                        <a:ext uri="{28A0092B-C50C-407E-A947-70E740481C1C}">
+                          <a14:useLocalDpi xmlns:a14="http://schemas.microsoft.com/office/drawing/2010/main" val="0"/>
+                        </a:ext>
+                      </a:extLst>
+                    </a:blip>
+                    <a:srcRect t="18543" b="13320"/>
                     <a:stretch/>
                   </pic:blipFill>
                   <pic:spPr bwMode="auto">
                     <a:xfrm>
                       <a:off x="0" y="0"/>
-                      <a:ext cx="5456427" cy="2415859"/>
+                      <a:ext cx="1010800" cy="1533518"/>
                     </a:xfrm>
                     <a:prstGeom prst="rect">
                       <a:avLst/>
                     </a:prstGeom>
+                    <a:noFill/>
                     <a:ln>
                       <a:noFill/>
                     </a:ln>
@@ -8951,143 +10439,146 @@
           </wp:inline>
         </w:drawing>
       </w:r>
-      <w:r>
-        <w:rPr>
-          <w:lang w:val="pl-PL"/>
-        </w:rPr>
-        <w:br w:type="page"/>
-      </w:r>
     </w:p>
     <w:p>
       <w:pPr>
         <w:pStyle w:val="Paragrafoelenco"/>
         <w:numPr>
           <w:ilvl w:val="0"/>
-          <w:numId w:val="21"/>
+          <w:numId w:val="24"/>
         </w:numPr>
-        <w:rPr>
-          <w:lang w:val="pl-PL"/>
-        </w:rPr>
-      </w:pPr>
-      <w:r>
-        <w:rPr>
-          <w:lang w:val="pl-PL"/>
-        </w:rPr>
-        <w:lastRenderedPageBreak/>
-        <w:t>Jeśli w polu PORT wyświetlone jest NO DFU, jak na poniższym rysunku, oznacza to, że urządzenie nie zostało wykryte i konieczne jest ponowne rozpoczęcie tej procedury lub naciśnięcie przycisku AGGIORNA (odśwież) pokazanego na poniższym rysunku.</w:t>
-      </w:r>
-    </w:p>
-    <w:p>
-      <w:pPr>
-        <w:pStyle w:val="Paragrafoelenco"/>
-        <w:rPr>
-          <w:lang w:val="pl-PL"/>
-        </w:rPr>
-      </w:pPr>
-    </w:p>
-    <w:p>
-      <w:pPr>
-        <w:pStyle w:val="Paragrafoelenco"/>
-        <w:rPr>
-          <w:lang w:val="pl-PL"/>
-        </w:rPr>
+      </w:pPr>
+      <w:proofErr w:type="spellStart"/>
+      <w:r>
+        <w:t>Wybierz</w:t>
+      </w:r>
+      <w:proofErr w:type="spellEnd"/>
+      <w:r>
+        <w:t xml:space="preserve"> </w:t>
+      </w:r>
+      <w:proofErr w:type="spellStart"/>
+      <w:r>
+        <w:t>wersję</w:t>
+      </w:r>
+      <w:proofErr w:type="spellEnd"/>
+      <w:r>
+        <w:t xml:space="preserve"> </w:t>
+      </w:r>
+      <w:proofErr w:type="spellStart"/>
+      <w:r>
+        <w:t>oprogramowania</w:t>
+      </w:r>
+      <w:proofErr w:type="spellEnd"/>
+      <w:r>
+        <w:t xml:space="preserve">, </w:t>
+      </w:r>
+      <w:proofErr w:type="spellStart"/>
+      <w:r>
+        <w:t>którą</w:t>
+      </w:r>
+      <w:proofErr w:type="spellEnd"/>
+      <w:r>
+        <w:t xml:space="preserve"> </w:t>
+      </w:r>
+      <w:proofErr w:type="spellStart"/>
+      <w:r>
+        <w:t>chcesz</w:t>
+      </w:r>
+      <w:proofErr w:type="spellEnd"/>
+      <w:r>
+        <w:t xml:space="preserve"> </w:t>
+      </w:r>
+      <w:proofErr w:type="spellStart"/>
+      <w:r>
+        <w:t>zainstalować</w:t>
+      </w:r>
+      <w:proofErr w:type="spellEnd"/>
+      <w:r>
+        <w:t xml:space="preserve">, a </w:t>
+      </w:r>
+      <w:proofErr w:type="spellStart"/>
+      <w:r>
+        <w:t>następnie</w:t>
+      </w:r>
+      <w:proofErr w:type="spellEnd"/>
+      <w:r>
+        <w:t xml:space="preserve"> </w:t>
+      </w:r>
+      <w:proofErr w:type="spellStart"/>
+      <w:r>
+        <w:t>naciśnij</w:t>
+      </w:r>
+      <w:proofErr w:type="spellEnd"/>
+      <w:r>
+        <w:t xml:space="preserve"> </w:t>
+      </w:r>
+      <w:proofErr w:type="spellStart"/>
+      <w:r>
+        <w:t>przycisk</w:t>
+      </w:r>
+      <w:proofErr w:type="spellEnd"/>
+      <w:r>
+        <w:t xml:space="preserve"> </w:t>
+      </w:r>
+      <w:proofErr w:type="spellStart"/>
+      <w:r>
+        <w:t>odpowiadający</w:t>
+      </w:r>
+      <w:proofErr w:type="spellEnd"/>
+      <w:r>
+        <w:t xml:space="preserve"> </w:t>
+      </w:r>
+      <w:proofErr w:type="spellStart"/>
+      <w:r>
+        <w:t>złączu</w:t>
+      </w:r>
+      <w:proofErr w:type="spellEnd"/>
+      <w:r>
+        <w:t xml:space="preserve"> USB, </w:t>
+      </w:r>
+      <w:proofErr w:type="spellStart"/>
+      <w:r>
+        <w:t>które</w:t>
+      </w:r>
+      <w:proofErr w:type="spellEnd"/>
+      <w:r>
+        <w:t xml:space="preserve"> </w:t>
+      </w:r>
+      <w:proofErr w:type="spellStart"/>
+      <w:r>
+        <w:t>było</w:t>
+      </w:r>
+      <w:proofErr w:type="spellEnd"/>
+      <w:r>
+        <w:t xml:space="preserve"> </w:t>
+      </w:r>
+      <w:proofErr w:type="spellStart"/>
+      <w:r>
+        <w:t>podłączone</w:t>
+      </w:r>
+      <w:proofErr w:type="spellEnd"/>
+      <w:r>
+        <w:t xml:space="preserve"> do </w:t>
+      </w:r>
+      <w:proofErr w:type="spellStart"/>
+      <w:r>
+        <w:t>Baccable</w:t>
+      </w:r>
+      <w:proofErr w:type="spellEnd"/>
+    </w:p>
+    <w:p>
+      <w:pPr>
+        <w:jc w:val="center"/>
       </w:pPr>
       <w:r>
         <w:rPr>
           <w:noProof/>
-          <w:lang w:val="pl-PL"/>
-        </w:rPr>
-        <mc:AlternateContent>
-          <mc:Choice Requires="wps">
-            <w:drawing>
-              <wp:anchor distT="0" distB="0" distL="114300" distR="114300" simplePos="0" relativeHeight="251672576" behindDoc="0" locked="0" layoutInCell="1" allowOverlap="1" wp14:anchorId="343BE446" wp14:editId="64A73D41">
-                <wp:simplePos x="0" y="0"/>
-                <wp:positionH relativeFrom="column">
-                  <wp:posOffset>5310169</wp:posOffset>
-                </wp:positionH>
-                <wp:positionV relativeFrom="paragraph">
-                  <wp:posOffset>998220</wp:posOffset>
-                </wp:positionV>
-                <wp:extent cx="298229" cy="512618"/>
-                <wp:effectExtent l="45085" t="12065" r="0" b="13970"/>
-                <wp:wrapNone/>
-                <wp:docPr id="538408863" name="Freccia a sinistra 5"/>
-                <wp:cNvGraphicFramePr/>
-                <a:graphic xmlns:a="http://schemas.openxmlformats.org/drawingml/2006/main">
-                  <a:graphicData uri="http://schemas.microsoft.com/office/word/2010/wordprocessingShape">
-                    <wps:wsp>
-                      <wps:cNvSpPr/>
-                      <wps:spPr>
-                        <a:xfrm rot="5400000">
-                          <a:off x="0" y="0"/>
-                          <a:ext cx="298229" cy="512618"/>
-                        </a:xfrm>
-                        <a:prstGeom prst="leftArrow">
-                          <a:avLst/>
-                        </a:prstGeom>
-                      </wps:spPr>
-                      <wps:style>
-                        <a:lnRef idx="2">
-                          <a:schemeClr val="accent2">
-                            <a:shade val="15000"/>
-                          </a:schemeClr>
-                        </a:lnRef>
-                        <a:fillRef idx="1">
-                          <a:schemeClr val="accent2"/>
-                        </a:fillRef>
-                        <a:effectRef idx="0">
-                          <a:schemeClr val="accent2"/>
-                        </a:effectRef>
-                        <a:fontRef idx="minor">
-                          <a:schemeClr val="lt1"/>
-                        </a:fontRef>
-                      </wps:style>
-                      <wps:bodyPr rot="0" spcFirstLastPara="0" vertOverflow="overflow" horzOverflow="overflow" vert="horz" wrap="square" lIns="91440" tIns="45720" rIns="91440" bIns="45720" numCol="1" spcCol="0" rtlCol="0" fromWordArt="0" anchor="ctr" anchorCtr="0" forceAA="0" compatLnSpc="1">
-                        <a:prstTxWarp prst="textNoShape">
-                          <a:avLst/>
-                        </a:prstTxWarp>
-                        <a:noAutofit/>
-                      </wps:bodyPr>
-                    </wps:wsp>
-                  </a:graphicData>
-                </a:graphic>
-                <wp14:sizeRelH relativeFrom="margin">
-                  <wp14:pctWidth>0</wp14:pctWidth>
-                </wp14:sizeRelH>
-              </wp:anchor>
-            </w:drawing>
-          </mc:Choice>
-          <mc:Fallback>
-            <w:pict>
-              <v:shapetype w14:anchorId="7FAC214A" id="_x0000_t66" coordsize="21600,21600" o:spt="66" adj="5400,5400" path="m@0,l@0@1,21600@1,21600@2@0@2@0,21600,,10800xe">
-                <v:stroke joinstyle="miter"/>
-                <v:formulas>
-                  <v:f eqn="val #0"/>
-                  <v:f eqn="val #1"/>
-                  <v:f eqn="sum 21600 0 #1"/>
-                  <v:f eqn="prod #0 #1 10800"/>
-                  <v:f eqn="sum #0 0 @3"/>
-                </v:formulas>
-                <v:path o:connecttype="custom" o:connectlocs="@0,0;0,10800;@0,21600;21600,10800" o:connectangles="270,180,90,0" textboxrect="@4,@1,21600,@2"/>
-                <v:handles>
-                  <v:h position="#0,#1" xrange="0,21600" yrange="0,10800"/>
-                </v:handles>
-              </v:shapetype>
-              <v:shape id="Freccia a sinistra 5" o:spid="_x0000_s1026" type="#_x0000_t66" style="position:absolute;margin-left:418.1pt;margin-top:78.6pt;width:23.5pt;height:40.35pt;rotation:90;z-index:251672576;visibility:visible;mso-wrap-style:square;mso-width-percent:0;mso-wrap-distance-left:9pt;mso-wrap-distance-top:0;mso-wrap-distance-right:9pt;mso-wrap-distance-bottom:0;mso-position-horizontal:absolute;mso-position-horizontal-relative:text;mso-position-vertical:absolute;mso-position-vertical-relative:text;mso-width-percent:0;mso-width-relative:margin;v-text-anchor:middle" o:gfxdata="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" adj="10800" fillcolor="#ed7d31 [3205]" strokecolor="#261103 [485]" strokeweight="1pt"/>
-            </w:pict>
-          </mc:Fallback>
-        </mc:AlternateContent>
-      </w:r>
-      <w:r>
-        <w:rPr>
-          <w:noProof/>
-          <w:lang w:val="pl-PL"/>
         </w:rPr>
         <w:drawing>
-          <wp:inline distT="0" distB="0" distL="0" distR="0" wp14:anchorId="4776E394" wp14:editId="2C171C9B">
-            <wp:extent cx="2589472" cy="1364210"/>
-            <wp:effectExtent l="0" t="0" r="1905" b="7620"/>
-            <wp:docPr id="1278962658" name="Immagine 1"/>
+          <wp:inline distT="0" distB="0" distL="0" distR="0" wp14:anchorId="0344F183" wp14:editId="7F39645A">
+            <wp:extent cx="1776095" cy="3425876"/>
+            <wp:effectExtent l="0" t="0" r="0" b="3175"/>
+            <wp:docPr id="1296378366" name="Immagine 3"/>
             <wp:cNvGraphicFramePr>
               <a:graphicFrameLocks xmlns:a="http://schemas.openxmlformats.org/drawingml/2006/main" noChangeAspect="1"/>
             </wp:cNvGraphicFramePr>
@@ -9095,69 +10586,31 @@
               <a:graphicData uri="http://schemas.openxmlformats.org/drawingml/2006/picture">
                 <pic:pic xmlns:pic="http://schemas.openxmlformats.org/drawingml/2006/picture">
                   <pic:nvPicPr>
-                    <pic:cNvPr id="1278962658" name=""/>
-                    <pic:cNvPicPr/>
-                  </pic:nvPicPr>
-                  <pic:blipFill>
-                    <a:blip r:embed="rId23"/>
-                    <a:stretch>
-                      <a:fillRect/>
-                    </a:stretch>
-                  </pic:blipFill>
-                  <pic:spPr>
-                    <a:xfrm>
-                      <a:off x="0" y="0"/>
-                      <a:ext cx="2605685" cy="1372751"/>
-                    </a:xfrm>
-                    <a:prstGeom prst="rect">
-                      <a:avLst/>
-                    </a:prstGeom>
-                  </pic:spPr>
-                </pic:pic>
-              </a:graphicData>
-            </a:graphic>
-          </wp:inline>
-        </w:drawing>
-      </w:r>
-      <w:r>
-        <w:rPr>
-          <w:lang w:val="pl-PL"/>
-        </w:rPr>
-        <w:t xml:space="preserve">   </w:t>
-      </w:r>
-      <w:r>
-        <w:rPr>
-          <w:noProof/>
-          <w:lang w:val="pl-PL"/>
-        </w:rPr>
-        <w:drawing>
-          <wp:inline distT="0" distB="0" distL="0" distR="0" wp14:anchorId="522EC585" wp14:editId="2242F03A">
-            <wp:extent cx="2636710" cy="1371485"/>
-            <wp:effectExtent l="0" t="0" r="0" b="635"/>
-            <wp:docPr id="1379072833" name="Immagine 1"/>
-            <wp:cNvGraphicFramePr>
-              <a:graphicFrameLocks xmlns:a="http://schemas.openxmlformats.org/drawingml/2006/main" noChangeAspect="1"/>
-            </wp:cNvGraphicFramePr>
-            <a:graphic xmlns:a="http://schemas.openxmlformats.org/drawingml/2006/main">
-              <a:graphicData uri="http://schemas.openxmlformats.org/drawingml/2006/picture">
-                <pic:pic xmlns:pic="http://schemas.openxmlformats.org/drawingml/2006/picture">
-                  <pic:nvPicPr>
-                    <pic:cNvPr id="1379072833" name=""/>
-                    <pic:cNvPicPr/>
+                    <pic:cNvPr id="0" name="Picture 3"/>
+                    <pic:cNvPicPr>
+                      <a:picLocks noChangeAspect="1" noChangeArrowheads="1"/>
+                    </pic:cNvPicPr>
                   </pic:nvPicPr>
                   <pic:blipFill rotWithShape="1">
-                    <a:blip r:embed="rId24"/>
-                    <a:srcRect t="15044" b="9720"/>
+                    <a:blip r:embed="rId30" cstate="print">
+                      <a:extLst>
+                        <a:ext uri="{28A0092B-C50C-407E-A947-70E740481C1C}">
+                          <a14:useLocalDpi xmlns:a14="http://schemas.microsoft.com/office/drawing/2010/main" val="0"/>
+                        </a:ext>
+                      </a:extLst>
+                    </a:blip>
+                    <a:srcRect t="4698" b="8686"/>
                     <a:stretch/>
                   </pic:blipFill>
                   <pic:spPr bwMode="auto">
                     <a:xfrm>
                       <a:off x="0" y="0"/>
-                      <a:ext cx="2662741" cy="1385025"/>
+                      <a:ext cx="1786689" cy="3446311"/>
                     </a:xfrm>
                     <a:prstGeom prst="rect">
                       <a:avLst/>
                     </a:prstGeom>
+                    <a:noFill/>
                     <a:ln>
                       <a:noFill/>
                     </a:ln>
@@ -9177,95 +10630,331 @@
     <w:p>
       <w:pPr>
         <w:pStyle w:val="Paragrafoelenco"/>
-        <w:jc w:val="center"/>
-        <w:rPr>
-          <w:b/>
-          <w:bCs/>
-          <w:lang w:val="pl-PL"/>
-        </w:rPr>
-      </w:pPr>
-      <w:r>
-        <w:rPr>
-          <w:b/>
-          <w:bCs/>
-          <w:lang w:val="pl-PL"/>
-        </w:rPr>
-        <w:t xml:space="preserve">Urządzenie niewykryte </w:t>
-      </w:r>
-      <w:r>
-        <w:rPr>
-          <w:b/>
-          <w:bCs/>
-          <w:lang w:val="pl-PL"/>
-        </w:rPr>
-        <w:tab/>
-      </w:r>
-      <w:r>
-        <w:rPr>
-          <w:b/>
-          <w:bCs/>
-          <w:lang w:val="pl-PL"/>
-        </w:rPr>
-        <w:tab/>
-        <w:t>Urządzenie prawidłowo wykryte</w:t>
-      </w:r>
-    </w:p>
-    <w:p>
-      <w:pPr>
-        <w:pStyle w:val="Paragrafoelenco"/>
-        <w:jc w:val="center"/>
-        <w:rPr>
-          <w:b/>
-          <w:bCs/>
-          <w:lang w:val="pl-PL"/>
-        </w:rPr>
-      </w:pPr>
+        <w:numPr>
+          <w:ilvl w:val="0"/>
+          <w:numId w:val="24"/>
+        </w:numPr>
+      </w:pPr>
+      <w:r>
+        <w:t xml:space="preserve">W </w:t>
+      </w:r>
+      <w:proofErr w:type="spellStart"/>
+      <w:r>
+        <w:t>oknie</w:t>
+      </w:r>
+      <w:proofErr w:type="spellEnd"/>
+      <w:r>
+        <w:t xml:space="preserve"> „</w:t>
+      </w:r>
+      <w:proofErr w:type="spellStart"/>
+      <w:r>
+        <w:t>Podłącz</w:t>
+      </w:r>
+      <w:proofErr w:type="spellEnd"/>
+      <w:r>
+        <w:t xml:space="preserve"> </w:t>
+      </w:r>
+      <w:proofErr w:type="spellStart"/>
+      <w:r>
+        <w:t>płytkę</w:t>
+      </w:r>
+      <w:proofErr w:type="spellEnd"/>
+      <w:r>
+        <w:t xml:space="preserve">”, </w:t>
+      </w:r>
+      <w:proofErr w:type="spellStart"/>
+      <w:r>
+        <w:t>jeśli</w:t>
+      </w:r>
+      <w:proofErr w:type="spellEnd"/>
+      <w:r>
+        <w:t xml:space="preserve"> </w:t>
+      </w:r>
+      <w:proofErr w:type="spellStart"/>
+      <w:r>
+        <w:t>płytka</w:t>
+      </w:r>
+      <w:proofErr w:type="spellEnd"/>
+      <w:r>
+        <w:t xml:space="preserve"> </w:t>
+      </w:r>
+      <w:proofErr w:type="spellStart"/>
+      <w:r>
+        <w:t>nie</w:t>
+      </w:r>
+      <w:proofErr w:type="spellEnd"/>
+      <w:r>
+        <w:t xml:space="preserve"> </w:t>
+      </w:r>
+      <w:proofErr w:type="spellStart"/>
+      <w:r>
+        <w:t>została</w:t>
+      </w:r>
+      <w:proofErr w:type="spellEnd"/>
+      <w:r>
+        <w:t xml:space="preserve"> </w:t>
+      </w:r>
+      <w:proofErr w:type="spellStart"/>
+      <w:r>
+        <w:t>wykryta</w:t>
+      </w:r>
+      <w:proofErr w:type="spellEnd"/>
+      <w:r>
+        <w:t xml:space="preserve">, </w:t>
+      </w:r>
+      <w:proofErr w:type="spellStart"/>
+      <w:r>
+        <w:t>pojawi</w:t>
+      </w:r>
+      <w:proofErr w:type="spellEnd"/>
+      <w:r>
+        <w:t xml:space="preserve"> </w:t>
+      </w:r>
+      <w:proofErr w:type="spellStart"/>
+      <w:r>
+        <w:t>się</w:t>
+      </w:r>
+      <w:proofErr w:type="spellEnd"/>
+      <w:r>
+        <w:t xml:space="preserve"> </w:t>
+      </w:r>
+      <w:proofErr w:type="spellStart"/>
+      <w:r>
+        <w:t>komunikat</w:t>
+      </w:r>
+      <w:proofErr w:type="spellEnd"/>
+      <w:r>
+        <w:t xml:space="preserve"> „</w:t>
+      </w:r>
+      <w:proofErr w:type="spellStart"/>
+      <w:r>
+        <w:t>oczekiwanie</w:t>
+      </w:r>
+      <w:proofErr w:type="spellEnd"/>
+      <w:r>
+        <w:t xml:space="preserve"> </w:t>
+      </w:r>
+      <w:proofErr w:type="spellStart"/>
+      <w:r>
+        <w:t>na</w:t>
+      </w:r>
+      <w:proofErr w:type="spellEnd"/>
+      <w:r>
+        <w:t xml:space="preserve"> bootloader”; w </w:t>
+      </w:r>
+      <w:proofErr w:type="spellStart"/>
+      <w:r>
+        <w:t>przeciwnym</w:t>
+      </w:r>
+      <w:proofErr w:type="spellEnd"/>
+      <w:r>
+        <w:t xml:space="preserve"> </w:t>
+      </w:r>
+      <w:proofErr w:type="spellStart"/>
+      <w:r>
+        <w:t>razie</w:t>
+      </w:r>
+      <w:proofErr w:type="spellEnd"/>
+      <w:r>
+        <w:t xml:space="preserve"> </w:t>
+      </w:r>
+      <w:proofErr w:type="spellStart"/>
+      <w:r>
+        <w:t>przejdziesz</w:t>
+      </w:r>
+      <w:proofErr w:type="spellEnd"/>
+      <w:r>
+        <w:t xml:space="preserve"> </w:t>
+      </w:r>
+      <w:proofErr w:type="spellStart"/>
+      <w:r>
+        <w:t>bezpośrednio</w:t>
+      </w:r>
+      <w:proofErr w:type="spellEnd"/>
+      <w:r>
+        <w:t xml:space="preserve"> do </w:t>
+      </w:r>
+      <w:proofErr w:type="spellStart"/>
+      <w:r>
+        <w:t>kolejnego</w:t>
+      </w:r>
+      <w:proofErr w:type="spellEnd"/>
+      <w:r>
+        <w:t xml:space="preserve"> </w:t>
+      </w:r>
+      <w:proofErr w:type="spellStart"/>
+      <w:r>
+        <w:t>ekranu</w:t>
+      </w:r>
+      <w:proofErr w:type="spellEnd"/>
     </w:p>
     <w:p>
       <w:pPr>
         <w:pStyle w:val="Paragrafoelenco"/>
         <w:numPr>
           <w:ilvl w:val="0"/>
-          <w:numId w:val="21"/>
+          <w:numId w:val="24"/>
         </w:numPr>
-        <w:jc w:val="both"/>
-        <w:rPr>
-          <w:lang w:val="pl-PL"/>
-        </w:rPr>
-      </w:pPr>
-      <w:r>
-        <w:rPr>
-          <w:lang w:val="pl-PL"/>
-        </w:rPr>
-        <w:t>Jeśli po naciśnięciu przycisku CONNECT pojawi się błąd „device is under read out protection”, jak pokazano na poniższym rysunku, prawdopodobnie występuje niezgodność między chipsetem portu USB komputera a układem zastosowanym w Baccable. Aby ominąć ten błąd, można powtórzyć procedurę z użyciem innych portów USB komputera, użyć innego komputera lub zastosować koncentrator USB (najlepiej wolny, nie najnowszej generacji) między Baccable a komputerem. Ta ostatnia metoda jest idealna w przypadku komputerów nowej generacji.</w:t>
-      </w:r>
-    </w:p>
-    <w:p>
-      <w:pPr>
-        <w:pStyle w:val="Paragrafoelenco"/>
-        <w:rPr>
-          <w:lang w:val="pl-PL"/>
-        </w:rPr>
-      </w:pPr>
-    </w:p>
-    <w:p>
-      <w:pPr>
-        <w:pStyle w:val="Paragrafoelenco"/>
-        <w:ind w:left="709"/>
-        <w:rPr>
-          <w:lang w:val="pl-PL"/>
-        </w:rPr>
+      </w:pPr>
+      <w:proofErr w:type="spellStart"/>
+      <w:r>
+        <w:t>Wybierz</w:t>
+      </w:r>
+      <w:proofErr w:type="spellEnd"/>
+      <w:r>
+        <w:t xml:space="preserve"> </w:t>
+      </w:r>
+      <w:proofErr w:type="spellStart"/>
+      <w:r>
+        <w:t>żądane</w:t>
+      </w:r>
+      <w:proofErr w:type="spellEnd"/>
+      <w:r>
+        <w:t xml:space="preserve"> </w:t>
+      </w:r>
+      <w:proofErr w:type="spellStart"/>
+      <w:r>
+        <w:t>opcje</w:t>
+      </w:r>
+      <w:proofErr w:type="spellEnd"/>
+      <w:r>
+        <w:t xml:space="preserve"> </w:t>
+      </w:r>
+      <w:proofErr w:type="spellStart"/>
+      <w:r>
+        <w:t>kasowania</w:t>
+      </w:r>
+      <w:proofErr w:type="spellEnd"/>
+      <w:r>
+        <w:t xml:space="preserve"> </w:t>
+      </w:r>
+      <w:proofErr w:type="spellStart"/>
+      <w:r>
+        <w:t>lub</w:t>
+      </w:r>
+      <w:proofErr w:type="spellEnd"/>
+      <w:r>
+        <w:t xml:space="preserve"> </w:t>
+      </w:r>
+      <w:proofErr w:type="spellStart"/>
+      <w:r>
+        <w:t>pozostaw</w:t>
+      </w:r>
+      <w:proofErr w:type="spellEnd"/>
+      <w:r>
+        <w:t xml:space="preserve"> je </w:t>
+      </w:r>
+      <w:proofErr w:type="spellStart"/>
+      <w:r>
+        <w:t>niezaznaczone</w:t>
+      </w:r>
+      <w:proofErr w:type="spellEnd"/>
+      <w:r>
+        <w:t xml:space="preserve">, </w:t>
+      </w:r>
+      <w:proofErr w:type="spellStart"/>
+      <w:r>
+        <w:t>jeśli</w:t>
+      </w:r>
+      <w:proofErr w:type="spellEnd"/>
+      <w:r>
+        <w:t xml:space="preserve"> </w:t>
+      </w:r>
+      <w:proofErr w:type="spellStart"/>
+      <w:r>
+        <w:t>chcesz</w:t>
+      </w:r>
+      <w:proofErr w:type="spellEnd"/>
+      <w:r>
+        <w:t xml:space="preserve"> </w:t>
+      </w:r>
+      <w:proofErr w:type="spellStart"/>
+      <w:r>
+        <w:t>jedynie</w:t>
+      </w:r>
+      <w:proofErr w:type="spellEnd"/>
+      <w:r>
+        <w:t xml:space="preserve"> </w:t>
+      </w:r>
+      <w:proofErr w:type="spellStart"/>
+      <w:r>
+        <w:t>zaktualizować</w:t>
+      </w:r>
+      <w:proofErr w:type="spellEnd"/>
+      <w:r>
+        <w:t xml:space="preserve"> </w:t>
+      </w:r>
+      <w:proofErr w:type="spellStart"/>
+      <w:r>
+        <w:t>oprogramowanie</w:t>
+      </w:r>
+      <w:proofErr w:type="spellEnd"/>
+      <w:r>
+        <w:t xml:space="preserve">. </w:t>
+      </w:r>
+      <w:proofErr w:type="spellStart"/>
+      <w:r>
+        <w:t>Naciśnij</w:t>
+      </w:r>
+      <w:proofErr w:type="spellEnd"/>
+      <w:r>
+        <w:t xml:space="preserve"> </w:t>
+      </w:r>
+      <w:proofErr w:type="spellStart"/>
+      <w:r>
+        <w:t>przycisk</w:t>
+      </w:r>
+      <w:proofErr w:type="spellEnd"/>
+      <w:r>
+        <w:t xml:space="preserve"> </w:t>
+      </w:r>
+      <w:proofErr w:type="spellStart"/>
+      <w:r>
+        <w:t>Programuj</w:t>
+      </w:r>
+      <w:proofErr w:type="spellEnd"/>
+      <w:r>
+        <w:t xml:space="preserve">, aby </w:t>
+      </w:r>
+      <w:proofErr w:type="spellStart"/>
+      <w:r>
+        <w:t>rozpocząć</w:t>
+      </w:r>
+      <w:proofErr w:type="spellEnd"/>
+      <w:r>
+        <w:t xml:space="preserve"> </w:t>
+      </w:r>
+      <w:proofErr w:type="spellStart"/>
+      <w:r>
+        <w:t>aktualizację</w:t>
+      </w:r>
+      <w:proofErr w:type="spellEnd"/>
+      <w:r>
+        <w:t xml:space="preserve"> </w:t>
+      </w:r>
+      <w:proofErr w:type="spellStart"/>
+      <w:r>
+        <w:t>oprogramowania</w:t>
+      </w:r>
+      <w:proofErr w:type="spellEnd"/>
+      <w:r>
+        <w:t>.</w:t>
+      </w:r>
+    </w:p>
+    <w:p>
+      <w:pPr>
+        <w:jc w:val="center"/>
       </w:pPr>
       <w:r>
         <w:rPr>
           <w:noProof/>
-          <w:lang w:val="pl-PL"/>
-        </w:rPr>
+        </w:rPr>
+        <w:lastRenderedPageBreak/>
         <w:drawing>
-          <wp:inline distT="0" distB="0" distL="0" distR="0" wp14:anchorId="52D6B544" wp14:editId="48D23FF1">
-            <wp:extent cx="5430751" cy="3335518"/>
-            <wp:effectExtent l="0" t="0" r="0" b="0"/>
-            <wp:docPr id="892792508" name="Immagine 1"/>
+          <wp:inline distT="0" distB="0" distL="0" distR="0" wp14:anchorId="08CBDC7D" wp14:editId="3EA947EF">
+            <wp:extent cx="1851103" cy="3463569"/>
+            <wp:effectExtent l="0" t="0" r="0" b="3810"/>
+            <wp:docPr id="1780467428" name="Immagine 4"/>
             <wp:cNvGraphicFramePr>
               <a:graphicFrameLocks xmlns:a="http://schemas.openxmlformats.org/drawingml/2006/main" noChangeAspect="1"/>
             </wp:cNvGraphicFramePr>
@@ -9273,22 +10962,31 @@
               <a:graphicData uri="http://schemas.openxmlformats.org/drawingml/2006/picture">
                 <pic:pic xmlns:pic="http://schemas.openxmlformats.org/drawingml/2006/picture">
                   <pic:nvPicPr>
-                    <pic:cNvPr id="892792508" name=""/>
-                    <pic:cNvPicPr/>
+                    <pic:cNvPr id="0" name="Picture 5"/>
+                    <pic:cNvPicPr>
+                      <a:picLocks noChangeAspect="1" noChangeArrowheads="1"/>
+                    </pic:cNvPicPr>
                   </pic:nvPicPr>
                   <pic:blipFill rotWithShape="1">
-                    <a:blip r:embed="rId25"/>
-                    <a:srcRect l="3032" r="5534"/>
+                    <a:blip r:embed="rId31" cstate="print">
+                      <a:extLst>
+                        <a:ext uri="{28A0092B-C50C-407E-A947-70E740481C1C}">
+                          <a14:useLocalDpi xmlns:a14="http://schemas.microsoft.com/office/drawing/2010/main" val="0"/>
+                        </a:ext>
+                      </a:extLst>
+                    </a:blip>
+                    <a:srcRect t="10540" b="5440"/>
                     <a:stretch/>
                   </pic:blipFill>
                   <pic:spPr bwMode="auto">
                     <a:xfrm>
                       <a:off x="0" y="0"/>
-                      <a:ext cx="5430975" cy="3335655"/>
+                      <a:ext cx="1876114" cy="3510366"/>
                     </a:xfrm>
                     <a:prstGeom prst="rect">
                       <a:avLst/>
                     </a:prstGeom>
+                    <a:noFill/>
                     <a:ln>
                       <a:noFill/>
                     </a:ln>
@@ -9304,195 +11002,161 @@
           </wp:inline>
         </w:drawing>
       </w:r>
-      <w:r>
-        <w:rPr>
-          <w:lang w:val="pl-PL"/>
-        </w:rPr>
-        <w:br w:type="page"/>
-      </w:r>
     </w:p>
     <w:p>
       <w:pPr>
         <w:pStyle w:val="Paragrafoelenco"/>
         <w:numPr>
           <w:ilvl w:val="0"/>
-          <w:numId w:val="21"/>
+          <w:numId w:val="24"/>
         </w:numPr>
-        <w:rPr>
-          <w:lang w:val="pl-PL"/>
-        </w:rPr>
-      </w:pPr>
-      <w:r>
-        <w:rPr>
-          <w:lang w:val="pl-PL"/>
+      </w:pPr>
+      <w:r>
+        <w:t xml:space="preserve">Po </w:t>
+      </w:r>
+      <w:proofErr w:type="spellStart"/>
+      <w:r>
+        <w:t>zakończeniu</w:t>
+      </w:r>
+      <w:proofErr w:type="spellEnd"/>
+      <w:r>
+        <w:t xml:space="preserve"> </w:t>
+      </w:r>
+      <w:proofErr w:type="spellStart"/>
+      <w:r>
+        <w:t>programowania</w:t>
+      </w:r>
+      <w:proofErr w:type="spellEnd"/>
+      <w:r>
+        <w:t xml:space="preserve"> </w:t>
+      </w:r>
+      <w:proofErr w:type="spellStart"/>
+      <w:r>
+        <w:t>pojawi</w:t>
+      </w:r>
+      <w:proofErr w:type="spellEnd"/>
+      <w:r>
+        <w:t xml:space="preserve"> </w:t>
+      </w:r>
+      <w:proofErr w:type="spellStart"/>
+      <w:r>
+        <w:t>się</w:t>
+      </w:r>
+      <w:proofErr w:type="spellEnd"/>
+      <w:r>
+        <w:t xml:space="preserve"> </w:t>
+      </w:r>
+      <w:proofErr w:type="spellStart"/>
+      <w:r>
+        <w:t>okno</w:t>
+      </w:r>
+      <w:proofErr w:type="spellEnd"/>
+      <w:r>
+        <w:t xml:space="preserve"> </w:t>
+      </w:r>
+      <w:proofErr w:type="spellStart"/>
+      <w:r>
+        <w:t>stanu</w:t>
+      </w:r>
+      <w:proofErr w:type="spellEnd"/>
+      <w:r>
+        <w:t xml:space="preserve"> </w:t>
+      </w:r>
+      <w:proofErr w:type="spellStart"/>
+      <w:r>
+        <w:t>pokazujące</w:t>
+      </w:r>
+      <w:proofErr w:type="spellEnd"/>
+      <w:r>
+        <w:t xml:space="preserve"> </w:t>
+      </w:r>
+      <w:proofErr w:type="spellStart"/>
+      <w:r>
+        <w:t>wynik</w:t>
+      </w:r>
+      <w:proofErr w:type="spellEnd"/>
+      <w:r>
+        <w:t xml:space="preserve"> </w:t>
+      </w:r>
+      <w:proofErr w:type="spellStart"/>
+      <w:r>
+        <w:t>aktualizacji</w:t>
+      </w:r>
+      <w:proofErr w:type="spellEnd"/>
+      <w:r>
+        <w:t xml:space="preserve"> </w:t>
+      </w:r>
+      <w:proofErr w:type="spellStart"/>
+      <w:r>
+        <w:t>oprogramowania</w:t>
+      </w:r>
+      <w:proofErr w:type="spellEnd"/>
+      <w:r>
+        <w:t xml:space="preserve">. </w:t>
+      </w:r>
+      <w:proofErr w:type="spellStart"/>
+      <w:r>
+        <w:t>Powtórz</w:t>
+      </w:r>
+      <w:proofErr w:type="spellEnd"/>
+      <w:r>
+        <w:t xml:space="preserve"> </w:t>
+      </w:r>
+      <w:proofErr w:type="spellStart"/>
+      <w:r>
+        <w:t>procedurę</w:t>
+      </w:r>
+      <w:proofErr w:type="spellEnd"/>
+      <w:r>
+        <w:t xml:space="preserve"> </w:t>
+      </w:r>
+      <w:proofErr w:type="spellStart"/>
+      <w:r>
+        <w:t>dla</w:t>
+      </w:r>
+      <w:proofErr w:type="spellEnd"/>
+      <w:r>
+        <w:t xml:space="preserve"> </w:t>
+      </w:r>
+      <w:proofErr w:type="spellStart"/>
+      <w:r>
+        <w:t>wszystkich</w:t>
+      </w:r>
+      <w:proofErr w:type="spellEnd"/>
+      <w:r>
+        <w:t xml:space="preserve"> 3 </w:t>
+      </w:r>
+      <w:proofErr w:type="spellStart"/>
+      <w:r>
+        <w:t>złączy</w:t>
+      </w:r>
+      <w:proofErr w:type="spellEnd"/>
+      <w:r>
+        <w:t xml:space="preserve"> USB </w:t>
+      </w:r>
+      <w:proofErr w:type="spellStart"/>
+      <w:r>
+        <w:t>Baccable</w:t>
+      </w:r>
+      <w:proofErr w:type="spellEnd"/>
+      <w:r>
+        <w:t>.</w:t>
+      </w:r>
+    </w:p>
+    <w:p>
+      <w:pPr>
+        <w:jc w:val="center"/>
+      </w:pPr>
+      <w:r>
+        <w:rPr>
+          <w:noProof/>
         </w:rPr>
         <w:lastRenderedPageBreak/>
-        <w:t>Jeśli połączenie się powiodło, przejdź do sekcji „Erasing and Programming”, a następnie naciśnij przycisk BROWSE.</w:t>
-      </w:r>
-    </w:p>
-    <w:p>
-      <w:pPr>
-        <w:pStyle w:val="Paragrafoelenco"/>
-        <w:rPr>
-          <w:lang w:val="pl-PL"/>
-        </w:rPr>
-      </w:pPr>
-    </w:p>
-    <w:p>
-      <w:pPr>
-        <w:pStyle w:val="Paragrafoelenco"/>
-        <w:rPr>
-          <w:lang w:val="pl-PL"/>
-        </w:rPr>
-      </w:pPr>
-      <w:r>
-        <w:rPr>
-          <w:noProof/>
-          <w:lang w:val="pl-PL"/>
-        </w:rPr>
-        <mc:AlternateContent>
-          <mc:Choice Requires="wps">
-            <w:drawing>
-              <wp:anchor distT="0" distB="0" distL="114300" distR="114300" simplePos="0" relativeHeight="251674624" behindDoc="0" locked="0" layoutInCell="1" allowOverlap="1" wp14:anchorId="7EF983B5" wp14:editId="64782312">
-                <wp:simplePos x="0" y="0"/>
-                <wp:positionH relativeFrom="column">
-                  <wp:posOffset>4440613</wp:posOffset>
-                </wp:positionH>
-                <wp:positionV relativeFrom="paragraph">
-                  <wp:posOffset>1626004</wp:posOffset>
-                </wp:positionV>
-                <wp:extent cx="270163" cy="1059873"/>
-                <wp:effectExtent l="19050" t="19050" r="34925" b="26035"/>
-                <wp:wrapNone/>
-                <wp:docPr id="350629310" name="Freccia in su 7"/>
-                <wp:cNvGraphicFramePr/>
-                <a:graphic xmlns:a="http://schemas.openxmlformats.org/drawingml/2006/main">
-                  <a:graphicData uri="http://schemas.microsoft.com/office/word/2010/wordprocessingShape">
-                    <wps:wsp>
-                      <wps:cNvSpPr/>
-                      <wps:spPr>
-                        <a:xfrm>
-                          <a:off x="0" y="0"/>
-                          <a:ext cx="270163" cy="1059873"/>
-                        </a:xfrm>
-                        <a:prstGeom prst="upArrow">
-                          <a:avLst/>
-                        </a:prstGeom>
-                      </wps:spPr>
-                      <wps:style>
-                        <a:lnRef idx="2">
-                          <a:schemeClr val="accent2">
-                            <a:shade val="15000"/>
-                          </a:schemeClr>
-                        </a:lnRef>
-                        <a:fillRef idx="1">
-                          <a:schemeClr val="accent2"/>
-                        </a:fillRef>
-                        <a:effectRef idx="0">
-                          <a:schemeClr val="accent2"/>
-                        </a:effectRef>
-                        <a:fontRef idx="minor">
-                          <a:schemeClr val="lt1"/>
-                        </a:fontRef>
-                      </wps:style>
-                      <wps:bodyPr rot="0" spcFirstLastPara="0" vertOverflow="overflow" horzOverflow="overflow" vert="horz" wrap="square" lIns="91440" tIns="45720" rIns="91440" bIns="45720" numCol="1" spcCol="0" rtlCol="0" fromWordArt="0" anchor="ctr" anchorCtr="0" forceAA="0" compatLnSpc="1">
-                        <a:prstTxWarp prst="textNoShape">
-                          <a:avLst/>
-                        </a:prstTxWarp>
-                        <a:noAutofit/>
-                      </wps:bodyPr>
-                    </wps:wsp>
-                  </a:graphicData>
-                </a:graphic>
-              </wp:anchor>
-            </w:drawing>
-          </mc:Choice>
-          <mc:Fallback>
-            <w:pict>
-              <v:shape w14:anchorId="5CAC3DBD" id="Freccia in su 7" o:spid="_x0000_s1026" type="#_x0000_t68" style="position:absolute;margin-left:349.65pt;margin-top:128.05pt;width:21.25pt;height:83.45pt;z-index:251674624;visibility:visible;mso-wrap-style:square;mso-wrap-distance-left:9pt;mso-wrap-distance-top:0;mso-wrap-distance-right:9pt;mso-wrap-distance-bottom:0;mso-position-horizontal:absolute;mso-position-horizontal-relative:text;mso-position-vertical:absolute;mso-position-vertical-relative:text;v-text-anchor:middle" o:gfxdata="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" adj="2753" fillcolor="#ed7d31 [3205]" strokecolor="#261103 [485]" strokeweight="1pt"/>
-            </w:pict>
-          </mc:Fallback>
-        </mc:AlternateContent>
-      </w:r>
-      <w:r>
-        <w:rPr>
-          <w:noProof/>
-          <w:lang w:val="pl-PL"/>
-        </w:rPr>
-        <mc:AlternateContent>
-          <mc:Choice Requires="wps">
-            <w:drawing>
-              <wp:anchor distT="0" distB="0" distL="114300" distR="114300" simplePos="0" relativeHeight="251673600" behindDoc="0" locked="0" layoutInCell="1" allowOverlap="1" wp14:anchorId="24329062" wp14:editId="25B1331D">
-                <wp:simplePos x="0" y="0"/>
-                <wp:positionH relativeFrom="column">
-                  <wp:posOffset>699828</wp:posOffset>
-                </wp:positionH>
-                <wp:positionV relativeFrom="paragraph">
-                  <wp:posOffset>1501313</wp:posOffset>
-                </wp:positionV>
-                <wp:extent cx="1198418" cy="284018"/>
-                <wp:effectExtent l="19050" t="19050" r="20955" b="40005"/>
-                <wp:wrapNone/>
-                <wp:docPr id="116951723" name="Freccia a sinistra 6"/>
-                <wp:cNvGraphicFramePr/>
-                <a:graphic xmlns:a="http://schemas.openxmlformats.org/drawingml/2006/main">
-                  <a:graphicData uri="http://schemas.microsoft.com/office/word/2010/wordprocessingShape">
-                    <wps:wsp>
-                      <wps:cNvSpPr/>
-                      <wps:spPr>
-                        <a:xfrm>
-                          <a:off x="0" y="0"/>
-                          <a:ext cx="1198418" cy="284018"/>
-                        </a:xfrm>
-                        <a:prstGeom prst="leftArrow">
-                          <a:avLst/>
-                        </a:prstGeom>
-                      </wps:spPr>
-                      <wps:style>
-                        <a:lnRef idx="2">
-                          <a:schemeClr val="accent2">
-                            <a:shade val="15000"/>
-                          </a:schemeClr>
-                        </a:lnRef>
-                        <a:fillRef idx="1">
-                          <a:schemeClr val="accent2"/>
-                        </a:fillRef>
-                        <a:effectRef idx="0">
-                          <a:schemeClr val="accent2"/>
-                        </a:effectRef>
-                        <a:fontRef idx="minor">
-                          <a:schemeClr val="lt1"/>
-                        </a:fontRef>
-                      </wps:style>
-                      <wps:bodyPr rot="0" spcFirstLastPara="0" vertOverflow="overflow" horzOverflow="overflow" vert="horz" wrap="square" lIns="91440" tIns="45720" rIns="91440" bIns="45720" numCol="1" spcCol="0" rtlCol="0" fromWordArt="0" anchor="ctr" anchorCtr="0" forceAA="0" compatLnSpc="1">
-                        <a:prstTxWarp prst="textNoShape">
-                          <a:avLst/>
-                        </a:prstTxWarp>
-                        <a:noAutofit/>
-                      </wps:bodyPr>
-                    </wps:wsp>
-                  </a:graphicData>
-                </a:graphic>
-              </wp:anchor>
-            </w:drawing>
-          </mc:Choice>
-          <mc:Fallback>
-            <w:pict>
-              <v:shape w14:anchorId="54B2E2DE" id="Freccia a sinistra 6" o:spid="_x0000_s1026" type="#_x0000_t66" style="position:absolute;margin-left:55.1pt;margin-top:118.2pt;width:94.35pt;height:22.35pt;z-index:251673600;visibility:visible;mso-wrap-style:square;mso-wrap-distance-left:9pt;mso-wrap-distance-top:0;mso-wrap-distance-right:9pt;mso-wrap-distance-bottom:0;mso-position-horizontal:absolute;mso-position-horizontal-relative:text;mso-position-vertical:absolute;mso-position-vertical-relative:text;v-text-anchor:middle" o:gfxdata="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" adj="2560" fillcolor="#ed7d31 [3205]" strokecolor="#261103 [485]" strokeweight="1pt"/>
-            </w:pict>
-          </mc:Fallback>
-        </mc:AlternateContent>
-      </w:r>
-      <w:r>
-        <w:rPr>
-          <w:noProof/>
-          <w:lang w:val="pl-PL"/>
-        </w:rPr>
         <w:drawing>
-          <wp:inline distT="0" distB="0" distL="0" distR="0" wp14:anchorId="2B0CA6E5" wp14:editId="4A89C730">
-            <wp:extent cx="5939790" cy="2957945"/>
-            <wp:effectExtent l="0" t="0" r="3810" b="0"/>
-            <wp:docPr id="843166932" name="Immagine 1"/>
+          <wp:inline distT="0" distB="0" distL="0" distR="0" wp14:anchorId="0DA564E6" wp14:editId="01C2FDBA">
+            <wp:extent cx="2430966" cy="5412773"/>
+            <wp:effectExtent l="0" t="0" r="7620" b="0"/>
+            <wp:docPr id="381474052" name="Immagine 6"/>
             <wp:cNvGraphicFramePr>
               <a:graphicFrameLocks xmlns:a="http://schemas.openxmlformats.org/drawingml/2006/main" noChangeAspect="1"/>
             </wp:cNvGraphicFramePr>
@@ -9500,30 +11164,36 @@
               <a:graphicData uri="http://schemas.openxmlformats.org/drawingml/2006/picture">
                 <pic:pic xmlns:pic="http://schemas.openxmlformats.org/drawingml/2006/picture">
                   <pic:nvPicPr>
-                    <pic:cNvPr id="843166932" name=""/>
-                    <pic:cNvPicPr/>
+                    <pic:cNvPr id="0" name="Picture 9"/>
+                    <pic:cNvPicPr>
+                      <a:picLocks noChangeAspect="1" noChangeArrowheads="1"/>
+                    </pic:cNvPicPr>
                   </pic:nvPicPr>
-                  <pic:blipFill rotWithShape="1">
-                    <a:blip r:embed="rId26"/>
-                    <a:srcRect b="37858"/>
-                    <a:stretch/>
+                  <pic:blipFill>
+                    <a:blip r:embed="rId32" cstate="print">
+                      <a:extLst>
+                        <a:ext uri="{28A0092B-C50C-407E-A947-70E740481C1C}">
+                          <a14:useLocalDpi xmlns:a14="http://schemas.microsoft.com/office/drawing/2010/main" val="0"/>
+                        </a:ext>
+                      </a:extLst>
+                    </a:blip>
+                    <a:srcRect/>
+                    <a:stretch>
+                      <a:fillRect/>
+                    </a:stretch>
                   </pic:blipFill>
                   <pic:spPr bwMode="auto">
                     <a:xfrm>
                       <a:off x="0" y="0"/>
-                      <a:ext cx="5939790" cy="2957945"/>
+                      <a:ext cx="2435315" cy="5422457"/>
                     </a:xfrm>
                     <a:prstGeom prst="rect">
                       <a:avLst/>
                     </a:prstGeom>
+                    <a:noFill/>
                     <a:ln>
                       <a:noFill/>
                     </a:ln>
-                    <a:extLst>
-                      <a:ext uri="{53640926-AAD7-44D8-BBD7-CCE9431645EC}">
-                        <a14:shadowObscured xmlns:a14="http://schemas.microsoft.com/office/drawing/2010/main"/>
-                      </a:ext>
-                    </a:extLst>
                   </pic:spPr>
                 </pic:pic>
               </a:graphicData>
@@ -9534,766 +11204,6 @@
     </w:p>
     <w:p>
       <w:pPr>
-        <w:pStyle w:val="Paragrafoelenco"/>
-        <w:rPr>
-          <w:lang w:val="pl-PL"/>
-        </w:rPr>
-      </w:pPr>
-    </w:p>
-    <w:p>
-      <w:pPr>
-        <w:pStyle w:val="Paragrafoelenco"/>
-        <w:numPr>
-          <w:ilvl w:val="0"/>
-          <w:numId w:val="21"/>
-        </w:numPr>
-        <w:rPr>
-          <w:lang w:val="pl-PL"/>
-        </w:rPr>
-      </w:pPr>
-      <w:r>
-        <w:rPr>
-          <w:lang w:val="pl-PL"/>
-        </w:rPr>
-        <w:t>Wybierz plik .elf, który chcesz wgrać, w zależności od złącza, do którego jesteś podłączony (zgodnie ze wskazówkami w p. 1.11).</w:t>
-      </w:r>
-    </w:p>
-    <w:p>
-      <w:pPr>
-        <w:pStyle w:val="Paragrafoelenco"/>
-        <w:numPr>
-          <w:ilvl w:val="0"/>
-          <w:numId w:val="21"/>
-        </w:numPr>
-        <w:rPr>
-          <w:lang w:val="pl-PL"/>
-        </w:rPr>
-      </w:pPr>
-      <w:r>
-        <w:rPr>
-          <w:lang w:val="pl-PL"/>
-        </w:rPr>
-        <w:t>Wybierz opcję „Verify Programming” i naciśnij przycisk START PROGRAMMING.</w:t>
-      </w:r>
-    </w:p>
-    <w:p>
-      <w:pPr>
-        <w:pStyle w:val="Paragrafoelenco"/>
-        <w:rPr>
-          <w:lang w:val="pl-PL"/>
-        </w:rPr>
-      </w:pPr>
-    </w:p>
-    <w:p>
-      <w:pPr>
-        <w:pStyle w:val="Paragrafoelenco"/>
-        <w:rPr>
-          <w:lang w:val="pl-PL"/>
-        </w:rPr>
-      </w:pPr>
-      <w:r>
-        <w:rPr>
-          <w:noProof/>
-          <w:lang w:val="pl-PL"/>
-        </w:rPr>
-        <mc:AlternateContent>
-          <mc:Choice Requires="wps">
-            <w:drawing>
-              <wp:anchor distT="0" distB="0" distL="114300" distR="114300" simplePos="0" relativeHeight="251676672" behindDoc="0" locked="0" layoutInCell="1" allowOverlap="1" wp14:anchorId="69F1853B" wp14:editId="1F5E623B">
-                <wp:simplePos x="0" y="0"/>
-                <wp:positionH relativeFrom="column">
-                  <wp:posOffset>1069785</wp:posOffset>
-                </wp:positionH>
-                <wp:positionV relativeFrom="paragraph">
-                  <wp:posOffset>2898918</wp:posOffset>
-                </wp:positionV>
-                <wp:extent cx="1717964" cy="432421"/>
-                <wp:effectExtent l="0" t="342900" r="0" b="368300"/>
-                <wp:wrapNone/>
-                <wp:docPr id="1209794124" name="Freccia a sinistra 9"/>
-                <wp:cNvGraphicFramePr/>
-                <a:graphic xmlns:a="http://schemas.openxmlformats.org/drawingml/2006/main">
-                  <a:graphicData uri="http://schemas.microsoft.com/office/word/2010/wordprocessingShape">
-                    <wps:wsp>
-                      <wps:cNvSpPr/>
-                      <wps:spPr>
-                        <a:xfrm rot="1985016">
-                          <a:off x="0" y="0"/>
-                          <a:ext cx="1717964" cy="432421"/>
-                        </a:xfrm>
-                        <a:prstGeom prst="leftArrow">
-                          <a:avLst/>
-                        </a:prstGeom>
-                      </wps:spPr>
-                      <wps:style>
-                        <a:lnRef idx="2">
-                          <a:schemeClr val="accent2">
-                            <a:shade val="15000"/>
-                          </a:schemeClr>
-                        </a:lnRef>
-                        <a:fillRef idx="1">
-                          <a:schemeClr val="accent2"/>
-                        </a:fillRef>
-                        <a:effectRef idx="0">
-                          <a:schemeClr val="accent2"/>
-                        </a:effectRef>
-                        <a:fontRef idx="minor">
-                          <a:schemeClr val="lt1"/>
-                        </a:fontRef>
-                      </wps:style>
-                      <wps:bodyPr rot="0" spcFirstLastPara="0" vertOverflow="overflow" horzOverflow="overflow" vert="horz" wrap="square" lIns="91440" tIns="45720" rIns="91440" bIns="45720" numCol="1" spcCol="0" rtlCol="0" fromWordArt="0" anchor="ctr" anchorCtr="0" forceAA="0" compatLnSpc="1">
-                        <a:prstTxWarp prst="textNoShape">
-                          <a:avLst/>
-                        </a:prstTxWarp>
-                        <a:noAutofit/>
-                      </wps:bodyPr>
-                    </wps:wsp>
-                  </a:graphicData>
-                </a:graphic>
-                <wp14:sizeRelV relativeFrom="margin">
-                  <wp14:pctHeight>0</wp14:pctHeight>
-                </wp14:sizeRelV>
-              </wp:anchor>
-            </w:drawing>
-          </mc:Choice>
-          <mc:Fallback>
-            <w:pict>
-              <v:shape w14:anchorId="601874A8" id="Freccia a sinistra 9" o:spid="_x0000_s1026" type="#_x0000_t66" style="position:absolute;margin-left:84.25pt;margin-top:228.25pt;width:135.25pt;height:34.05pt;rotation:2168167fd;z-index:251676672;visibility:visible;mso-wrap-style:square;mso-height-percent:0;mso-wrap-distance-left:9pt;mso-wrap-distance-top:0;mso-wrap-distance-right:9pt;mso-wrap-distance-bottom:0;mso-position-horizontal:absolute;mso-position-horizontal-relative:text;mso-position-vertical:absolute;mso-position-vertical-relative:text;mso-height-percent:0;mso-height-relative:margin;v-text-anchor:middle" o:gfxdata="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" adj="2718" fillcolor="#ed7d31 [3205]" strokecolor="#261103 [485]" strokeweight="1pt"/>
-            </w:pict>
-          </mc:Fallback>
-        </mc:AlternateContent>
-      </w:r>
-      <w:r>
-        <w:rPr>
-          <w:noProof/>
-          <w:lang w:val="pl-PL"/>
-        </w:rPr>
-        <mc:AlternateContent>
-          <mc:Choice Requires="wps">
-            <w:drawing>
-              <wp:anchor distT="0" distB="0" distL="114300" distR="114300" simplePos="0" relativeHeight="251675648" behindDoc="0" locked="0" layoutInCell="1" allowOverlap="1" wp14:anchorId="4F3B9E58" wp14:editId="76A0D5D7">
-                <wp:simplePos x="0" y="0"/>
-                <wp:positionH relativeFrom="column">
-                  <wp:posOffset>4295140</wp:posOffset>
-                </wp:positionH>
-                <wp:positionV relativeFrom="paragraph">
-                  <wp:posOffset>2091805</wp:posOffset>
-                </wp:positionV>
-                <wp:extent cx="394855" cy="1039091"/>
-                <wp:effectExtent l="19050" t="0" r="24765" b="46990"/>
-                <wp:wrapNone/>
-                <wp:docPr id="1144259523" name="Freccia in giù 8"/>
-                <wp:cNvGraphicFramePr/>
-                <a:graphic xmlns:a="http://schemas.openxmlformats.org/drawingml/2006/main">
-                  <a:graphicData uri="http://schemas.microsoft.com/office/word/2010/wordprocessingShape">
-                    <wps:wsp>
-                      <wps:cNvSpPr/>
-                      <wps:spPr>
-                        <a:xfrm>
-                          <a:off x="0" y="0"/>
-                          <a:ext cx="394855" cy="1039091"/>
-                        </a:xfrm>
-                        <a:prstGeom prst="downArrow">
-                          <a:avLst/>
-                        </a:prstGeom>
-                      </wps:spPr>
-                      <wps:style>
-                        <a:lnRef idx="2">
-                          <a:schemeClr val="accent2">
-                            <a:shade val="15000"/>
-                          </a:schemeClr>
-                        </a:lnRef>
-                        <a:fillRef idx="1">
-                          <a:schemeClr val="accent2"/>
-                        </a:fillRef>
-                        <a:effectRef idx="0">
-                          <a:schemeClr val="accent2"/>
-                        </a:effectRef>
-                        <a:fontRef idx="minor">
-                          <a:schemeClr val="lt1"/>
-                        </a:fontRef>
-                      </wps:style>
-                      <wps:bodyPr rot="0" spcFirstLastPara="0" vertOverflow="overflow" horzOverflow="overflow" vert="horz" wrap="square" lIns="91440" tIns="45720" rIns="91440" bIns="45720" numCol="1" spcCol="0" rtlCol="0" fromWordArt="0" anchor="ctr" anchorCtr="0" forceAA="0" compatLnSpc="1">
-                        <a:prstTxWarp prst="textNoShape">
-                          <a:avLst/>
-                        </a:prstTxWarp>
-                        <a:noAutofit/>
-                      </wps:bodyPr>
-                    </wps:wsp>
-                  </a:graphicData>
-                </a:graphic>
-              </wp:anchor>
-            </w:drawing>
-          </mc:Choice>
-          <mc:Fallback>
-            <w:pict>
-              <v:shapetype w14:anchorId="2A044AD8" id="_x0000_t67" coordsize="21600,21600" o:spt="67" adj="16200,5400" path="m0@0l@1@0@1,0@2,0@2@0,21600@0,10800,21600xe">
-                <v:stroke joinstyle="miter"/>
-                <v:formulas>
-                  <v:f eqn="val #0"/>
-                  <v:f eqn="val #1"/>
-                  <v:f eqn="sum height 0 #1"/>
-                  <v:f eqn="sum 10800 0 #1"/>
-                  <v:f eqn="sum width 0 #0"/>
-                  <v:f eqn="prod @4 @3 10800"/>
-                  <v:f eqn="sum width 0 @5"/>
-                </v:formulas>
-                <v:path o:connecttype="custom" o:connectlocs="10800,0;0,@0;10800,21600;21600,@0" o:connectangles="270,180,90,0" textboxrect="@1,0,@2,@6"/>
-                <v:handles>
-                  <v:h position="#1,#0" xrange="0,10800" yrange="0,21600"/>
-                </v:handles>
-              </v:shapetype>
-              <v:shape id="Freccia in giù 8" o:spid="_x0000_s1026" type="#_x0000_t67" style="position:absolute;margin-left:338.2pt;margin-top:164.7pt;width:31.1pt;height:81.8pt;z-index:251675648;visibility:visible;mso-wrap-style:square;mso-wrap-distance-left:9pt;mso-wrap-distance-top:0;mso-wrap-distance-right:9pt;mso-wrap-distance-bottom:0;mso-position-horizontal:absolute;mso-position-horizontal-relative:text;mso-position-vertical:absolute;mso-position-vertical-relative:text;v-text-anchor:middle" o:gfxdata="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" adj="17496" fillcolor="#ed7d31 [3205]" strokecolor="#261103 [485]" strokeweight="1pt"/>
-            </w:pict>
-          </mc:Fallback>
-        </mc:AlternateContent>
-      </w:r>
-      <w:r>
-        <w:rPr>
-          <w:noProof/>
-          <w:lang w:val="pl-PL"/>
-        </w:rPr>
-        <w:drawing>
-          <wp:inline distT="0" distB="0" distL="0" distR="0" wp14:anchorId="3CB9149B" wp14:editId="54A55D6D">
-            <wp:extent cx="5939790" cy="3519054"/>
-            <wp:effectExtent l="0" t="0" r="3810" b="5715"/>
-            <wp:docPr id="843722199" name="Immagine 1"/>
-            <wp:cNvGraphicFramePr>
-              <a:graphicFrameLocks xmlns:a="http://schemas.openxmlformats.org/drawingml/2006/main" noChangeAspect="1"/>
-            </wp:cNvGraphicFramePr>
-            <a:graphic xmlns:a="http://schemas.openxmlformats.org/drawingml/2006/main">
-              <a:graphicData uri="http://schemas.openxmlformats.org/drawingml/2006/picture">
-                <pic:pic xmlns:pic="http://schemas.openxmlformats.org/drawingml/2006/picture">
-                  <pic:nvPicPr>
-                    <pic:cNvPr id="843166932" name=""/>
-                    <pic:cNvPicPr/>
-                  </pic:nvPicPr>
-                  <pic:blipFill rotWithShape="1">
-                    <a:blip r:embed="rId26"/>
-                    <a:srcRect b="26069"/>
-                    <a:stretch/>
-                  </pic:blipFill>
-                  <pic:spPr bwMode="auto">
-                    <a:xfrm>
-                      <a:off x="0" y="0"/>
-                      <a:ext cx="5939790" cy="3519054"/>
-                    </a:xfrm>
-                    <a:prstGeom prst="rect">
-                      <a:avLst/>
-                    </a:prstGeom>
-                    <a:ln>
-                      <a:noFill/>
-                    </a:ln>
-                    <a:extLst>
-                      <a:ext uri="{53640926-AAD7-44D8-BBD7-CCE9431645EC}">
-                        <a14:shadowObscured xmlns:a14="http://schemas.microsoft.com/office/drawing/2010/main"/>
-                      </a:ext>
-                    </a:extLst>
-                  </pic:spPr>
-                </pic:pic>
-              </a:graphicData>
-            </a:graphic>
-          </wp:inline>
-        </w:drawing>
-      </w:r>
-      <w:r>
-        <w:rPr>
-          <w:lang w:val="pl-PL"/>
-        </w:rPr>
-        <w:br w:type="page"/>
-      </w:r>
-    </w:p>
-    <w:p>
-      <w:pPr>
-        <w:pStyle w:val="Paragrafoelenco"/>
-        <w:numPr>
-          <w:ilvl w:val="0"/>
-          <w:numId w:val="21"/>
-        </w:numPr>
-        <w:rPr>
-          <w:lang w:val="pl-PL"/>
-        </w:rPr>
-      </w:pPr>
-      <w:r>
-        <w:rPr>
-          <w:lang w:val="pl-PL"/>
-        </w:rPr>
-        <w:lastRenderedPageBreak/>
-        <w:t>Po zakończeniu programowania naciśnij przycisk OK na dwóch wyskakujących oknach potwierdzających poprawne zaprogramowanie, a następnie naciśnij DISCONNECT.</w:t>
-      </w:r>
-    </w:p>
-    <w:p>
-      <w:pPr>
-        <w:pStyle w:val="Paragrafoelenco"/>
-        <w:rPr>
-          <w:lang w:val="pl-PL"/>
-        </w:rPr>
-      </w:pPr>
-    </w:p>
-    <w:p>
-      <w:pPr>
-        <w:pStyle w:val="Paragrafoelenco"/>
-      </w:pPr>
-      <w:r>
-        <w:rPr>
-          <w:noProof/>
-          <w:lang w:val="pl-PL"/>
-        </w:rPr>
-        <mc:AlternateContent>
-          <mc:Choice Requires="wps">
-            <w:drawing>
-              <wp:anchor distT="0" distB="0" distL="114300" distR="114300" simplePos="0" relativeHeight="251677696" behindDoc="0" locked="0" layoutInCell="1" allowOverlap="1" wp14:anchorId="0B510F41" wp14:editId="23F2E043">
-                <wp:simplePos x="0" y="0"/>
-                <wp:positionH relativeFrom="column">
-                  <wp:posOffset>3443085</wp:posOffset>
-                </wp:positionH>
-                <wp:positionV relativeFrom="paragraph">
-                  <wp:posOffset>1390996</wp:posOffset>
-                </wp:positionV>
-                <wp:extent cx="401782" cy="1295400"/>
-                <wp:effectExtent l="19050" t="19050" r="36830" b="19050"/>
-                <wp:wrapNone/>
-                <wp:docPr id="2010948517" name="Freccia in su 10"/>
-                <wp:cNvGraphicFramePr/>
-                <a:graphic xmlns:a="http://schemas.openxmlformats.org/drawingml/2006/main">
-                  <a:graphicData uri="http://schemas.microsoft.com/office/word/2010/wordprocessingShape">
-                    <wps:wsp>
-                      <wps:cNvSpPr/>
-                      <wps:spPr>
-                        <a:xfrm>
-                          <a:off x="0" y="0"/>
-                          <a:ext cx="401782" cy="1295400"/>
-                        </a:xfrm>
-                        <a:prstGeom prst="upArrow">
-                          <a:avLst/>
-                        </a:prstGeom>
-                      </wps:spPr>
-                      <wps:style>
-                        <a:lnRef idx="2">
-                          <a:schemeClr val="accent2">
-                            <a:shade val="15000"/>
-                          </a:schemeClr>
-                        </a:lnRef>
-                        <a:fillRef idx="1">
-                          <a:schemeClr val="accent2"/>
-                        </a:fillRef>
-                        <a:effectRef idx="0">
-                          <a:schemeClr val="accent2"/>
-                        </a:effectRef>
-                        <a:fontRef idx="minor">
-                          <a:schemeClr val="lt1"/>
-                        </a:fontRef>
-                      </wps:style>
-                      <wps:bodyPr rot="0" spcFirstLastPara="0" vertOverflow="overflow" horzOverflow="overflow" vert="horz" wrap="square" lIns="91440" tIns="45720" rIns="91440" bIns="45720" numCol="1" spcCol="0" rtlCol="0" fromWordArt="0" anchor="ctr" anchorCtr="0" forceAA="0" compatLnSpc="1">
-                        <a:prstTxWarp prst="textNoShape">
-                          <a:avLst/>
-                        </a:prstTxWarp>
-                        <a:noAutofit/>
-                      </wps:bodyPr>
-                    </wps:wsp>
-                  </a:graphicData>
-                </a:graphic>
-              </wp:anchor>
-            </w:drawing>
-          </mc:Choice>
-          <mc:Fallback>
-            <w:pict>
-              <v:shape w14:anchorId="0CFBC83A" id="Freccia in su 10" o:spid="_x0000_s1026" type="#_x0000_t68" style="position:absolute;margin-left:271.1pt;margin-top:109.55pt;width:31.65pt;height:102pt;z-index:251677696;visibility:visible;mso-wrap-style:square;mso-wrap-distance-left:9pt;mso-wrap-distance-top:0;mso-wrap-distance-right:9pt;mso-wrap-distance-bottom:0;mso-position-horizontal:absolute;mso-position-horizontal-relative:text;mso-position-vertical:absolute;mso-position-vertical-relative:text;v-text-anchor:middle" o:gfxdata="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" adj="3350" fillcolor="#ed7d31 [3205]" strokecolor="#261103 [485]" strokeweight="1pt"/>
-            </w:pict>
-          </mc:Fallback>
-        </mc:AlternateContent>
-      </w:r>
-      <w:r>
-        <w:rPr>
-          <w:noProof/>
-          <w:lang w:val="pl-PL"/>
-        </w:rPr>
-        <w:drawing>
-          <wp:inline distT="0" distB="0" distL="0" distR="0" wp14:anchorId="2DB0AF05" wp14:editId="3E4C5A36">
-            <wp:extent cx="4076037" cy="3060296"/>
-            <wp:effectExtent l="0" t="0" r="1270" b="6985"/>
-            <wp:docPr id="1799200996" name="Immagine 1"/>
-            <wp:cNvGraphicFramePr>
-              <a:graphicFrameLocks xmlns:a="http://schemas.openxmlformats.org/drawingml/2006/main" noChangeAspect="1"/>
-            </wp:cNvGraphicFramePr>
-            <a:graphic xmlns:a="http://schemas.openxmlformats.org/drawingml/2006/main">
-              <a:graphicData uri="http://schemas.openxmlformats.org/drawingml/2006/picture">
-                <pic:pic xmlns:pic="http://schemas.openxmlformats.org/drawingml/2006/picture">
-                  <pic:nvPicPr>
-                    <pic:cNvPr id="1799200996" name=""/>
-                    <pic:cNvPicPr/>
-                  </pic:nvPicPr>
-                  <pic:blipFill>
-                    <a:blip r:embed="rId27"/>
-                    <a:stretch>
-                      <a:fillRect/>
-                    </a:stretch>
-                  </pic:blipFill>
-                  <pic:spPr>
-                    <a:xfrm>
-                      <a:off x="0" y="0"/>
-                      <a:ext cx="4086701" cy="3068302"/>
-                    </a:xfrm>
-                    <a:prstGeom prst="rect">
-                      <a:avLst/>
-                    </a:prstGeom>
-                  </pic:spPr>
-                </pic:pic>
-              </a:graphicData>
-            </a:graphic>
-          </wp:inline>
-        </w:drawing>
-      </w:r>
-    </w:p>
-    <w:p>
-      <w:pPr>
-        <w:pStyle w:val="Titolo2"/>
-        <w:rPr>
-          <w:rStyle w:val="Enfasigrassetto"/>
-          <w:rFonts w:asciiTheme="minorHAnsi" w:hAnsiTheme="minorHAnsi" w:cstheme="minorHAnsi"/>
-          <w:color w:val="auto"/>
-          <w:lang w:val="pl-PL"/>
-        </w:rPr>
-      </w:pPr>
-      <w:bookmarkStart w:id="15" w:name="_Toc238750029"/>
-      <w:r>
-        <w:rPr>
-          <w:rStyle w:val="Enfasigrassetto"/>
-          <w:rFonts w:asciiTheme="minorHAnsi" w:hAnsiTheme="minorHAnsi" w:cstheme="minorHAnsi"/>
-          <w:color w:val="auto"/>
-          <w:lang w:val="pl-PL"/>
-        </w:rPr>
-        <w:t>1.11.2</w:t>
-      </w:r>
-      <w:r>
-        <w:rPr>
-          <w:rStyle w:val="Enfasigrassetto"/>
-          <w:rFonts w:asciiTheme="minorHAnsi" w:hAnsiTheme="minorHAnsi" w:cstheme="minorHAnsi"/>
-          <w:color w:val="auto"/>
-          <w:lang w:val="pl-PL"/>
-        </w:rPr>
-        <w:tab/>
-        <w:t>Procedura wgrywania oprogramowania ze smartfona</w:t>
-      </w:r>
-      <w:bookmarkEnd w:id="15"/>
-    </w:p>
-    <w:p>
-      <w:pPr>
-        <w:jc w:val="both"/>
-        <w:rPr>
-          <w:lang w:val="pl-PL"/>
-        </w:rPr>
-      </w:pPr>
-      <w:r>
-        <w:rPr>
-          <w:lang w:val="pl-PL"/>
-        </w:rPr>
-        <w:t>Aby wykonać tę procedurę, potrzebne będą:</w:t>
-      </w:r>
-    </w:p>
-    <w:p>
-      <w:pPr>
-        <w:pStyle w:val="Paragrafoelenco"/>
-        <w:numPr>
-          <w:ilvl w:val="0"/>
-          <w:numId w:val="20"/>
-        </w:numPr>
-        <w:jc w:val="both"/>
-        <w:rPr>
-          <w:lang w:val="pl-PL"/>
-        </w:rPr>
-      </w:pPr>
-      <w:r>
-        <w:rPr>
-          <w:lang w:val="pl-PL"/>
-        </w:rPr>
-        <w:t>smartfon z systemem Android</w:t>
-      </w:r>
-    </w:p>
-    <w:p>
-      <w:pPr>
-        <w:pStyle w:val="Paragrafoelenco"/>
-        <w:numPr>
-          <w:ilvl w:val="0"/>
-          <w:numId w:val="20"/>
-        </w:numPr>
-        <w:jc w:val="both"/>
-        <w:rPr>
-          <w:lang w:val="pl-PL"/>
-        </w:rPr>
-      </w:pPr>
-      <w:r>
-        <w:rPr>
-          <w:lang w:val="pl-PL"/>
-        </w:rPr>
-        <w:t xml:space="preserve">aplikacja stmdfuusb, do pobrania pod poniższym linkiem lub ze sklepu Play Store: </w:t>
-      </w:r>
-      <w:r>
-        <w:fldChar w:fldCharType="begin"/>
-      </w:r>
-      <w:r>
-        <w:rPr>
-          <w:lang w:val="pl-PL"/>
-        </w:rPr>
-        <w:instrText>HYPERLINK "https://play.google.com/store/apps/details?id=com.yatrim.stmdfuusb&amp;pcampaignid=web_share"</w:instrText>
-      </w:r>
-      <w:r>
-        <w:fldChar w:fldCharType="separate"/>
-      </w:r>
-      <w:r>
-        <w:rPr>
-          <w:rStyle w:val="Collegamentoipertestuale"/>
-          <w:lang w:val="pl-PL"/>
-        </w:rPr>
-        <w:t>https://play.google.com/store/apps/details?id=com.yatrim.stmdfuusb&amp;pcampaignid=web_share</w:t>
-      </w:r>
-      <w:r>
-        <w:rPr>
-          <w:rStyle w:val="Collegamentoipertestuale"/>
-          <w:lang w:val="pl-PL"/>
-        </w:rPr>
-        <w:fldChar w:fldCharType="end"/>
-      </w:r>
-      <w:r>
-        <w:rPr>
-          <w:lang w:val="pl-PL"/>
-        </w:rPr>
-        <w:t xml:space="preserve"> lub równoważna (po osiągnięciu limitu 25 zapisów wystarczy wyczyścić dane aplikacji, aby móc jej dalej używać)</w:t>
-      </w:r>
-    </w:p>
-    <w:p>
-      <w:pPr>
-        <w:pStyle w:val="Paragrafoelenco"/>
-        <w:numPr>
-          <w:ilvl w:val="0"/>
-          <w:numId w:val="20"/>
-        </w:numPr>
-        <w:jc w:val="both"/>
-        <w:rPr>
-          <w:lang w:val="pl-PL"/>
-        </w:rPr>
-      </w:pPr>
-      <w:r>
-        <w:rPr>
-          <w:lang w:val="pl-PL"/>
-        </w:rPr>
-        <w:t>kabel USB między smartfonem a baccable</w:t>
-      </w:r>
-    </w:p>
-    <w:p>
-      <w:pPr>
-        <w:rPr>
-          <w:lang w:val="pl-PL"/>
-        </w:rPr>
-      </w:pPr>
-    </w:p>
-    <w:p>
-      <w:pPr>
-        <w:pStyle w:val="Paragrafoelenco"/>
-        <w:numPr>
-          <w:ilvl w:val="0"/>
-          <w:numId w:val="24"/>
-        </w:numPr>
-        <w:jc w:val="both"/>
-        <w:rPr>
-          <w:lang w:val="pl-PL"/>
-        </w:rPr>
-      </w:pPr>
-      <w:r>
-        <w:rPr>
-          <w:lang w:val="pl-PL"/>
-        </w:rPr>
-        <w:t>Naciśnij i przytrzymaj przycisk programowania na płytce.</w:t>
-      </w:r>
-    </w:p>
-    <w:p>
-      <w:pPr>
-        <w:pStyle w:val="Paragrafoelenco"/>
-        <w:numPr>
-          <w:ilvl w:val="0"/>
-          <w:numId w:val="24"/>
-        </w:numPr>
-        <w:jc w:val="both"/>
-        <w:rPr>
-          <w:lang w:val="pl-PL"/>
-        </w:rPr>
-      </w:pPr>
-      <w:r>
-        <w:rPr>
-          <w:lang w:val="pl-PL"/>
-        </w:rPr>
-        <w:t>Podłącz kabel USB OTG do smartfona, a następnie podłącz port USB BACCABLE (C1, C2 lub BH) do kabla OTG.</w:t>
-      </w:r>
-    </w:p>
-    <w:p>
-      <w:pPr>
-        <w:pStyle w:val="Paragrafoelenco"/>
-        <w:numPr>
-          <w:ilvl w:val="0"/>
-          <w:numId w:val="24"/>
-        </w:numPr>
-        <w:jc w:val="both"/>
-        <w:rPr>
-          <w:lang w:val="pl-PL"/>
-        </w:rPr>
-      </w:pPr>
-      <w:r>
-        <w:rPr>
-          <w:lang w:val="pl-PL"/>
-        </w:rPr>
-        <w:t>Dopiero gdy zaświeci się zielona dioda LED na Baccable, można zwolnić przycisk programowania.</w:t>
-      </w:r>
-    </w:p>
-    <w:p>
-      <w:pPr>
-        <w:pStyle w:val="Paragrafoelenco"/>
-        <w:numPr>
-          <w:ilvl w:val="0"/>
-          <w:numId w:val="24"/>
-        </w:numPr>
-        <w:jc w:val="both"/>
-        <w:rPr>
-          <w:lang w:val="pl-PL"/>
-        </w:rPr>
-      </w:pPr>
-      <w:r>
-        <w:rPr>
-          <w:lang w:val="pl-PL"/>
-        </w:rPr>
-        <w:t>Otwórz aplikację na smartfonie: przy pierwszym połączeniu system Android poprosi o zgodę na dostęp do urządzenia USB, którą należy udzielić, aby kontynuować.</w:t>
-      </w:r>
-    </w:p>
-    <w:p>
-      <w:pPr>
-        <w:pStyle w:val="Paragrafoelenco"/>
-        <w:numPr>
-          <w:ilvl w:val="0"/>
-          <w:numId w:val="24"/>
-        </w:numPr>
-        <w:jc w:val="both"/>
-        <w:rPr>
-          <w:lang w:val="pl-PL"/>
-        </w:rPr>
-      </w:pPr>
-      <w:r>
-        <w:rPr>
-          <w:lang w:val="pl-PL"/>
-        </w:rPr>
-        <w:t>Wybierz w aplikacji plik .elf, który chcesz wgrać, w zależności od portu USB, do którego jesteś podłączony (zgodnie ze wskazówkami w p. 1.11).</w:t>
-      </w:r>
-    </w:p>
-    <w:p>
-      <w:pPr>
-        <w:pStyle w:val="Paragrafoelenco"/>
-        <w:numPr>
-          <w:ilvl w:val="0"/>
-          <w:numId w:val="24"/>
-        </w:numPr>
-        <w:jc w:val="both"/>
-        <w:rPr>
-          <w:lang w:val="pl-PL"/>
-        </w:rPr>
-      </w:pPr>
-      <w:r>
-        <w:rPr>
-          <w:lang w:val="pl-PL"/>
-        </w:rPr>
-        <w:t>Rozpocznij zapis oprogramowania z poziomu aplikacji.</w:t>
-      </w:r>
-    </w:p>
-    <w:p>
-      <w:pPr>
-        <w:pStyle w:val="Paragrafoelenco"/>
-        <w:numPr>
-          <w:ilvl w:val="0"/>
-          <w:numId w:val="24"/>
-        </w:numPr>
-        <w:jc w:val="both"/>
-        <w:rPr>
-          <w:lang w:val="pl-PL"/>
-        </w:rPr>
-      </w:pPr>
-      <w:r>
-        <w:rPr>
-          <w:lang w:val="pl-PL"/>
-        </w:rPr>
-        <w:lastRenderedPageBreak/>
-        <w:t>Poczekaj na komunikat potwierdzający zakończenie zapisu, a następnie odłącz kabel USB OTG.</w:t>
-      </w:r>
-    </w:p>
-    <w:p>
-      <w:pPr>
-        <w:jc w:val="both"/>
-        <w:rPr>
-          <w:rStyle w:val="Collegamentoipertestuale"/>
-          <w:lang w:val="pl-PL"/>
-        </w:rPr>
-      </w:pPr>
-      <w:r>
-        <w:rPr>
-          <w:b/>
-          <w:bCs/>
-          <w:lang w:val="pl-PL"/>
-        </w:rPr>
-        <w:t>Uwaga 1</w:t>
-      </w:r>
-      <w:r>
-        <w:rPr>
-          <w:lang w:val="pl-PL"/>
-        </w:rPr>
-        <w:t xml:space="preserve">: procedura jest również pokazana w poniższym filmie: </w:t>
-      </w:r>
-      <w:r>
-        <w:fldChar w:fldCharType="begin"/>
-      </w:r>
-      <w:r>
-        <w:rPr>
-          <w:lang w:val="pl-PL"/>
-        </w:rPr>
-        <w:instrText>HYPERLINK "https://www.youtube.com/watch?v=NHiYqMTKCWE"</w:instrText>
-      </w:r>
-      <w:r>
-        <w:fldChar w:fldCharType="separate"/>
-      </w:r>
-      <w:r>
-        <w:rPr>
-          <w:rStyle w:val="Collegamentoipertestuale"/>
-          <w:lang w:val="pl-PL"/>
-        </w:rPr>
-        <w:t>https://www.youtube.com/watch?v=NHiYqMTKCWE</w:t>
-      </w:r>
-      <w:r>
-        <w:rPr>
-          <w:rStyle w:val="Collegamentoipertestuale"/>
-          <w:lang w:val="pl-PL"/>
-        </w:rPr>
-        <w:fldChar w:fldCharType="end"/>
-      </w:r>
-    </w:p>
-    <w:p>
-      <w:pPr>
-        <w:jc w:val="both"/>
-        <w:rPr>
-          <w:lang w:val="pl-PL"/>
-        </w:rPr>
-      </w:pPr>
-      <w:r>
-        <w:rPr>
-          <w:b/>
-          <w:bCs/>
-          <w:lang w:val="pl-PL"/>
-        </w:rPr>
-        <w:t>Uwaga 2</w:t>
-      </w:r>
-      <w:r>
-        <w:rPr>
-          <w:lang w:val="pl-PL"/>
-        </w:rPr>
-        <w:t>: zaraz po podłączeniu baccable do smartfona w aplikacji pojawi się zielony napis CONNECTED, wskazujący, że baccable zostało wykryte w trybie programowania. Jeśli tak się nie stanie, odłącz kabel i rozpocznij procedurę od nowa.</w:t>
-      </w:r>
-    </w:p>
-    <w:p>
-      <w:pPr>
         <w:rPr>
           <w:rStyle w:val="Enfasigrassetto"/>
           <w:rFonts w:eastAsiaTheme="majorEastAsia" w:cstheme="minorHAnsi"/>
@@ -10325,7 +11235,7 @@
           <w:color w:val="auto"/>
         </w:rPr>
       </w:pPr>
-      <w:bookmarkStart w:id="16" w:name="_Toc238750030"/>
+      <w:bookmarkStart w:id="16" w:name="_Toc239527367"/>
       <w:r>
         <w:rPr>
           <w:rStyle w:val="Enfasigrassetto"/>
@@ -10347,7 +11257,7 @@
           <w:lang w:val="pl-PL"/>
         </w:rPr>
       </w:pPr>
-      <w:bookmarkStart w:id="17" w:name="_Toc238750031"/>
+      <w:bookmarkStart w:id="17" w:name="_Toc239527368"/>
       <w:r>
         <w:rPr>
           <w:rStyle w:val="Enfasigrassetto"/>
@@ -10722,7 +11632,7 @@
           <w:lang w:val="pl-PL"/>
         </w:rPr>
       </w:pPr>
-      <w:bookmarkStart w:id="18" w:name="_Toc238750032"/>
+      <w:bookmarkStart w:id="18" w:name="_Toc239527369"/>
       <w:r>
         <w:rPr>
           <w:rStyle w:val="Enfasigrassetto"/>
@@ -10849,7 +11759,7 @@
           <w:lang w:val="pl-PL"/>
         </w:rPr>
       </w:pPr>
-      <w:bookmarkStart w:id="19" w:name="_Toc238750033"/>
+      <w:bookmarkStart w:id="19" w:name="_Toc239527370"/>
       <w:r>
         <w:rPr>
           <w:rStyle w:val="Enfasigrassetto"/>
@@ -10991,7 +11901,23 @@
         <w:jc w:val="both"/>
       </w:pPr>
       <w:r>
-        <w:t>W górnym menu „Connection” wybierz „Open Connection Window”.</w:t>
+        <w:t xml:space="preserve">W </w:t>
+      </w:r>
+      <w:proofErr w:type="spellStart"/>
+      <w:r>
+        <w:t>górnym</w:t>
+      </w:r>
+      <w:proofErr w:type="spellEnd"/>
+      <w:r>
+        <w:t xml:space="preserve"> menu „Connection” </w:t>
+      </w:r>
+      <w:proofErr w:type="spellStart"/>
+      <w:r>
+        <w:t>wybierz</w:t>
+      </w:r>
+      <w:proofErr w:type="spellEnd"/>
+      <w:r>
+        <w:t xml:space="preserve"> „Open Connection Window”.</w:t>
       </w:r>
     </w:p>
     <w:p>
@@ -11006,7 +11932,31 @@
         <w:jc w:val="both"/>
       </w:pPr>
       <w:r>
-        <w:t>W oknie „Connection Settings” naciśnij przycisk „Add new Device Connection”.</w:t>
+        <w:t xml:space="preserve">W </w:t>
+      </w:r>
+      <w:proofErr w:type="spellStart"/>
+      <w:r>
+        <w:t>oknie</w:t>
+      </w:r>
+      <w:proofErr w:type="spellEnd"/>
+      <w:r>
+        <w:t xml:space="preserve"> „Connection Settings” </w:t>
+      </w:r>
+      <w:proofErr w:type="spellStart"/>
+      <w:r>
+        <w:t>naciśnij</w:t>
+      </w:r>
+      <w:proofErr w:type="spellEnd"/>
+      <w:r>
+        <w:t xml:space="preserve"> </w:t>
+      </w:r>
+      <w:proofErr w:type="spellStart"/>
+      <w:r>
+        <w:t>przycisk</w:t>
+      </w:r>
+      <w:proofErr w:type="spellEnd"/>
+      <w:r>
+        <w:t xml:space="preserve"> „Add new Device Connection”.</w:t>
       </w:r>
     </w:p>
     <w:p>
@@ -11105,7 +12055,31 @@
         <w:jc w:val="both"/>
       </w:pPr>
       <w:r>
-        <w:t>W oknie „New Connection” naciśnij przycisk „Create new connection”.</w:t>
+        <w:t xml:space="preserve">W </w:t>
+      </w:r>
+      <w:proofErr w:type="spellStart"/>
+      <w:r>
+        <w:t>oknie</w:t>
+      </w:r>
+      <w:proofErr w:type="spellEnd"/>
+      <w:r>
+        <w:t xml:space="preserve"> „New Connection” </w:t>
+      </w:r>
+      <w:proofErr w:type="spellStart"/>
+      <w:r>
+        <w:t>naciśnij</w:t>
+      </w:r>
+      <w:proofErr w:type="spellEnd"/>
+      <w:r>
+        <w:t xml:space="preserve"> </w:t>
+      </w:r>
+      <w:proofErr w:type="spellStart"/>
+      <w:r>
+        <w:t>przycisk</w:t>
+      </w:r>
+      <w:proofErr w:type="spellEnd"/>
+      <w:r>
+        <w:t xml:space="preserve"> „Create new connection”.</w:t>
       </w:r>
     </w:p>
     <w:p>
@@ -11245,7 +12219,7 @@
           <w:lang w:val="pl-PL"/>
         </w:rPr>
       </w:pPr>
-      <w:bookmarkStart w:id="20" w:name="_Toc238750034"/>
+      <w:bookmarkStart w:id="20" w:name="_Toc239527371"/>
       <w:r>
         <w:rPr>
           <w:rStyle w:val="Enfasigrassetto"/>
@@ -11388,7 +12362,7 @@
         <w:rPr>
           <w:lang w:val="pl-PL"/>
         </w:rPr>
-        <w:t xml:space="preserve">Na smartfonie lub komputerze należy zainstalować aplikację BACCABLE LOGGER pobraną ze strony </w:t>
+        <w:t xml:space="preserve">Na smartfonie lub komputerze należy zainstalować aplikację BACCABLE APP pobraną ze strony </w:t>
       </w:r>
       <w:r>
         <w:fldChar w:fldCharType="begin"/>
@@ -11472,7 +12446,7 @@
         <w:rPr>
           <w:lang w:val="pl-PL"/>
         </w:rPr>
-        <w:t>Działanie aplikacji „BACCABLE LOGGER” jest bardzo intuicyjne:</w:t>
+        <w:t>Działanie aplikacji „BACCABLE APP” jest bardzo intuicyjne:</w:t>
       </w:r>
     </w:p>
     <w:p>
@@ -11491,7 +12465,7 @@
         <w:rPr>
           <w:lang w:val="pl-PL"/>
         </w:rPr>
-        <w:t>Po podłączeniu aplikacja otworzy się automatycznie (należy udzielić wymaganych uprawnień)</w:t>
+        <w:t>Po otwarciu wybierz pozycję SNIFFER (należy udzielić wymaganych uprawnień)</w:t>
       </w:r>
     </w:p>
     <w:p>
@@ -11510,7 +12484,7 @@
         <w:rPr>
           <w:lang w:val="pl-PL"/>
         </w:rPr>
-        <w:t xml:space="preserve"> u góry znajduje się także przycisk połączenia, choć zwykle nie trzeba go używać.</w:t>
+        <w:t xml:space="preserve"> u góry znajduje się przycisk połączenia.</w:t>
       </w:r>
     </w:p>
     <w:p>
@@ -11611,6 +12585,39 @@
     </w:p>
     <w:p>
       <w:pPr>
+        <w:pStyle w:val="Paragrafoelenco"/>
+        <w:numPr>
+          <w:ilvl w:val="0"/>
+          <w:numId w:val="26"/>
+        </w:numPr>
+        <w:jc w:val="both"/>
+        <w:rPr>
+          <w:lang w:val="pl-PL"/>
+        </w:rPr>
+      </w:pPr>
+      <w:r>
+        <w:rPr>
+          <w:lang w:val="pl-PL"/>
+        </w:rPr>
+        <w:t>Utworzone pliki są zapisywane w folderze /android/data/it.baccable.logger/files/baccablelogger</w:t>
+      </w:r>
+    </w:p>
+    <w:p>
+      <w:pPr>
+        <w:jc w:val="both"/>
+        <w:rPr>
+          <w:lang w:val="pl-PL"/>
+        </w:rPr>
+      </w:pPr>
+      <w:r>
+        <w:rPr>
+          <w:lang w:val="pl-PL"/>
+        </w:rPr>
+        <w:t>- Okno od razu pokazuje zarejestrowane wiadomości</w:t>
+      </w:r>
+    </w:p>
+    <w:p>
+      <w:pPr>
         <w:pStyle w:val="Titolo2"/>
         <w:rPr>
           <w:rStyle w:val="Enfasigrassetto"/>
@@ -11618,7 +12625,7 @@
           <w:color w:val="auto"/>
         </w:rPr>
       </w:pPr>
-      <w:bookmarkStart w:id="21" w:name="_Toc238750035"/>
+      <w:bookmarkStart w:id="21" w:name="_Toc239527372"/>
       <w:r>
         <w:rPr>
           <w:rStyle w:val="Enfasigrassetto"/>
@@ -11634,7 +12641,24 @@
           <w:color w:val="auto"/>
         </w:rPr>
         <w:tab/>
-        <w:t>Start&amp;Stop disabler</w:t>
+      </w:r>
+      <w:proofErr w:type="spellStart"/>
+      <w:r>
+        <w:rPr>
+          <w:rStyle w:val="Enfasigrassetto"/>
+          <w:rFonts w:asciiTheme="minorHAnsi" w:hAnsiTheme="minorHAnsi" w:cstheme="minorHAnsi"/>
+          <w:color w:val="auto"/>
+        </w:rPr>
+        <w:t>Start&amp;Stop</w:t>
+      </w:r>
+      <w:proofErr w:type="spellEnd"/>
+      <w:r>
+        <w:rPr>
+          <w:rStyle w:val="Enfasigrassetto"/>
+          <w:rFonts w:asciiTheme="minorHAnsi" w:hAnsiTheme="minorHAnsi" w:cstheme="minorHAnsi"/>
+          <w:color w:val="auto"/>
+        </w:rPr>
+        <w:t xml:space="preserve"> disabler</w:t>
       </w:r>
       <w:bookmarkEnd w:id="21"/>
     </w:p>
@@ -11696,7 +12720,7 @@
           <w:lang w:val="pl-PL"/>
         </w:rPr>
       </w:pPr>
-      <w:bookmarkStart w:id="22" w:name="_Toc238750036"/>
+      <w:bookmarkStart w:id="22" w:name="_Toc239527373"/>
       <w:r>
         <w:rPr>
           <w:rStyle w:val="Enfasigrassetto"/>
@@ -11955,7 +12979,7 @@
           <w:lang w:val="pl-PL"/>
         </w:rPr>
       </w:pPr>
-      <w:bookmarkStart w:id="23" w:name="_Toc238750037"/>
+      <w:bookmarkStart w:id="23" w:name="_Toc239527374"/>
       <w:r>
         <w:rPr>
           <w:rStyle w:val="Enfasigrassetto"/>
@@ -12125,7 +13149,7 @@
                     </pic:cNvPicPr>
                   </pic:nvPicPr>
                   <pic:blipFill>
-                    <a:blip r:embed="rId28">
+                    <a:blip r:embed="rId33">
                       <a:extLst>
                         <a:ext uri="{28A0092B-C50C-407E-A947-70E740481C1C}">
                           <a14:useLocalDpi xmlns:a14="http://schemas.microsoft.com/office/drawing/2010/main" val="0"/>
@@ -12198,7 +13222,7 @@
           <w:lang w:val="pl-PL"/>
         </w:rPr>
       </w:pPr>
-      <w:bookmarkStart w:id="25" w:name="_Toc238750038"/>
+      <w:bookmarkStart w:id="25" w:name="_Toc239527375"/>
       <w:r>
         <w:rPr>
           <w:rStyle w:val="Enfasigrassetto"/>
@@ -12333,7 +13357,7 @@
           <w:lang w:val="pl-PL"/>
         </w:rPr>
       </w:pPr>
-      <w:bookmarkStart w:id="26" w:name="_Toc238750039"/>
+      <w:bookmarkStart w:id="26" w:name="_Toc239527376"/>
       <w:r>
         <w:rPr>
           <w:rStyle w:val="Enfasigrassetto"/>
@@ -12420,7 +13444,7 @@
           <w:lang w:val="pl-PL"/>
         </w:rPr>
       </w:pPr>
-      <w:bookmarkStart w:id="27" w:name="_Toc238750040"/>
+      <w:bookmarkStart w:id="27" w:name="_Toc239527377"/>
       <w:r>
         <w:rPr>
           <w:rStyle w:val="Enfasigrassetto"/>
@@ -12912,6 +13936,7 @@
                 <w14:ligatures w14:val="none"/>
               </w:rPr>
             </w:pPr>
+            <w:proofErr w:type="spellStart"/>
             <w:r>
               <w:rPr>
                 <w:rFonts w:ascii="Calibri" w:eastAsia="Times New Roman" w:hAnsi="Calibri" w:cs="Calibri"/>
@@ -12925,6 +13950,7 @@
               </w:rPr>
               <w:t>Jednostka</w:t>
             </w:r>
+            <w:proofErr w:type="spellEnd"/>
             <w:r>
               <w:rPr>
                 <w:rFonts w:ascii="Calibri" w:eastAsia="Times New Roman" w:hAnsi="Calibri" w:cs="Calibri"/>
@@ -12937,8 +13963,22 @@
                 <w14:ligatures w14:val="none"/>
               </w:rPr>
               <w:br/>
+            </w:r>
+            <w:proofErr w:type="spellStart"/>
+            <w:r>
+              <w:rPr>
+                <w:rFonts w:ascii="Calibri" w:eastAsia="Times New Roman" w:hAnsi="Calibri" w:cs="Calibri"/>
+                <w:b/>
+                <w:bCs/>
+                <w:color w:val="000000"/>
+                <w:kern w:val="0"/>
+                <w:sz w:val="22"/>
+                <w:szCs w:val="22"/>
+                <w14:ligatures w14:val="none"/>
+              </w:rPr>
               <w:t>miary</w:t>
             </w:r>
+            <w:proofErr w:type="spellEnd"/>
           </w:p>
         </w:tc>
         <w:tc>
@@ -12970,6 +14010,7 @@
                 <w14:ligatures w14:val="none"/>
               </w:rPr>
             </w:pPr>
+            <w:proofErr w:type="spellStart"/>
             <w:r>
               <w:rPr>
                 <w:rFonts w:ascii="Calibri" w:eastAsia="Times New Roman" w:hAnsi="Calibri" w:cs="Calibri"/>
@@ -12983,6 +14024,7 @@
               </w:rPr>
               <w:t>Opis</w:t>
             </w:r>
+            <w:proofErr w:type="spellEnd"/>
           </w:p>
         </w:tc>
       </w:tr>
@@ -13149,7 +14191,44 @@
                 <w:szCs w:val="22"/>
                 <w14:ligatures w14:val="none"/>
               </w:rPr>
-              <w:t>Oil Press.%Water T</w:t>
+              <w:t xml:space="preserve">Oil </w:t>
+            </w:r>
+            <w:proofErr w:type="spellStart"/>
+            <w:proofErr w:type="gramStart"/>
+            <w:r>
+              <w:rPr>
+                <w:rFonts w:ascii="Calibri" w:eastAsia="Times New Roman" w:hAnsi="Calibri" w:cs="Calibri"/>
+                <w:color w:val="000000"/>
+                <w:kern w:val="0"/>
+                <w:sz w:val="22"/>
+                <w:szCs w:val="22"/>
+                <w14:ligatures w14:val="none"/>
+              </w:rPr>
+              <w:t>Press.%</w:t>
+            </w:r>
+            <w:proofErr w:type="gramEnd"/>
+            <w:r>
+              <w:rPr>
+                <w:rFonts w:ascii="Calibri" w:eastAsia="Times New Roman" w:hAnsi="Calibri" w:cs="Calibri"/>
+                <w:color w:val="000000"/>
+                <w:kern w:val="0"/>
+                <w:sz w:val="22"/>
+                <w:szCs w:val="22"/>
+                <w14:ligatures w14:val="none"/>
+              </w:rPr>
+              <w:t>Water</w:t>
+            </w:r>
+            <w:proofErr w:type="spellEnd"/>
+            <w:r>
+              <w:rPr>
+                <w:rFonts w:ascii="Calibri" w:eastAsia="Times New Roman" w:hAnsi="Calibri" w:cs="Calibri"/>
+                <w:color w:val="000000"/>
+                <w:kern w:val="0"/>
+                <w:sz w:val="22"/>
+                <w:szCs w:val="22"/>
+                <w14:ligatures w14:val="none"/>
+              </w:rPr>
+              <w:t xml:space="preserve"> T</w:t>
             </w:r>
           </w:p>
         </w:tc>
@@ -14277,17 +15356,43 @@
                 <w14:ligatures w14:val="none"/>
               </w:rPr>
             </w:pPr>
-            <w:r>
-              <w:rPr>
-                <w:rFonts w:ascii="Calibri" w:eastAsia="Times New Roman" w:hAnsi="Calibri" w:cs="Calibri"/>
-                <w:color w:val="000000"/>
-                <w:kern w:val="0"/>
-                <w:sz w:val="22"/>
-                <w:szCs w:val="22"/>
-                <w14:ligatures w14:val="none"/>
-              </w:rPr>
-              <w:t>Ciśnienie bezwzględne</w:t>
-            </w:r>
+            <w:proofErr w:type="spellStart"/>
+            <w:r>
+              <w:rPr>
+                <w:rFonts w:ascii="Calibri" w:eastAsia="Times New Roman" w:hAnsi="Calibri" w:cs="Calibri"/>
+                <w:color w:val="000000"/>
+                <w:kern w:val="0"/>
+                <w:sz w:val="22"/>
+                <w:szCs w:val="22"/>
+                <w14:ligatures w14:val="none"/>
+              </w:rPr>
+              <w:t>Ciśnienie</w:t>
+            </w:r>
+            <w:proofErr w:type="spellEnd"/>
+            <w:r>
+              <w:rPr>
+                <w:rFonts w:ascii="Calibri" w:eastAsia="Times New Roman" w:hAnsi="Calibri" w:cs="Calibri"/>
+                <w:color w:val="000000"/>
+                <w:kern w:val="0"/>
+                <w:sz w:val="22"/>
+                <w:szCs w:val="22"/>
+                <w14:ligatures w14:val="none"/>
+              </w:rPr>
+              <w:t xml:space="preserve"> </w:t>
+            </w:r>
+            <w:proofErr w:type="spellStart"/>
+            <w:r>
+              <w:rPr>
+                <w:rFonts w:ascii="Calibri" w:eastAsia="Times New Roman" w:hAnsi="Calibri" w:cs="Calibri"/>
+                <w:color w:val="000000"/>
+                <w:kern w:val="0"/>
+                <w:sz w:val="22"/>
+                <w:szCs w:val="22"/>
+                <w14:ligatures w14:val="none"/>
+              </w:rPr>
+              <w:t>bezwzględne</w:t>
+            </w:r>
+            <w:proofErr w:type="spellEnd"/>
           </w:p>
         </w:tc>
       </w:tr>
@@ -14527,17 +15632,43 @@
                 <w14:ligatures w14:val="none"/>
               </w:rPr>
             </w:pPr>
-            <w:r>
-              <w:rPr>
-                <w:rFonts w:ascii="Calibri" w:eastAsia="Times New Roman" w:hAnsi="Calibri" w:cs="Calibri"/>
-                <w:color w:val="000000"/>
-                <w:kern w:val="0"/>
-                <w:sz w:val="22"/>
-                <w:szCs w:val="22"/>
-                <w14:ligatures w14:val="none"/>
-              </w:rPr>
-              <w:t>Napięcie czujnika</w:t>
-            </w:r>
+            <w:proofErr w:type="spellStart"/>
+            <w:r>
+              <w:rPr>
+                <w:rFonts w:ascii="Calibri" w:eastAsia="Times New Roman" w:hAnsi="Calibri" w:cs="Calibri"/>
+                <w:color w:val="000000"/>
+                <w:kern w:val="0"/>
+                <w:sz w:val="22"/>
+                <w:szCs w:val="22"/>
+                <w14:ligatures w14:val="none"/>
+              </w:rPr>
+              <w:t>Napięcie</w:t>
+            </w:r>
+            <w:proofErr w:type="spellEnd"/>
+            <w:r>
+              <w:rPr>
+                <w:rFonts w:ascii="Calibri" w:eastAsia="Times New Roman" w:hAnsi="Calibri" w:cs="Calibri"/>
+                <w:color w:val="000000"/>
+                <w:kern w:val="0"/>
+                <w:sz w:val="22"/>
+                <w:szCs w:val="22"/>
+                <w14:ligatures w14:val="none"/>
+              </w:rPr>
+              <w:t xml:space="preserve"> </w:t>
+            </w:r>
+            <w:proofErr w:type="spellStart"/>
+            <w:r>
+              <w:rPr>
+                <w:rFonts w:ascii="Calibri" w:eastAsia="Times New Roman" w:hAnsi="Calibri" w:cs="Calibri"/>
+                <w:color w:val="000000"/>
+                <w:kern w:val="0"/>
+                <w:sz w:val="22"/>
+                <w:szCs w:val="22"/>
+                <w14:ligatures w14:val="none"/>
+              </w:rPr>
+              <w:t>czujnika</w:t>
+            </w:r>
+            <w:proofErr w:type="spellEnd"/>
           </w:p>
         </w:tc>
       </w:tr>
@@ -14777,17 +15908,43 @@
                 <w14:ligatures w14:val="none"/>
               </w:rPr>
             </w:pPr>
-            <w:r>
-              <w:rPr>
-                <w:rFonts w:ascii="Calibri" w:eastAsia="Times New Roman" w:hAnsi="Calibri" w:cs="Calibri"/>
-                <w:color w:val="000000"/>
-                <w:kern w:val="0"/>
-                <w:sz w:val="22"/>
-                <w:szCs w:val="22"/>
-                <w14:ligatures w14:val="none"/>
-              </w:rPr>
-              <w:t>ilość oleju</w:t>
-            </w:r>
+            <w:proofErr w:type="spellStart"/>
+            <w:r>
+              <w:rPr>
+                <w:rFonts w:ascii="Calibri" w:eastAsia="Times New Roman" w:hAnsi="Calibri" w:cs="Calibri"/>
+                <w:color w:val="000000"/>
+                <w:kern w:val="0"/>
+                <w:sz w:val="22"/>
+                <w:szCs w:val="22"/>
+                <w14:ligatures w14:val="none"/>
+              </w:rPr>
+              <w:t>ilość</w:t>
+            </w:r>
+            <w:proofErr w:type="spellEnd"/>
+            <w:r>
+              <w:rPr>
+                <w:rFonts w:ascii="Calibri" w:eastAsia="Times New Roman" w:hAnsi="Calibri" w:cs="Calibri"/>
+                <w:color w:val="000000"/>
+                <w:kern w:val="0"/>
+                <w:sz w:val="22"/>
+                <w:szCs w:val="22"/>
+                <w14:ligatures w14:val="none"/>
+              </w:rPr>
+              <w:t xml:space="preserve"> </w:t>
+            </w:r>
+            <w:proofErr w:type="spellStart"/>
+            <w:r>
+              <w:rPr>
+                <w:rFonts w:ascii="Calibri" w:eastAsia="Times New Roman" w:hAnsi="Calibri" w:cs="Calibri"/>
+                <w:color w:val="000000"/>
+                <w:kern w:val="0"/>
+                <w:sz w:val="22"/>
+                <w:szCs w:val="22"/>
+                <w14:ligatures w14:val="none"/>
+              </w:rPr>
+              <w:t>oleju</w:t>
+            </w:r>
+            <w:proofErr w:type="spellEnd"/>
           </w:p>
         </w:tc>
       </w:tr>
@@ -14901,17 +16058,43 @@
                 <w14:ligatures w14:val="none"/>
               </w:rPr>
             </w:pPr>
-            <w:r>
-              <w:rPr>
-                <w:rFonts w:ascii="Calibri" w:eastAsia="Times New Roman" w:hAnsi="Calibri" w:cs="Calibri"/>
-                <w:color w:val="000000"/>
-                <w:kern w:val="0"/>
-                <w:sz w:val="22"/>
-                <w:szCs w:val="22"/>
-                <w14:ligatures w14:val="none"/>
-              </w:rPr>
-              <w:t>ciśnienie oleju</w:t>
-            </w:r>
+            <w:proofErr w:type="spellStart"/>
+            <w:r>
+              <w:rPr>
+                <w:rFonts w:ascii="Calibri" w:eastAsia="Times New Roman" w:hAnsi="Calibri" w:cs="Calibri"/>
+                <w:color w:val="000000"/>
+                <w:kern w:val="0"/>
+                <w:sz w:val="22"/>
+                <w:szCs w:val="22"/>
+                <w14:ligatures w14:val="none"/>
+              </w:rPr>
+              <w:t>ciśnienie</w:t>
+            </w:r>
+            <w:proofErr w:type="spellEnd"/>
+            <w:r>
+              <w:rPr>
+                <w:rFonts w:ascii="Calibri" w:eastAsia="Times New Roman" w:hAnsi="Calibri" w:cs="Calibri"/>
+                <w:color w:val="000000"/>
+                <w:kern w:val="0"/>
+                <w:sz w:val="22"/>
+                <w:szCs w:val="22"/>
+                <w14:ligatures w14:val="none"/>
+              </w:rPr>
+              <w:t xml:space="preserve"> </w:t>
+            </w:r>
+            <w:proofErr w:type="spellStart"/>
+            <w:r>
+              <w:rPr>
+                <w:rFonts w:ascii="Calibri" w:eastAsia="Times New Roman" w:hAnsi="Calibri" w:cs="Calibri"/>
+                <w:color w:val="000000"/>
+                <w:kern w:val="0"/>
+                <w:sz w:val="22"/>
+                <w:szCs w:val="22"/>
+                <w14:ligatures w14:val="none"/>
+              </w:rPr>
+              <w:t>oleju</w:t>
+            </w:r>
+            <w:proofErr w:type="spellEnd"/>
           </w:p>
         </w:tc>
       </w:tr>
@@ -15023,17 +16206,43 @@
                 <w14:ligatures w14:val="none"/>
               </w:rPr>
             </w:pPr>
-            <w:r>
-              <w:rPr>
-                <w:rFonts w:ascii="Calibri" w:eastAsia="Times New Roman" w:hAnsi="Calibri" w:cs="Calibri"/>
-                <w:color w:val="000000"/>
-                <w:kern w:val="0"/>
-                <w:sz w:val="22"/>
-                <w:szCs w:val="22"/>
-                <w14:ligatures w14:val="none"/>
-              </w:rPr>
-              <w:t>temperatura oleju</w:t>
-            </w:r>
+            <w:proofErr w:type="spellStart"/>
+            <w:r>
+              <w:rPr>
+                <w:rFonts w:ascii="Calibri" w:eastAsia="Times New Roman" w:hAnsi="Calibri" w:cs="Calibri"/>
+                <w:color w:val="000000"/>
+                <w:kern w:val="0"/>
+                <w:sz w:val="22"/>
+                <w:szCs w:val="22"/>
+                <w14:ligatures w14:val="none"/>
+              </w:rPr>
+              <w:t>temperatura</w:t>
+            </w:r>
+            <w:proofErr w:type="spellEnd"/>
+            <w:r>
+              <w:rPr>
+                <w:rFonts w:ascii="Calibri" w:eastAsia="Times New Roman" w:hAnsi="Calibri" w:cs="Calibri"/>
+                <w:color w:val="000000"/>
+                <w:kern w:val="0"/>
+                <w:sz w:val="22"/>
+                <w:szCs w:val="22"/>
+                <w14:ligatures w14:val="none"/>
+              </w:rPr>
+              <w:t xml:space="preserve"> </w:t>
+            </w:r>
+            <w:proofErr w:type="spellStart"/>
+            <w:r>
+              <w:rPr>
+                <w:rFonts w:ascii="Calibri" w:eastAsia="Times New Roman" w:hAnsi="Calibri" w:cs="Calibri"/>
+                <w:color w:val="000000"/>
+                <w:kern w:val="0"/>
+                <w:sz w:val="22"/>
+                <w:szCs w:val="22"/>
+                <w14:ligatures w14:val="none"/>
+              </w:rPr>
+              <w:t>oleju</w:t>
+            </w:r>
+            <w:proofErr w:type="spellEnd"/>
           </w:p>
         </w:tc>
       </w:tr>
@@ -15147,17 +16356,43 @@
                 <w14:ligatures w14:val="none"/>
               </w:rPr>
             </w:pPr>
-            <w:r>
-              <w:rPr>
-                <w:rFonts w:ascii="Calibri" w:eastAsia="Times New Roman" w:hAnsi="Calibri" w:cs="Calibri"/>
-                <w:color w:val="000000"/>
-                <w:kern w:val="0"/>
-                <w:sz w:val="22"/>
-                <w:szCs w:val="22"/>
-                <w14:ligatures w14:val="none"/>
-              </w:rPr>
-              <w:t>jakość oleju</w:t>
-            </w:r>
+            <w:proofErr w:type="spellStart"/>
+            <w:r>
+              <w:rPr>
+                <w:rFonts w:ascii="Calibri" w:eastAsia="Times New Roman" w:hAnsi="Calibri" w:cs="Calibri"/>
+                <w:color w:val="000000"/>
+                <w:kern w:val="0"/>
+                <w:sz w:val="22"/>
+                <w:szCs w:val="22"/>
+                <w14:ligatures w14:val="none"/>
+              </w:rPr>
+              <w:t>jakość</w:t>
+            </w:r>
+            <w:proofErr w:type="spellEnd"/>
+            <w:r>
+              <w:rPr>
+                <w:rFonts w:ascii="Calibri" w:eastAsia="Times New Roman" w:hAnsi="Calibri" w:cs="Calibri"/>
+                <w:color w:val="000000"/>
+                <w:kern w:val="0"/>
+                <w:sz w:val="22"/>
+                <w:szCs w:val="22"/>
+                <w14:ligatures w14:val="none"/>
+              </w:rPr>
+              <w:t xml:space="preserve"> </w:t>
+            </w:r>
+            <w:proofErr w:type="spellStart"/>
+            <w:r>
+              <w:rPr>
+                <w:rFonts w:ascii="Calibri" w:eastAsia="Times New Roman" w:hAnsi="Calibri" w:cs="Calibri"/>
+                <w:color w:val="000000"/>
+                <w:kern w:val="0"/>
+                <w:sz w:val="22"/>
+                <w:szCs w:val="22"/>
+                <w14:ligatures w14:val="none"/>
+              </w:rPr>
+              <w:t>oleju</w:t>
+            </w:r>
+            <w:proofErr w:type="spellEnd"/>
           </w:p>
         </w:tc>
       </w:tr>
@@ -15393,17 +16628,67 @@
                 <w14:ligatures w14:val="none"/>
               </w:rPr>
             </w:pPr>
-            <w:r>
-              <w:rPr>
-                <w:rFonts w:ascii="Calibri" w:eastAsia="Times New Roman" w:hAnsi="Calibri" w:cs="Calibri"/>
-                <w:color w:val="000000"/>
-                <w:kern w:val="0"/>
-                <w:sz w:val="22"/>
-                <w:szCs w:val="22"/>
-                <w14:ligatures w14:val="none"/>
-              </w:rPr>
-              <w:t>temperatura skrzyni biegów</w:t>
-            </w:r>
+            <w:proofErr w:type="spellStart"/>
+            <w:r>
+              <w:rPr>
+                <w:rFonts w:ascii="Calibri" w:eastAsia="Times New Roman" w:hAnsi="Calibri" w:cs="Calibri"/>
+                <w:color w:val="000000"/>
+                <w:kern w:val="0"/>
+                <w:sz w:val="22"/>
+                <w:szCs w:val="22"/>
+                <w14:ligatures w14:val="none"/>
+              </w:rPr>
+              <w:t>temperatura</w:t>
+            </w:r>
+            <w:proofErr w:type="spellEnd"/>
+            <w:r>
+              <w:rPr>
+                <w:rFonts w:ascii="Calibri" w:eastAsia="Times New Roman" w:hAnsi="Calibri" w:cs="Calibri"/>
+                <w:color w:val="000000"/>
+                <w:kern w:val="0"/>
+                <w:sz w:val="22"/>
+                <w:szCs w:val="22"/>
+                <w14:ligatures w14:val="none"/>
+              </w:rPr>
+              <w:t xml:space="preserve"> </w:t>
+            </w:r>
+            <w:proofErr w:type="spellStart"/>
+            <w:r>
+              <w:rPr>
+                <w:rFonts w:ascii="Calibri" w:eastAsia="Times New Roman" w:hAnsi="Calibri" w:cs="Calibri"/>
+                <w:color w:val="000000"/>
+                <w:kern w:val="0"/>
+                <w:sz w:val="22"/>
+                <w:szCs w:val="22"/>
+                <w14:ligatures w14:val="none"/>
+              </w:rPr>
+              <w:t>skrzyni</w:t>
+            </w:r>
+            <w:proofErr w:type="spellEnd"/>
+            <w:r>
+              <w:rPr>
+                <w:rFonts w:ascii="Calibri" w:eastAsia="Times New Roman" w:hAnsi="Calibri" w:cs="Calibri"/>
+                <w:color w:val="000000"/>
+                <w:kern w:val="0"/>
+                <w:sz w:val="22"/>
+                <w:szCs w:val="22"/>
+                <w14:ligatures w14:val="none"/>
+              </w:rPr>
+              <w:t xml:space="preserve"> </w:t>
+            </w:r>
+            <w:proofErr w:type="spellStart"/>
+            <w:r>
+              <w:rPr>
+                <w:rFonts w:ascii="Calibri" w:eastAsia="Times New Roman" w:hAnsi="Calibri" w:cs="Calibri"/>
+                <w:color w:val="000000"/>
+                <w:kern w:val="0"/>
+                <w:sz w:val="22"/>
+                <w:szCs w:val="22"/>
+                <w14:ligatures w14:val="none"/>
+              </w:rPr>
+              <w:t>biegów</w:t>
+            </w:r>
+            <w:proofErr w:type="spellEnd"/>
           </w:p>
         </w:tc>
       </w:tr>
@@ -15768,17 +17053,43 @@
                 <w14:ligatures w14:val="none"/>
               </w:rPr>
             </w:pPr>
-            <w:r>
-              <w:rPr>
-                <w:rFonts w:ascii="Calibri" w:eastAsia="Times New Roman" w:hAnsi="Calibri" w:cs="Calibri"/>
-                <w:color w:val="000000"/>
-                <w:kern w:val="0"/>
-                <w:sz w:val="22"/>
-                <w:szCs w:val="22"/>
-                <w14:ligatures w14:val="none"/>
-              </w:rPr>
-              <w:t>napięcie akumulatora</w:t>
-            </w:r>
+            <w:proofErr w:type="spellStart"/>
+            <w:r>
+              <w:rPr>
+                <w:rFonts w:ascii="Calibri" w:eastAsia="Times New Roman" w:hAnsi="Calibri" w:cs="Calibri"/>
+                <w:color w:val="000000"/>
+                <w:kern w:val="0"/>
+                <w:sz w:val="22"/>
+                <w:szCs w:val="22"/>
+                <w14:ligatures w14:val="none"/>
+              </w:rPr>
+              <w:t>napięcie</w:t>
+            </w:r>
+            <w:proofErr w:type="spellEnd"/>
+            <w:r>
+              <w:rPr>
+                <w:rFonts w:ascii="Calibri" w:eastAsia="Times New Roman" w:hAnsi="Calibri" w:cs="Calibri"/>
+                <w:color w:val="000000"/>
+                <w:kern w:val="0"/>
+                <w:sz w:val="22"/>
+                <w:szCs w:val="22"/>
+                <w14:ligatures w14:val="none"/>
+              </w:rPr>
+              <w:t xml:space="preserve"> </w:t>
+            </w:r>
+            <w:proofErr w:type="spellStart"/>
+            <w:r>
+              <w:rPr>
+                <w:rFonts w:ascii="Calibri" w:eastAsia="Times New Roman" w:hAnsi="Calibri" w:cs="Calibri"/>
+                <w:color w:val="000000"/>
+                <w:kern w:val="0"/>
+                <w:sz w:val="22"/>
+                <w:szCs w:val="22"/>
+                <w14:ligatures w14:val="none"/>
+              </w:rPr>
+              <w:t>akumulatora</w:t>
+            </w:r>
+            <w:proofErr w:type="spellEnd"/>
           </w:p>
         </w:tc>
       </w:tr>
@@ -15892,17 +17203,43 @@
                 <w14:ligatures w14:val="none"/>
               </w:rPr>
             </w:pPr>
-            <w:r>
-              <w:rPr>
-                <w:rFonts w:ascii="Calibri" w:eastAsia="Times New Roman" w:hAnsi="Calibri" w:cs="Calibri"/>
-                <w:color w:val="000000"/>
-                <w:kern w:val="0"/>
-                <w:sz w:val="22"/>
-                <w:szCs w:val="22"/>
-                <w14:ligatures w14:val="none"/>
-              </w:rPr>
-              <w:t>ciśnienie klimatyzacji</w:t>
-            </w:r>
+            <w:proofErr w:type="spellStart"/>
+            <w:r>
+              <w:rPr>
+                <w:rFonts w:ascii="Calibri" w:eastAsia="Times New Roman" w:hAnsi="Calibri" w:cs="Calibri"/>
+                <w:color w:val="000000"/>
+                <w:kern w:val="0"/>
+                <w:sz w:val="22"/>
+                <w:szCs w:val="22"/>
+                <w14:ligatures w14:val="none"/>
+              </w:rPr>
+              <w:t>ciśnienie</w:t>
+            </w:r>
+            <w:proofErr w:type="spellEnd"/>
+            <w:r>
+              <w:rPr>
+                <w:rFonts w:ascii="Calibri" w:eastAsia="Times New Roman" w:hAnsi="Calibri" w:cs="Calibri"/>
+                <w:color w:val="000000"/>
+                <w:kern w:val="0"/>
+                <w:sz w:val="22"/>
+                <w:szCs w:val="22"/>
+                <w14:ligatures w14:val="none"/>
+              </w:rPr>
+              <w:t xml:space="preserve"> </w:t>
+            </w:r>
+            <w:proofErr w:type="spellStart"/>
+            <w:r>
+              <w:rPr>
+                <w:rFonts w:ascii="Calibri" w:eastAsia="Times New Roman" w:hAnsi="Calibri" w:cs="Calibri"/>
+                <w:color w:val="000000"/>
+                <w:kern w:val="0"/>
+                <w:sz w:val="22"/>
+                <w:szCs w:val="22"/>
+                <w14:ligatures w14:val="none"/>
+              </w:rPr>
+              <w:t>klimatyzacji</w:t>
+            </w:r>
+            <w:proofErr w:type="spellEnd"/>
           </w:p>
         </w:tc>
       </w:tr>
@@ -16016,17 +17353,43 @@
                 <w14:ligatures w14:val="none"/>
               </w:rPr>
             </w:pPr>
-            <w:r>
-              <w:rPr>
-                <w:rFonts w:ascii="Calibri" w:eastAsia="Times New Roman" w:hAnsi="Calibri" w:cs="Calibri"/>
-                <w:color w:val="000000"/>
-                <w:kern w:val="0"/>
-                <w:sz w:val="22"/>
-                <w:szCs w:val="22"/>
-                <w14:ligatures w14:val="none"/>
-              </w:rPr>
-              <w:t>aktualny bieg</w:t>
-            </w:r>
+            <w:proofErr w:type="spellStart"/>
+            <w:r>
+              <w:rPr>
+                <w:rFonts w:ascii="Calibri" w:eastAsia="Times New Roman" w:hAnsi="Calibri" w:cs="Calibri"/>
+                <w:color w:val="000000"/>
+                <w:kern w:val="0"/>
+                <w:sz w:val="22"/>
+                <w:szCs w:val="22"/>
+                <w14:ligatures w14:val="none"/>
+              </w:rPr>
+              <w:t>aktualny</w:t>
+            </w:r>
+            <w:proofErr w:type="spellEnd"/>
+            <w:r>
+              <w:rPr>
+                <w:rFonts w:ascii="Calibri" w:eastAsia="Times New Roman" w:hAnsi="Calibri" w:cs="Calibri"/>
+                <w:color w:val="000000"/>
+                <w:kern w:val="0"/>
+                <w:sz w:val="22"/>
+                <w:szCs w:val="22"/>
+                <w14:ligatures w14:val="none"/>
+              </w:rPr>
+              <w:t xml:space="preserve"> </w:t>
+            </w:r>
+            <w:proofErr w:type="spellStart"/>
+            <w:r>
+              <w:rPr>
+                <w:rFonts w:ascii="Calibri" w:eastAsia="Times New Roman" w:hAnsi="Calibri" w:cs="Calibri"/>
+                <w:color w:val="000000"/>
+                <w:kern w:val="0"/>
+                <w:sz w:val="22"/>
+                <w:szCs w:val="22"/>
+                <w14:ligatures w14:val="none"/>
+              </w:rPr>
+              <w:t>bieg</w:t>
+            </w:r>
+            <w:proofErr w:type="spellEnd"/>
           </w:p>
         </w:tc>
       </w:tr>
@@ -16889,8 +18252,45 @@
                 <w:szCs w:val="22"/>
                 <w14:ligatures w14:val="none"/>
               </w:rPr>
-              <w:t>ID włożonego kluczyka</w:t>
-            </w:r>
+              <w:t xml:space="preserve">ID </w:t>
+            </w:r>
+            <w:proofErr w:type="spellStart"/>
+            <w:r>
+              <w:rPr>
+                <w:rFonts w:ascii="Calibri" w:eastAsia="Times New Roman" w:hAnsi="Calibri" w:cs="Calibri"/>
+                <w:color w:val="000000"/>
+                <w:kern w:val="0"/>
+                <w:sz w:val="22"/>
+                <w:szCs w:val="22"/>
+                <w14:ligatures w14:val="none"/>
+              </w:rPr>
+              <w:t>włożonego</w:t>
+            </w:r>
+            <w:proofErr w:type="spellEnd"/>
+            <w:r>
+              <w:rPr>
+                <w:rFonts w:ascii="Calibri" w:eastAsia="Times New Roman" w:hAnsi="Calibri" w:cs="Calibri"/>
+                <w:color w:val="000000"/>
+                <w:kern w:val="0"/>
+                <w:sz w:val="22"/>
+                <w:szCs w:val="22"/>
+                <w14:ligatures w14:val="none"/>
+              </w:rPr>
+              <w:t xml:space="preserve"> </w:t>
+            </w:r>
+            <w:proofErr w:type="spellStart"/>
+            <w:r>
+              <w:rPr>
+                <w:rFonts w:ascii="Calibri" w:eastAsia="Times New Roman" w:hAnsi="Calibri" w:cs="Calibri"/>
+                <w:color w:val="000000"/>
+                <w:kern w:val="0"/>
+                <w:sz w:val="22"/>
+                <w:szCs w:val="22"/>
+                <w14:ligatures w14:val="none"/>
+              </w:rPr>
+              <w:t>kluczyka</w:t>
+            </w:r>
+            <w:proofErr w:type="spellEnd"/>
           </w:p>
         </w:tc>
       </w:tr>
@@ -17129,16 +18529,53 @@
                 <w14:ligatures w14:val="none"/>
               </w:rPr>
             </w:pPr>
-            <w:r>
-              <w:rPr>
-                <w:rFonts w:ascii="Calibri" w:eastAsia="Times New Roman" w:hAnsi="Calibri" w:cs="Calibri"/>
-                <w:color w:val="000000"/>
-                <w:kern w:val="0"/>
-                <w:sz w:val="22"/>
-                <w:szCs w:val="22"/>
-                <w14:ligatures w14:val="none"/>
-              </w:rPr>
-              <w:t>korekta cylindra 1</w:t>
+            <w:proofErr w:type="spellStart"/>
+            <w:r>
+              <w:rPr>
+                <w:rFonts w:ascii="Calibri" w:eastAsia="Times New Roman" w:hAnsi="Calibri" w:cs="Calibri"/>
+                <w:color w:val="000000"/>
+                <w:kern w:val="0"/>
+                <w:sz w:val="22"/>
+                <w:szCs w:val="22"/>
+                <w14:ligatures w14:val="none"/>
+              </w:rPr>
+              <w:t>korekta</w:t>
+            </w:r>
+            <w:proofErr w:type="spellEnd"/>
+            <w:r>
+              <w:rPr>
+                <w:rFonts w:ascii="Calibri" w:eastAsia="Times New Roman" w:hAnsi="Calibri" w:cs="Calibri"/>
+                <w:color w:val="000000"/>
+                <w:kern w:val="0"/>
+                <w:sz w:val="22"/>
+                <w:szCs w:val="22"/>
+                <w14:ligatures w14:val="none"/>
+              </w:rPr>
+              <w:t xml:space="preserve"> </w:t>
+            </w:r>
+            <w:proofErr w:type="spellStart"/>
+            <w:r>
+              <w:rPr>
+                <w:rFonts w:ascii="Calibri" w:eastAsia="Times New Roman" w:hAnsi="Calibri" w:cs="Calibri"/>
+                <w:color w:val="000000"/>
+                <w:kern w:val="0"/>
+                <w:sz w:val="22"/>
+                <w:szCs w:val="22"/>
+                <w14:ligatures w14:val="none"/>
+              </w:rPr>
+              <w:t>cylindra</w:t>
+            </w:r>
+            <w:proofErr w:type="spellEnd"/>
+            <w:r>
+              <w:rPr>
+                <w:rFonts w:ascii="Calibri" w:eastAsia="Times New Roman" w:hAnsi="Calibri" w:cs="Calibri"/>
+                <w:color w:val="000000"/>
+                <w:kern w:val="0"/>
+                <w:sz w:val="22"/>
+                <w:szCs w:val="22"/>
+                <w14:ligatures w14:val="none"/>
+              </w:rPr>
+              <w:t xml:space="preserve"> 1</w:t>
             </w:r>
           </w:p>
         </w:tc>
@@ -17250,16 +18687,53 @@
                 <w14:ligatures w14:val="none"/>
               </w:rPr>
             </w:pPr>
-            <w:r>
-              <w:rPr>
-                <w:rFonts w:ascii="Calibri" w:eastAsia="Times New Roman" w:hAnsi="Calibri" w:cs="Calibri"/>
-                <w:color w:val="000000"/>
-                <w:kern w:val="0"/>
-                <w:sz w:val="22"/>
-                <w:szCs w:val="22"/>
-                <w14:ligatures w14:val="none"/>
-              </w:rPr>
-              <w:t>korekta cylindra 2</w:t>
+            <w:proofErr w:type="spellStart"/>
+            <w:r>
+              <w:rPr>
+                <w:rFonts w:ascii="Calibri" w:eastAsia="Times New Roman" w:hAnsi="Calibri" w:cs="Calibri"/>
+                <w:color w:val="000000"/>
+                <w:kern w:val="0"/>
+                <w:sz w:val="22"/>
+                <w:szCs w:val="22"/>
+                <w14:ligatures w14:val="none"/>
+              </w:rPr>
+              <w:t>korekta</w:t>
+            </w:r>
+            <w:proofErr w:type="spellEnd"/>
+            <w:r>
+              <w:rPr>
+                <w:rFonts w:ascii="Calibri" w:eastAsia="Times New Roman" w:hAnsi="Calibri" w:cs="Calibri"/>
+                <w:color w:val="000000"/>
+                <w:kern w:val="0"/>
+                <w:sz w:val="22"/>
+                <w:szCs w:val="22"/>
+                <w14:ligatures w14:val="none"/>
+              </w:rPr>
+              <w:t xml:space="preserve"> </w:t>
+            </w:r>
+            <w:proofErr w:type="spellStart"/>
+            <w:r>
+              <w:rPr>
+                <w:rFonts w:ascii="Calibri" w:eastAsia="Times New Roman" w:hAnsi="Calibri" w:cs="Calibri"/>
+                <w:color w:val="000000"/>
+                <w:kern w:val="0"/>
+                <w:sz w:val="22"/>
+                <w:szCs w:val="22"/>
+                <w14:ligatures w14:val="none"/>
+              </w:rPr>
+              <w:t>cylindra</w:t>
+            </w:r>
+            <w:proofErr w:type="spellEnd"/>
+            <w:r>
+              <w:rPr>
+                <w:rFonts w:ascii="Calibri" w:eastAsia="Times New Roman" w:hAnsi="Calibri" w:cs="Calibri"/>
+                <w:color w:val="000000"/>
+                <w:kern w:val="0"/>
+                <w:sz w:val="22"/>
+                <w:szCs w:val="22"/>
+                <w14:ligatures w14:val="none"/>
+              </w:rPr>
+              <w:t xml:space="preserve"> 2</w:t>
             </w:r>
           </w:p>
         </w:tc>
@@ -17371,16 +18845,53 @@
                 <w14:ligatures w14:val="none"/>
               </w:rPr>
             </w:pPr>
-            <w:r>
-              <w:rPr>
-                <w:rFonts w:ascii="Calibri" w:eastAsia="Times New Roman" w:hAnsi="Calibri" w:cs="Calibri"/>
-                <w:color w:val="000000"/>
-                <w:kern w:val="0"/>
-                <w:sz w:val="22"/>
-                <w:szCs w:val="22"/>
-                <w14:ligatures w14:val="none"/>
-              </w:rPr>
-              <w:t>korekta cylindra 3</w:t>
+            <w:proofErr w:type="spellStart"/>
+            <w:r>
+              <w:rPr>
+                <w:rFonts w:ascii="Calibri" w:eastAsia="Times New Roman" w:hAnsi="Calibri" w:cs="Calibri"/>
+                <w:color w:val="000000"/>
+                <w:kern w:val="0"/>
+                <w:sz w:val="22"/>
+                <w:szCs w:val="22"/>
+                <w14:ligatures w14:val="none"/>
+              </w:rPr>
+              <w:t>korekta</w:t>
+            </w:r>
+            <w:proofErr w:type="spellEnd"/>
+            <w:r>
+              <w:rPr>
+                <w:rFonts w:ascii="Calibri" w:eastAsia="Times New Roman" w:hAnsi="Calibri" w:cs="Calibri"/>
+                <w:color w:val="000000"/>
+                <w:kern w:val="0"/>
+                <w:sz w:val="22"/>
+                <w:szCs w:val="22"/>
+                <w14:ligatures w14:val="none"/>
+              </w:rPr>
+              <w:t xml:space="preserve"> </w:t>
+            </w:r>
+            <w:proofErr w:type="spellStart"/>
+            <w:r>
+              <w:rPr>
+                <w:rFonts w:ascii="Calibri" w:eastAsia="Times New Roman" w:hAnsi="Calibri" w:cs="Calibri"/>
+                <w:color w:val="000000"/>
+                <w:kern w:val="0"/>
+                <w:sz w:val="22"/>
+                <w:szCs w:val="22"/>
+                <w14:ligatures w14:val="none"/>
+              </w:rPr>
+              <w:t>cylindra</w:t>
+            </w:r>
+            <w:proofErr w:type="spellEnd"/>
+            <w:r>
+              <w:rPr>
+                <w:rFonts w:ascii="Calibri" w:eastAsia="Times New Roman" w:hAnsi="Calibri" w:cs="Calibri"/>
+                <w:color w:val="000000"/>
+                <w:kern w:val="0"/>
+                <w:sz w:val="22"/>
+                <w:szCs w:val="22"/>
+                <w14:ligatures w14:val="none"/>
+              </w:rPr>
+              <w:t xml:space="preserve"> 3</w:t>
             </w:r>
           </w:p>
         </w:tc>
@@ -17493,16 +19004,53 @@
                 <w14:ligatures w14:val="none"/>
               </w:rPr>
             </w:pPr>
-            <w:r>
-              <w:rPr>
-                <w:rFonts w:ascii="Calibri" w:eastAsia="Times New Roman" w:hAnsi="Calibri" w:cs="Calibri"/>
-                <w:color w:val="000000"/>
-                <w:kern w:val="0"/>
-                <w:sz w:val="22"/>
-                <w:szCs w:val="22"/>
-                <w14:ligatures w14:val="none"/>
-              </w:rPr>
-              <w:t>korekta cylindra 4</w:t>
+            <w:proofErr w:type="spellStart"/>
+            <w:r>
+              <w:rPr>
+                <w:rFonts w:ascii="Calibri" w:eastAsia="Times New Roman" w:hAnsi="Calibri" w:cs="Calibri"/>
+                <w:color w:val="000000"/>
+                <w:kern w:val="0"/>
+                <w:sz w:val="22"/>
+                <w:szCs w:val="22"/>
+                <w14:ligatures w14:val="none"/>
+              </w:rPr>
+              <w:t>korekta</w:t>
+            </w:r>
+            <w:proofErr w:type="spellEnd"/>
+            <w:r>
+              <w:rPr>
+                <w:rFonts w:ascii="Calibri" w:eastAsia="Times New Roman" w:hAnsi="Calibri" w:cs="Calibri"/>
+                <w:color w:val="000000"/>
+                <w:kern w:val="0"/>
+                <w:sz w:val="22"/>
+                <w:szCs w:val="22"/>
+                <w14:ligatures w14:val="none"/>
+              </w:rPr>
+              <w:t xml:space="preserve"> </w:t>
+            </w:r>
+            <w:proofErr w:type="spellStart"/>
+            <w:r>
+              <w:rPr>
+                <w:rFonts w:ascii="Calibri" w:eastAsia="Times New Roman" w:hAnsi="Calibri" w:cs="Calibri"/>
+                <w:color w:val="000000"/>
+                <w:kern w:val="0"/>
+                <w:sz w:val="22"/>
+                <w:szCs w:val="22"/>
+                <w14:ligatures w14:val="none"/>
+              </w:rPr>
+              <w:t>cylindra</w:t>
+            </w:r>
+            <w:proofErr w:type="spellEnd"/>
+            <w:r>
+              <w:rPr>
+                <w:rFonts w:ascii="Calibri" w:eastAsia="Times New Roman" w:hAnsi="Calibri" w:cs="Calibri"/>
+                <w:color w:val="000000"/>
+                <w:kern w:val="0"/>
+                <w:sz w:val="22"/>
+                <w:szCs w:val="22"/>
+                <w14:ligatures w14:val="none"/>
+              </w:rPr>
+              <w:t xml:space="preserve"> 4</w:t>
             </w:r>
           </w:p>
         </w:tc>
@@ -17743,6 +19291,7 @@
                 <w14:ligatures w14:val="none"/>
               </w:rPr>
             </w:pPr>
+            <w:proofErr w:type="spellStart"/>
             <w:r>
               <w:rPr>
                 <w:rFonts w:ascii="Calibri" w:eastAsia="Times New Roman" w:hAnsi="Calibri" w:cs="Calibri"/>
@@ -17754,6 +19303,7 @@
               </w:rPr>
               <w:t>prędkość</w:t>
             </w:r>
+            <w:proofErr w:type="spellEnd"/>
           </w:p>
         </w:tc>
       </w:tr>
@@ -18546,6 +20096,7 @@
                 <w14:ligatures w14:val="none"/>
               </w:rPr>
             </w:pPr>
+            <w:proofErr w:type="spellStart"/>
             <w:r>
               <w:rPr>
                 <w:rFonts w:ascii="Calibri" w:eastAsia="Times New Roman" w:hAnsi="Calibri" w:cs="Calibri"/>
@@ -18557,8 +20108,9 @@
                 <w:szCs w:val="22"/>
                 <w14:ligatures w14:val="none"/>
               </w:rPr>
-              <w:t xml:space="preserve">Jednostka </w:t>
-            </w:r>
+              <w:t>Jednostka</w:t>
+            </w:r>
+            <w:proofErr w:type="spellEnd"/>
             <w:r>
               <w:rPr>
                 <w:rFonts w:ascii="Calibri" w:eastAsia="Times New Roman" w:hAnsi="Calibri" w:cs="Calibri"/>
@@ -18570,9 +20122,36 @@
                 <w:szCs w:val="22"/>
                 <w14:ligatures w14:val="none"/>
               </w:rPr>
+              <w:t xml:space="preserve"> </w:t>
+            </w:r>
+            <w:r>
+              <w:rPr>
+                <w:rFonts w:ascii="Calibri" w:eastAsia="Times New Roman" w:hAnsi="Calibri" w:cs="Calibri"/>
+                <w:b/>
+                <w:bCs/>
+                <w:color w:val="000000"/>
+                <w:kern w:val="0"/>
+                <w:sz w:val="22"/>
+                <w:szCs w:val="22"/>
+                <w14:ligatures w14:val="none"/>
+              </w:rPr>
               <w:br/>
+            </w:r>
+            <w:proofErr w:type="spellStart"/>
+            <w:r>
+              <w:rPr>
+                <w:rFonts w:ascii="Calibri" w:eastAsia="Times New Roman" w:hAnsi="Calibri" w:cs="Calibri"/>
+                <w:b/>
+                <w:bCs/>
+                <w:color w:val="000000"/>
+                <w:kern w:val="0"/>
+                <w:sz w:val="22"/>
+                <w:szCs w:val="22"/>
+                <w14:ligatures w14:val="none"/>
+              </w:rPr>
               <w:t>miary</w:t>
             </w:r>
+            <w:proofErr w:type="spellEnd"/>
           </w:p>
         </w:tc>
         <w:tc>
@@ -18604,6 +20183,7 @@
                 <w14:ligatures w14:val="none"/>
               </w:rPr>
             </w:pPr>
+            <w:proofErr w:type="spellStart"/>
             <w:r>
               <w:rPr>
                 <w:rFonts w:ascii="Calibri" w:eastAsia="Times New Roman" w:hAnsi="Calibri" w:cs="Calibri"/>
@@ -18617,6 +20197,7 @@
               </w:rPr>
               <w:t>Opis</w:t>
             </w:r>
+            <w:proofErr w:type="spellEnd"/>
           </w:p>
         </w:tc>
       </w:tr>
@@ -18783,7 +20364,44 @@
                 <w:szCs w:val="22"/>
                 <w14:ligatures w14:val="none"/>
               </w:rPr>
-              <w:t>Oil Press.%Water T</w:t>
+              <w:t xml:space="preserve">Oil </w:t>
+            </w:r>
+            <w:proofErr w:type="spellStart"/>
+            <w:proofErr w:type="gramStart"/>
+            <w:r>
+              <w:rPr>
+                <w:rFonts w:ascii="Calibri" w:eastAsia="Times New Roman" w:hAnsi="Calibri" w:cs="Calibri"/>
+                <w:color w:val="000000"/>
+                <w:kern w:val="0"/>
+                <w:sz w:val="22"/>
+                <w:szCs w:val="22"/>
+                <w14:ligatures w14:val="none"/>
+              </w:rPr>
+              <w:t>Press.%</w:t>
+            </w:r>
+            <w:proofErr w:type="gramEnd"/>
+            <w:r>
+              <w:rPr>
+                <w:rFonts w:ascii="Calibri" w:eastAsia="Times New Roman" w:hAnsi="Calibri" w:cs="Calibri"/>
+                <w:color w:val="000000"/>
+                <w:kern w:val="0"/>
+                <w:sz w:val="22"/>
+                <w:szCs w:val="22"/>
+                <w14:ligatures w14:val="none"/>
+              </w:rPr>
+              <w:t>Water</w:t>
+            </w:r>
+            <w:proofErr w:type="spellEnd"/>
+            <w:r>
+              <w:rPr>
+                <w:rFonts w:ascii="Calibri" w:eastAsia="Times New Roman" w:hAnsi="Calibri" w:cs="Calibri"/>
+                <w:color w:val="000000"/>
+                <w:kern w:val="0"/>
+                <w:sz w:val="22"/>
+                <w:szCs w:val="22"/>
+                <w14:ligatures w14:val="none"/>
+              </w:rPr>
+              <w:t xml:space="preserve"> T</w:t>
             </w:r>
           </w:p>
         </w:tc>
@@ -19365,8 +20983,21 @@
                 <w:szCs w:val="22"/>
                 <w14:ligatures w14:val="none"/>
               </w:rPr>
-              <w:t>Moment obrotowy</w:t>
-            </w:r>
+              <w:t xml:space="preserve">Moment </w:t>
+            </w:r>
+            <w:proofErr w:type="spellStart"/>
+            <w:r>
+              <w:rPr>
+                <w:rFonts w:ascii="Calibri" w:eastAsia="Times New Roman" w:hAnsi="Calibri" w:cs="Calibri"/>
+                <w:color w:val="000000"/>
+                <w:kern w:val="0"/>
+                <w:sz w:val="22"/>
+                <w:szCs w:val="22"/>
+                <w14:ligatures w14:val="none"/>
+              </w:rPr>
+              <w:t>obrotowy</w:t>
+            </w:r>
+            <w:proofErr w:type="spellEnd"/>
           </w:p>
         </w:tc>
       </w:tr>
@@ -19480,16 +21111,53 @@
                 <w14:ligatures w14:val="none"/>
               </w:rPr>
             </w:pPr>
-            <w:r>
-              <w:rPr>
-                <w:rFonts w:ascii="Calibri" w:eastAsia="Times New Roman" w:hAnsi="Calibri" w:cs="Calibri"/>
-                <w:color w:val="000000"/>
-                <w:kern w:val="0"/>
-                <w:sz w:val="22"/>
-                <w:szCs w:val="22"/>
-                <w14:ligatures w14:val="none"/>
-              </w:rPr>
-              <w:t>Procent zapchania DPF</w:t>
+            <w:proofErr w:type="spellStart"/>
+            <w:r>
+              <w:rPr>
+                <w:rFonts w:ascii="Calibri" w:eastAsia="Times New Roman" w:hAnsi="Calibri" w:cs="Calibri"/>
+                <w:color w:val="000000"/>
+                <w:kern w:val="0"/>
+                <w:sz w:val="22"/>
+                <w:szCs w:val="22"/>
+                <w14:ligatures w14:val="none"/>
+              </w:rPr>
+              <w:t>Procent</w:t>
+            </w:r>
+            <w:proofErr w:type="spellEnd"/>
+            <w:r>
+              <w:rPr>
+                <w:rFonts w:ascii="Calibri" w:eastAsia="Times New Roman" w:hAnsi="Calibri" w:cs="Calibri"/>
+                <w:color w:val="000000"/>
+                <w:kern w:val="0"/>
+                <w:sz w:val="22"/>
+                <w:szCs w:val="22"/>
+                <w14:ligatures w14:val="none"/>
+              </w:rPr>
+              <w:t xml:space="preserve"> </w:t>
+            </w:r>
+            <w:proofErr w:type="spellStart"/>
+            <w:r>
+              <w:rPr>
+                <w:rFonts w:ascii="Calibri" w:eastAsia="Times New Roman" w:hAnsi="Calibri" w:cs="Calibri"/>
+                <w:color w:val="000000"/>
+                <w:kern w:val="0"/>
+                <w:sz w:val="22"/>
+                <w:szCs w:val="22"/>
+                <w14:ligatures w14:val="none"/>
+              </w:rPr>
+              <w:t>zapchania</w:t>
+            </w:r>
+            <w:proofErr w:type="spellEnd"/>
+            <w:r>
+              <w:rPr>
+                <w:rFonts w:ascii="Calibri" w:eastAsia="Times New Roman" w:hAnsi="Calibri" w:cs="Calibri"/>
+                <w:color w:val="000000"/>
+                <w:kern w:val="0"/>
+                <w:sz w:val="22"/>
+                <w:szCs w:val="22"/>
+                <w14:ligatures w14:val="none"/>
+              </w:rPr>
+              <w:t xml:space="preserve"> DPF</w:t>
             </w:r>
           </w:p>
         </w:tc>
@@ -19602,16 +21270,29 @@
                 <w14:ligatures w14:val="none"/>
               </w:rPr>
             </w:pPr>
-            <w:r>
-              <w:rPr>
-                <w:rFonts w:ascii="Calibri" w:eastAsia="Times New Roman" w:hAnsi="Calibri" w:cs="Calibri"/>
-                <w:color w:val="000000"/>
-                <w:kern w:val="0"/>
-                <w:sz w:val="22"/>
-                <w:szCs w:val="22"/>
-                <w14:ligatures w14:val="none"/>
-              </w:rPr>
-              <w:t>Temperatura DPF</w:t>
+            <w:proofErr w:type="spellStart"/>
+            <w:r>
+              <w:rPr>
+                <w:rFonts w:ascii="Calibri" w:eastAsia="Times New Roman" w:hAnsi="Calibri" w:cs="Calibri"/>
+                <w:color w:val="000000"/>
+                <w:kern w:val="0"/>
+                <w:sz w:val="22"/>
+                <w:szCs w:val="22"/>
+                <w14:ligatures w14:val="none"/>
+              </w:rPr>
+              <w:t>Temperatura</w:t>
+            </w:r>
+            <w:proofErr w:type="spellEnd"/>
+            <w:r>
+              <w:rPr>
+                <w:rFonts w:ascii="Calibri" w:eastAsia="Times New Roman" w:hAnsi="Calibri" w:cs="Calibri"/>
+                <w:color w:val="000000"/>
+                <w:kern w:val="0"/>
+                <w:sz w:val="22"/>
+                <w:szCs w:val="22"/>
+                <w14:ligatures w14:val="none"/>
+              </w:rPr>
+              <w:t xml:space="preserve"> DPF</w:t>
             </w:r>
           </w:p>
         </w:tc>
@@ -19861,8 +21542,69 @@
                 <w:szCs w:val="22"/>
                 <w14:ligatures w14:val="none"/>
               </w:rPr>
-              <w:t>km od ostatniej regeneracji</w:t>
-            </w:r>
+              <w:t xml:space="preserve">km </w:t>
+            </w:r>
+            <w:proofErr w:type="gramStart"/>
+            <w:r>
+              <w:rPr>
+                <w:rFonts w:ascii="Calibri" w:eastAsia="Times New Roman" w:hAnsi="Calibri" w:cs="Calibri"/>
+                <w:color w:val="000000"/>
+                <w:kern w:val="0"/>
+                <w:sz w:val="22"/>
+                <w:szCs w:val="22"/>
+                <w14:ligatures w14:val="none"/>
+              </w:rPr>
+              <w:t>od</w:t>
+            </w:r>
+            <w:proofErr w:type="gramEnd"/>
+            <w:r>
+              <w:rPr>
+                <w:rFonts w:ascii="Calibri" w:eastAsia="Times New Roman" w:hAnsi="Calibri" w:cs="Calibri"/>
+                <w:color w:val="000000"/>
+                <w:kern w:val="0"/>
+                <w:sz w:val="22"/>
+                <w:szCs w:val="22"/>
+                <w14:ligatures w14:val="none"/>
+              </w:rPr>
+              <w:t xml:space="preserve"> </w:t>
+            </w:r>
+            <w:proofErr w:type="spellStart"/>
+            <w:r>
+              <w:rPr>
+                <w:rFonts w:ascii="Calibri" w:eastAsia="Times New Roman" w:hAnsi="Calibri" w:cs="Calibri"/>
+                <w:color w:val="000000"/>
+                <w:kern w:val="0"/>
+                <w:sz w:val="22"/>
+                <w:szCs w:val="22"/>
+                <w14:ligatures w14:val="none"/>
+              </w:rPr>
+              <w:t>ostatniej</w:t>
+            </w:r>
+            <w:proofErr w:type="spellEnd"/>
+            <w:r>
+              <w:rPr>
+                <w:rFonts w:ascii="Calibri" w:eastAsia="Times New Roman" w:hAnsi="Calibri" w:cs="Calibri"/>
+                <w:color w:val="000000"/>
+                <w:kern w:val="0"/>
+                <w:sz w:val="22"/>
+                <w:szCs w:val="22"/>
+                <w14:ligatures w14:val="none"/>
+              </w:rPr>
+              <w:t xml:space="preserve"> </w:t>
+            </w:r>
+            <w:proofErr w:type="spellStart"/>
+            <w:r>
+              <w:rPr>
+                <w:rFonts w:ascii="Calibri" w:eastAsia="Times New Roman" w:hAnsi="Calibri" w:cs="Calibri"/>
+                <w:color w:val="000000"/>
+                <w:kern w:val="0"/>
+                <w:sz w:val="22"/>
+                <w:szCs w:val="22"/>
+                <w14:ligatures w14:val="none"/>
+              </w:rPr>
+              <w:t>regeneracji</w:t>
+            </w:r>
+            <w:proofErr w:type="spellEnd"/>
           </w:p>
         </w:tc>
       </w:tr>
@@ -19977,17 +21719,67 @@
                 <w14:ligatures w14:val="none"/>
               </w:rPr>
             </w:pPr>
-            <w:r>
-              <w:rPr>
-                <w:rFonts w:ascii="Calibri" w:eastAsia="Times New Roman" w:hAnsi="Calibri" w:cs="Calibri"/>
-                <w:color w:val="000000"/>
-                <w:kern w:val="0"/>
-                <w:sz w:val="22"/>
-                <w:szCs w:val="22"/>
-                <w14:ligatures w14:val="none"/>
-              </w:rPr>
-              <w:t>Całkowita liczba regeneracji</w:t>
-            </w:r>
+            <w:proofErr w:type="spellStart"/>
+            <w:r>
+              <w:rPr>
+                <w:rFonts w:ascii="Calibri" w:eastAsia="Times New Roman" w:hAnsi="Calibri" w:cs="Calibri"/>
+                <w:color w:val="000000"/>
+                <w:kern w:val="0"/>
+                <w:sz w:val="22"/>
+                <w:szCs w:val="22"/>
+                <w14:ligatures w14:val="none"/>
+              </w:rPr>
+              <w:t>Całkowita</w:t>
+            </w:r>
+            <w:proofErr w:type="spellEnd"/>
+            <w:r>
+              <w:rPr>
+                <w:rFonts w:ascii="Calibri" w:eastAsia="Times New Roman" w:hAnsi="Calibri" w:cs="Calibri"/>
+                <w:color w:val="000000"/>
+                <w:kern w:val="0"/>
+                <w:sz w:val="22"/>
+                <w:szCs w:val="22"/>
+                <w14:ligatures w14:val="none"/>
+              </w:rPr>
+              <w:t xml:space="preserve"> </w:t>
+            </w:r>
+            <w:proofErr w:type="spellStart"/>
+            <w:r>
+              <w:rPr>
+                <w:rFonts w:ascii="Calibri" w:eastAsia="Times New Roman" w:hAnsi="Calibri" w:cs="Calibri"/>
+                <w:color w:val="000000"/>
+                <w:kern w:val="0"/>
+                <w:sz w:val="22"/>
+                <w:szCs w:val="22"/>
+                <w14:ligatures w14:val="none"/>
+              </w:rPr>
+              <w:t>liczba</w:t>
+            </w:r>
+            <w:proofErr w:type="spellEnd"/>
+            <w:r>
+              <w:rPr>
+                <w:rFonts w:ascii="Calibri" w:eastAsia="Times New Roman" w:hAnsi="Calibri" w:cs="Calibri"/>
+                <w:color w:val="000000"/>
+                <w:kern w:val="0"/>
+                <w:sz w:val="22"/>
+                <w:szCs w:val="22"/>
+                <w14:ligatures w14:val="none"/>
+              </w:rPr>
+              <w:t xml:space="preserve"> </w:t>
+            </w:r>
+            <w:proofErr w:type="spellStart"/>
+            <w:r>
+              <w:rPr>
+                <w:rFonts w:ascii="Calibri" w:eastAsia="Times New Roman" w:hAnsi="Calibri" w:cs="Calibri"/>
+                <w:color w:val="000000"/>
+                <w:kern w:val="0"/>
+                <w:sz w:val="22"/>
+                <w:szCs w:val="22"/>
+                <w14:ligatures w14:val="none"/>
+              </w:rPr>
+              <w:t>regeneracji</w:t>
+            </w:r>
+            <w:proofErr w:type="spellEnd"/>
           </w:p>
         </w:tc>
       </w:tr>
@@ -20101,17 +21893,43 @@
                 <w14:ligatures w14:val="none"/>
               </w:rPr>
             </w:pPr>
-            <w:r>
-              <w:rPr>
-                <w:rFonts w:ascii="Calibri" w:eastAsia="Times New Roman" w:hAnsi="Calibri" w:cs="Calibri"/>
-                <w:color w:val="000000"/>
-                <w:kern w:val="0"/>
-                <w:sz w:val="22"/>
-                <w:szCs w:val="22"/>
-                <w14:ligatures w14:val="none"/>
-              </w:rPr>
-              <w:t>średnia regeneracji</w:t>
-            </w:r>
+            <w:proofErr w:type="spellStart"/>
+            <w:r>
+              <w:rPr>
+                <w:rFonts w:ascii="Calibri" w:eastAsia="Times New Roman" w:hAnsi="Calibri" w:cs="Calibri"/>
+                <w:color w:val="000000"/>
+                <w:kern w:val="0"/>
+                <w:sz w:val="22"/>
+                <w:szCs w:val="22"/>
+                <w14:ligatures w14:val="none"/>
+              </w:rPr>
+              <w:t>średnia</w:t>
+            </w:r>
+            <w:proofErr w:type="spellEnd"/>
+            <w:r>
+              <w:rPr>
+                <w:rFonts w:ascii="Calibri" w:eastAsia="Times New Roman" w:hAnsi="Calibri" w:cs="Calibri"/>
+                <w:color w:val="000000"/>
+                <w:kern w:val="0"/>
+                <w:sz w:val="22"/>
+                <w:szCs w:val="22"/>
+                <w14:ligatures w14:val="none"/>
+              </w:rPr>
+              <w:t xml:space="preserve"> </w:t>
+            </w:r>
+            <w:proofErr w:type="spellStart"/>
+            <w:r>
+              <w:rPr>
+                <w:rFonts w:ascii="Calibri" w:eastAsia="Times New Roman" w:hAnsi="Calibri" w:cs="Calibri"/>
+                <w:color w:val="000000"/>
+                <w:kern w:val="0"/>
+                <w:sz w:val="22"/>
+                <w:szCs w:val="22"/>
+                <w14:ligatures w14:val="none"/>
+              </w:rPr>
+              <w:t>regeneracji</w:t>
+            </w:r>
+            <w:proofErr w:type="spellEnd"/>
           </w:p>
         </w:tc>
       </w:tr>
@@ -20225,17 +22043,43 @@
                 <w14:ligatures w14:val="none"/>
               </w:rPr>
             </w:pPr>
-            <w:r>
-              <w:rPr>
-                <w:rFonts w:ascii="Calibri" w:eastAsia="Times New Roman" w:hAnsi="Calibri" w:cs="Calibri"/>
-                <w:color w:val="000000"/>
-                <w:kern w:val="0"/>
-                <w:sz w:val="22"/>
-                <w:szCs w:val="22"/>
-                <w14:ligatures w14:val="none"/>
-              </w:rPr>
-              <w:t>średnia regeneracji</w:t>
-            </w:r>
+            <w:proofErr w:type="spellStart"/>
+            <w:r>
+              <w:rPr>
+                <w:rFonts w:ascii="Calibri" w:eastAsia="Times New Roman" w:hAnsi="Calibri" w:cs="Calibri"/>
+                <w:color w:val="000000"/>
+                <w:kern w:val="0"/>
+                <w:sz w:val="22"/>
+                <w:szCs w:val="22"/>
+                <w14:ligatures w14:val="none"/>
+              </w:rPr>
+              <w:t>średnia</w:t>
+            </w:r>
+            <w:proofErr w:type="spellEnd"/>
+            <w:r>
+              <w:rPr>
+                <w:rFonts w:ascii="Calibri" w:eastAsia="Times New Roman" w:hAnsi="Calibri" w:cs="Calibri"/>
+                <w:color w:val="000000"/>
+                <w:kern w:val="0"/>
+                <w:sz w:val="22"/>
+                <w:szCs w:val="22"/>
+                <w14:ligatures w14:val="none"/>
+              </w:rPr>
+              <w:t xml:space="preserve"> </w:t>
+            </w:r>
+            <w:proofErr w:type="spellStart"/>
+            <w:r>
+              <w:rPr>
+                <w:rFonts w:ascii="Calibri" w:eastAsia="Times New Roman" w:hAnsi="Calibri" w:cs="Calibri"/>
+                <w:color w:val="000000"/>
+                <w:kern w:val="0"/>
+                <w:sz w:val="22"/>
+                <w:szCs w:val="22"/>
+                <w14:ligatures w14:val="none"/>
+              </w:rPr>
+              <w:t>regeneracji</w:t>
+            </w:r>
+            <w:proofErr w:type="spellEnd"/>
           </w:p>
         </w:tc>
       </w:tr>
@@ -20475,17 +22319,43 @@
                 <w14:ligatures w14:val="none"/>
               </w:rPr>
             </w:pPr>
-            <w:r>
-              <w:rPr>
-                <w:rFonts w:ascii="Calibri" w:eastAsia="Times New Roman" w:hAnsi="Calibri" w:cs="Calibri"/>
-                <w:color w:val="000000"/>
-                <w:kern w:val="0"/>
-                <w:sz w:val="22"/>
-                <w:szCs w:val="22"/>
-                <w14:ligatures w14:val="none"/>
-              </w:rPr>
-              <w:t>Napięcie akumulatora</w:t>
-            </w:r>
+            <w:proofErr w:type="spellStart"/>
+            <w:r>
+              <w:rPr>
+                <w:rFonts w:ascii="Calibri" w:eastAsia="Times New Roman" w:hAnsi="Calibri" w:cs="Calibri"/>
+                <w:color w:val="000000"/>
+                <w:kern w:val="0"/>
+                <w:sz w:val="22"/>
+                <w:szCs w:val="22"/>
+                <w14:ligatures w14:val="none"/>
+              </w:rPr>
+              <w:t>Napięcie</w:t>
+            </w:r>
+            <w:proofErr w:type="spellEnd"/>
+            <w:r>
+              <w:rPr>
+                <w:rFonts w:ascii="Calibri" w:eastAsia="Times New Roman" w:hAnsi="Calibri" w:cs="Calibri"/>
+                <w:color w:val="000000"/>
+                <w:kern w:val="0"/>
+                <w:sz w:val="22"/>
+                <w:szCs w:val="22"/>
+                <w14:ligatures w14:val="none"/>
+              </w:rPr>
+              <w:t xml:space="preserve"> </w:t>
+            </w:r>
+            <w:proofErr w:type="spellStart"/>
+            <w:r>
+              <w:rPr>
+                <w:rFonts w:ascii="Calibri" w:eastAsia="Times New Roman" w:hAnsi="Calibri" w:cs="Calibri"/>
+                <w:color w:val="000000"/>
+                <w:kern w:val="0"/>
+                <w:sz w:val="22"/>
+                <w:szCs w:val="22"/>
+                <w14:ligatures w14:val="none"/>
+              </w:rPr>
+              <w:t>akumulatora</w:t>
+            </w:r>
+            <w:proofErr w:type="spellEnd"/>
           </w:p>
         </w:tc>
       </w:tr>
@@ -20876,17 +22746,43 @@
                 <w14:ligatures w14:val="none"/>
               </w:rPr>
             </w:pPr>
-            <w:r>
-              <w:rPr>
-                <w:rFonts w:ascii="Calibri" w:eastAsia="Times New Roman" w:hAnsi="Calibri" w:cs="Calibri"/>
-                <w:color w:val="000000"/>
-                <w:kern w:val="0"/>
-                <w:sz w:val="22"/>
-                <w:szCs w:val="22"/>
-                <w14:ligatures w14:val="none"/>
-              </w:rPr>
-              <w:t>jakość oleju</w:t>
-            </w:r>
+            <w:proofErr w:type="spellStart"/>
+            <w:r>
+              <w:rPr>
+                <w:rFonts w:ascii="Calibri" w:eastAsia="Times New Roman" w:hAnsi="Calibri" w:cs="Calibri"/>
+                <w:color w:val="000000"/>
+                <w:kern w:val="0"/>
+                <w:sz w:val="22"/>
+                <w:szCs w:val="22"/>
+                <w14:ligatures w14:val="none"/>
+              </w:rPr>
+              <w:t>jakość</w:t>
+            </w:r>
+            <w:proofErr w:type="spellEnd"/>
+            <w:r>
+              <w:rPr>
+                <w:rFonts w:ascii="Calibri" w:eastAsia="Times New Roman" w:hAnsi="Calibri" w:cs="Calibri"/>
+                <w:color w:val="000000"/>
+                <w:kern w:val="0"/>
+                <w:sz w:val="22"/>
+                <w:szCs w:val="22"/>
+                <w14:ligatures w14:val="none"/>
+              </w:rPr>
+              <w:t xml:space="preserve"> </w:t>
+            </w:r>
+            <w:proofErr w:type="spellStart"/>
+            <w:r>
+              <w:rPr>
+                <w:rFonts w:ascii="Calibri" w:eastAsia="Times New Roman" w:hAnsi="Calibri" w:cs="Calibri"/>
+                <w:color w:val="000000"/>
+                <w:kern w:val="0"/>
+                <w:sz w:val="22"/>
+                <w:szCs w:val="22"/>
+                <w14:ligatures w14:val="none"/>
+              </w:rPr>
+              <w:t>oleju</w:t>
+            </w:r>
+            <w:proofErr w:type="spellEnd"/>
           </w:p>
         </w:tc>
       </w:tr>
@@ -20998,17 +22894,43 @@
                 <w14:ligatures w14:val="none"/>
               </w:rPr>
             </w:pPr>
-            <w:r>
-              <w:rPr>
-                <w:rFonts w:ascii="Calibri" w:eastAsia="Times New Roman" w:hAnsi="Calibri" w:cs="Calibri"/>
-                <w:color w:val="000000"/>
-                <w:kern w:val="0"/>
-                <w:sz w:val="22"/>
-                <w:szCs w:val="22"/>
-                <w14:ligatures w14:val="none"/>
-              </w:rPr>
-              <w:t>temperatura oleju</w:t>
-            </w:r>
+            <w:proofErr w:type="spellStart"/>
+            <w:r>
+              <w:rPr>
+                <w:rFonts w:ascii="Calibri" w:eastAsia="Times New Roman" w:hAnsi="Calibri" w:cs="Calibri"/>
+                <w:color w:val="000000"/>
+                <w:kern w:val="0"/>
+                <w:sz w:val="22"/>
+                <w:szCs w:val="22"/>
+                <w14:ligatures w14:val="none"/>
+              </w:rPr>
+              <w:t>temperatura</w:t>
+            </w:r>
+            <w:proofErr w:type="spellEnd"/>
+            <w:r>
+              <w:rPr>
+                <w:rFonts w:ascii="Calibri" w:eastAsia="Times New Roman" w:hAnsi="Calibri" w:cs="Calibri"/>
+                <w:color w:val="000000"/>
+                <w:kern w:val="0"/>
+                <w:sz w:val="22"/>
+                <w:szCs w:val="22"/>
+                <w14:ligatures w14:val="none"/>
+              </w:rPr>
+              <w:t xml:space="preserve"> </w:t>
+            </w:r>
+            <w:proofErr w:type="spellStart"/>
+            <w:r>
+              <w:rPr>
+                <w:rFonts w:ascii="Calibri" w:eastAsia="Times New Roman" w:hAnsi="Calibri" w:cs="Calibri"/>
+                <w:color w:val="000000"/>
+                <w:kern w:val="0"/>
+                <w:sz w:val="22"/>
+                <w:szCs w:val="22"/>
+                <w14:ligatures w14:val="none"/>
+              </w:rPr>
+              <w:t>oleju</w:t>
+            </w:r>
+            <w:proofErr w:type="spellEnd"/>
           </w:p>
         </w:tc>
       </w:tr>
@@ -21122,17 +23044,43 @@
                 <w14:ligatures w14:val="none"/>
               </w:rPr>
             </w:pPr>
-            <w:r>
-              <w:rPr>
-                <w:rFonts w:ascii="Calibri" w:eastAsia="Times New Roman" w:hAnsi="Calibri" w:cs="Calibri"/>
-                <w:color w:val="000000"/>
-                <w:kern w:val="0"/>
-                <w:sz w:val="22"/>
-                <w:szCs w:val="22"/>
-                <w14:ligatures w14:val="none"/>
-              </w:rPr>
-              <w:t>ciśnienie oleju</w:t>
-            </w:r>
+            <w:proofErr w:type="spellStart"/>
+            <w:r>
+              <w:rPr>
+                <w:rFonts w:ascii="Calibri" w:eastAsia="Times New Roman" w:hAnsi="Calibri" w:cs="Calibri"/>
+                <w:color w:val="000000"/>
+                <w:kern w:val="0"/>
+                <w:sz w:val="22"/>
+                <w:szCs w:val="22"/>
+                <w14:ligatures w14:val="none"/>
+              </w:rPr>
+              <w:t>ciśnienie</w:t>
+            </w:r>
+            <w:proofErr w:type="spellEnd"/>
+            <w:r>
+              <w:rPr>
+                <w:rFonts w:ascii="Calibri" w:eastAsia="Times New Roman" w:hAnsi="Calibri" w:cs="Calibri"/>
+                <w:color w:val="000000"/>
+                <w:kern w:val="0"/>
+                <w:sz w:val="22"/>
+                <w:szCs w:val="22"/>
+                <w14:ligatures w14:val="none"/>
+              </w:rPr>
+              <w:t xml:space="preserve"> </w:t>
+            </w:r>
+            <w:proofErr w:type="spellStart"/>
+            <w:r>
+              <w:rPr>
+                <w:rFonts w:ascii="Calibri" w:eastAsia="Times New Roman" w:hAnsi="Calibri" w:cs="Calibri"/>
+                <w:color w:val="000000"/>
+                <w:kern w:val="0"/>
+                <w:sz w:val="22"/>
+                <w:szCs w:val="22"/>
+                <w14:ligatures w14:val="none"/>
+              </w:rPr>
+              <w:t>oleju</w:t>
+            </w:r>
+            <w:proofErr w:type="spellEnd"/>
           </w:p>
         </w:tc>
       </w:tr>
@@ -21616,17 +23564,67 @@
                 <w14:ligatures w14:val="none"/>
               </w:rPr>
             </w:pPr>
-            <w:r>
-              <w:rPr>
-                <w:rFonts w:ascii="Calibri" w:eastAsia="Times New Roman" w:hAnsi="Calibri" w:cs="Calibri"/>
-                <w:color w:val="000000"/>
-                <w:kern w:val="0"/>
-                <w:sz w:val="22"/>
-                <w:szCs w:val="22"/>
-                <w14:ligatures w14:val="none"/>
-              </w:rPr>
-              <w:t>temperatura skrzyni biegów</w:t>
-            </w:r>
+            <w:proofErr w:type="spellStart"/>
+            <w:r>
+              <w:rPr>
+                <w:rFonts w:ascii="Calibri" w:eastAsia="Times New Roman" w:hAnsi="Calibri" w:cs="Calibri"/>
+                <w:color w:val="000000"/>
+                <w:kern w:val="0"/>
+                <w:sz w:val="22"/>
+                <w:szCs w:val="22"/>
+                <w14:ligatures w14:val="none"/>
+              </w:rPr>
+              <w:t>temperatura</w:t>
+            </w:r>
+            <w:proofErr w:type="spellEnd"/>
+            <w:r>
+              <w:rPr>
+                <w:rFonts w:ascii="Calibri" w:eastAsia="Times New Roman" w:hAnsi="Calibri" w:cs="Calibri"/>
+                <w:color w:val="000000"/>
+                <w:kern w:val="0"/>
+                <w:sz w:val="22"/>
+                <w:szCs w:val="22"/>
+                <w14:ligatures w14:val="none"/>
+              </w:rPr>
+              <w:t xml:space="preserve"> </w:t>
+            </w:r>
+            <w:proofErr w:type="spellStart"/>
+            <w:r>
+              <w:rPr>
+                <w:rFonts w:ascii="Calibri" w:eastAsia="Times New Roman" w:hAnsi="Calibri" w:cs="Calibri"/>
+                <w:color w:val="000000"/>
+                <w:kern w:val="0"/>
+                <w:sz w:val="22"/>
+                <w:szCs w:val="22"/>
+                <w14:ligatures w14:val="none"/>
+              </w:rPr>
+              <w:t>skrzyni</w:t>
+            </w:r>
+            <w:proofErr w:type="spellEnd"/>
+            <w:r>
+              <w:rPr>
+                <w:rFonts w:ascii="Calibri" w:eastAsia="Times New Roman" w:hAnsi="Calibri" w:cs="Calibri"/>
+                <w:color w:val="000000"/>
+                <w:kern w:val="0"/>
+                <w:sz w:val="22"/>
+                <w:szCs w:val="22"/>
+                <w14:ligatures w14:val="none"/>
+              </w:rPr>
+              <w:t xml:space="preserve"> </w:t>
+            </w:r>
+            <w:proofErr w:type="spellStart"/>
+            <w:r>
+              <w:rPr>
+                <w:rFonts w:ascii="Calibri" w:eastAsia="Times New Roman" w:hAnsi="Calibri" w:cs="Calibri"/>
+                <w:color w:val="000000"/>
+                <w:kern w:val="0"/>
+                <w:sz w:val="22"/>
+                <w:szCs w:val="22"/>
+                <w14:ligatures w14:val="none"/>
+              </w:rPr>
+              <w:t>biegów</w:t>
+            </w:r>
+            <w:proofErr w:type="spellEnd"/>
           </w:p>
         </w:tc>
       </w:tr>
@@ -21864,17 +23862,43 @@
                 <w14:ligatures w14:val="none"/>
               </w:rPr>
             </w:pPr>
-            <w:r>
-              <w:rPr>
-                <w:rFonts w:ascii="Calibri" w:eastAsia="Times New Roman" w:hAnsi="Calibri" w:cs="Calibri"/>
-                <w:color w:val="000000"/>
-                <w:kern w:val="0"/>
-                <w:sz w:val="22"/>
-                <w:szCs w:val="22"/>
-                <w14:ligatures w14:val="none"/>
-              </w:rPr>
-              <w:t>aktualny bieg</w:t>
-            </w:r>
+            <w:proofErr w:type="spellStart"/>
+            <w:r>
+              <w:rPr>
+                <w:rFonts w:ascii="Calibri" w:eastAsia="Times New Roman" w:hAnsi="Calibri" w:cs="Calibri"/>
+                <w:color w:val="000000"/>
+                <w:kern w:val="0"/>
+                <w:sz w:val="22"/>
+                <w:szCs w:val="22"/>
+                <w14:ligatures w14:val="none"/>
+              </w:rPr>
+              <w:t>aktualny</w:t>
+            </w:r>
+            <w:proofErr w:type="spellEnd"/>
+            <w:r>
+              <w:rPr>
+                <w:rFonts w:ascii="Calibri" w:eastAsia="Times New Roman" w:hAnsi="Calibri" w:cs="Calibri"/>
+                <w:color w:val="000000"/>
+                <w:kern w:val="0"/>
+                <w:sz w:val="22"/>
+                <w:szCs w:val="22"/>
+                <w14:ligatures w14:val="none"/>
+              </w:rPr>
+              <w:t xml:space="preserve"> </w:t>
+            </w:r>
+            <w:proofErr w:type="spellStart"/>
+            <w:r>
+              <w:rPr>
+                <w:rFonts w:ascii="Calibri" w:eastAsia="Times New Roman" w:hAnsi="Calibri" w:cs="Calibri"/>
+                <w:color w:val="000000"/>
+                <w:kern w:val="0"/>
+                <w:sz w:val="22"/>
+                <w:szCs w:val="22"/>
+                <w14:ligatures w14:val="none"/>
+              </w:rPr>
+              <w:t>bieg</w:t>
+            </w:r>
+            <w:proofErr w:type="spellEnd"/>
           </w:p>
         </w:tc>
       </w:tr>
@@ -21986,17 +24010,43 @@
                 <w14:ligatures w14:val="none"/>
               </w:rPr>
             </w:pPr>
-            <w:r>
-              <w:rPr>
-                <w:rFonts w:ascii="Calibri" w:eastAsia="Times New Roman" w:hAnsi="Calibri" w:cs="Calibri"/>
-                <w:color w:val="000000"/>
-                <w:kern w:val="0"/>
-                <w:sz w:val="22"/>
-                <w:szCs w:val="22"/>
-                <w14:ligatures w14:val="none"/>
-              </w:rPr>
-              <w:t>temperatura wody</w:t>
-            </w:r>
+            <w:proofErr w:type="spellStart"/>
+            <w:r>
+              <w:rPr>
+                <w:rFonts w:ascii="Calibri" w:eastAsia="Times New Roman" w:hAnsi="Calibri" w:cs="Calibri"/>
+                <w:color w:val="000000"/>
+                <w:kern w:val="0"/>
+                <w:sz w:val="22"/>
+                <w:szCs w:val="22"/>
+                <w14:ligatures w14:val="none"/>
+              </w:rPr>
+              <w:t>temperatura</w:t>
+            </w:r>
+            <w:proofErr w:type="spellEnd"/>
+            <w:r>
+              <w:rPr>
+                <w:rFonts w:ascii="Calibri" w:eastAsia="Times New Roman" w:hAnsi="Calibri" w:cs="Calibri"/>
+                <w:color w:val="000000"/>
+                <w:kern w:val="0"/>
+                <w:sz w:val="22"/>
+                <w:szCs w:val="22"/>
+                <w14:ligatures w14:val="none"/>
+              </w:rPr>
+              <w:t xml:space="preserve"> </w:t>
+            </w:r>
+            <w:proofErr w:type="spellStart"/>
+            <w:r>
+              <w:rPr>
+                <w:rFonts w:ascii="Calibri" w:eastAsia="Times New Roman" w:hAnsi="Calibri" w:cs="Calibri"/>
+                <w:color w:val="000000"/>
+                <w:kern w:val="0"/>
+                <w:sz w:val="22"/>
+                <w:szCs w:val="22"/>
+                <w14:ligatures w14:val="none"/>
+              </w:rPr>
+              <w:t>wody</w:t>
+            </w:r>
+            <w:proofErr w:type="spellEnd"/>
           </w:p>
         </w:tc>
       </w:tr>
@@ -22110,16 +24160,53 @@
                 <w14:ligatures w14:val="none"/>
               </w:rPr>
             </w:pPr>
-            <w:r>
-              <w:rPr>
-                <w:rFonts w:ascii="Calibri" w:eastAsia="Times New Roman" w:hAnsi="Calibri" w:cs="Calibri"/>
-                <w:color w:val="000000"/>
-                <w:kern w:val="0"/>
-                <w:sz w:val="22"/>
-                <w:szCs w:val="22"/>
-                <w14:ligatures w14:val="none"/>
-              </w:rPr>
-              <w:t>sterowanie zaworem EGR</w:t>
+            <w:proofErr w:type="spellStart"/>
+            <w:r>
+              <w:rPr>
+                <w:rFonts w:ascii="Calibri" w:eastAsia="Times New Roman" w:hAnsi="Calibri" w:cs="Calibri"/>
+                <w:color w:val="000000"/>
+                <w:kern w:val="0"/>
+                <w:sz w:val="22"/>
+                <w:szCs w:val="22"/>
+                <w14:ligatures w14:val="none"/>
+              </w:rPr>
+              <w:t>sterowanie</w:t>
+            </w:r>
+            <w:proofErr w:type="spellEnd"/>
+            <w:r>
+              <w:rPr>
+                <w:rFonts w:ascii="Calibri" w:eastAsia="Times New Roman" w:hAnsi="Calibri" w:cs="Calibri"/>
+                <w:color w:val="000000"/>
+                <w:kern w:val="0"/>
+                <w:sz w:val="22"/>
+                <w:szCs w:val="22"/>
+                <w14:ligatures w14:val="none"/>
+              </w:rPr>
+              <w:t xml:space="preserve"> </w:t>
+            </w:r>
+            <w:proofErr w:type="spellStart"/>
+            <w:r>
+              <w:rPr>
+                <w:rFonts w:ascii="Calibri" w:eastAsia="Times New Roman" w:hAnsi="Calibri" w:cs="Calibri"/>
+                <w:color w:val="000000"/>
+                <w:kern w:val="0"/>
+                <w:sz w:val="22"/>
+                <w:szCs w:val="22"/>
+                <w14:ligatures w14:val="none"/>
+              </w:rPr>
+              <w:t>zaworem</w:t>
+            </w:r>
+            <w:proofErr w:type="spellEnd"/>
+            <w:r>
+              <w:rPr>
+                <w:rFonts w:ascii="Calibri" w:eastAsia="Times New Roman" w:hAnsi="Calibri" w:cs="Calibri"/>
+                <w:color w:val="000000"/>
+                <w:kern w:val="0"/>
+                <w:sz w:val="22"/>
+                <w:szCs w:val="22"/>
+                <w14:ligatures w14:val="none"/>
+              </w:rPr>
+              <w:t xml:space="preserve"> EGR</w:t>
             </w:r>
           </w:p>
         </w:tc>
@@ -22243,7 +24330,31 @@
                 <w:szCs w:val="22"/>
                 <w14:ligatures w14:val="none"/>
               </w:rPr>
-              <w:t>Stan zaworu EGR</w:t>
+              <w:t xml:space="preserve">Stan </w:t>
+            </w:r>
+            <w:proofErr w:type="spellStart"/>
+            <w:r>
+              <w:rPr>
+                <w:rFonts w:ascii="Calibri" w:eastAsia="Times New Roman" w:hAnsi="Calibri" w:cs="Calibri"/>
+                <w:color w:val="000000"/>
+                <w:kern w:val="0"/>
+                <w:sz w:val="22"/>
+                <w:szCs w:val="22"/>
+                <w14:ligatures w14:val="none"/>
+              </w:rPr>
+              <w:t>zaworu</w:t>
+            </w:r>
+            <w:proofErr w:type="spellEnd"/>
+            <w:r>
+              <w:rPr>
+                <w:rFonts w:ascii="Calibri" w:eastAsia="Times New Roman" w:hAnsi="Calibri" w:cs="Calibri"/>
+                <w:color w:val="000000"/>
+                <w:kern w:val="0"/>
+                <w:sz w:val="22"/>
+                <w:szCs w:val="22"/>
+                <w14:ligatures w14:val="none"/>
+              </w:rPr>
+              <w:t xml:space="preserve"> EGR</w:t>
             </w:r>
           </w:p>
         </w:tc>
@@ -22358,16 +24469,53 @@
                 <w14:ligatures w14:val="none"/>
               </w:rPr>
             </w:pPr>
-            <w:r>
-              <w:rPr>
-                <w:rFonts w:ascii="Calibri" w:eastAsia="Times New Roman" w:hAnsi="Calibri" w:cs="Calibri"/>
-                <w:color w:val="000000"/>
-                <w:kern w:val="0"/>
-                <w:sz w:val="22"/>
-                <w:szCs w:val="22"/>
-                <w14:ligatures w14:val="none"/>
-              </w:rPr>
-              <w:t>żądane ciśnienie turbo</w:t>
+            <w:proofErr w:type="spellStart"/>
+            <w:r>
+              <w:rPr>
+                <w:rFonts w:ascii="Calibri" w:eastAsia="Times New Roman" w:hAnsi="Calibri" w:cs="Calibri"/>
+                <w:color w:val="000000"/>
+                <w:kern w:val="0"/>
+                <w:sz w:val="22"/>
+                <w:szCs w:val="22"/>
+                <w14:ligatures w14:val="none"/>
+              </w:rPr>
+              <w:t>żądane</w:t>
+            </w:r>
+            <w:proofErr w:type="spellEnd"/>
+            <w:r>
+              <w:rPr>
+                <w:rFonts w:ascii="Calibri" w:eastAsia="Times New Roman" w:hAnsi="Calibri" w:cs="Calibri"/>
+                <w:color w:val="000000"/>
+                <w:kern w:val="0"/>
+                <w:sz w:val="22"/>
+                <w:szCs w:val="22"/>
+                <w14:ligatures w14:val="none"/>
+              </w:rPr>
+              <w:t xml:space="preserve"> </w:t>
+            </w:r>
+            <w:proofErr w:type="spellStart"/>
+            <w:r>
+              <w:rPr>
+                <w:rFonts w:ascii="Calibri" w:eastAsia="Times New Roman" w:hAnsi="Calibri" w:cs="Calibri"/>
+                <w:color w:val="000000"/>
+                <w:kern w:val="0"/>
+                <w:sz w:val="22"/>
+                <w:szCs w:val="22"/>
+                <w14:ligatures w14:val="none"/>
+              </w:rPr>
+              <w:t>ciśnienie</w:t>
+            </w:r>
+            <w:proofErr w:type="spellEnd"/>
+            <w:r>
+              <w:rPr>
+                <w:rFonts w:ascii="Calibri" w:eastAsia="Times New Roman" w:hAnsi="Calibri" w:cs="Calibri"/>
+                <w:color w:val="000000"/>
+                <w:kern w:val="0"/>
+                <w:sz w:val="22"/>
+                <w:szCs w:val="22"/>
+                <w14:ligatures w14:val="none"/>
+              </w:rPr>
+              <w:t xml:space="preserve"> turbo</w:t>
             </w:r>
           </w:p>
         </w:tc>
@@ -22482,16 +24630,53 @@
                 <w14:ligatures w14:val="none"/>
               </w:rPr>
             </w:pPr>
-            <w:r>
-              <w:rPr>
-                <w:rFonts w:ascii="Calibri" w:eastAsia="Times New Roman" w:hAnsi="Calibri" w:cs="Calibri"/>
-                <w:color w:val="000000"/>
-                <w:kern w:val="0"/>
-                <w:sz w:val="22"/>
-                <w:szCs w:val="22"/>
-                <w14:ligatures w14:val="none"/>
-              </w:rPr>
-              <w:t>żądany procent turbo</w:t>
+            <w:proofErr w:type="spellStart"/>
+            <w:r>
+              <w:rPr>
+                <w:rFonts w:ascii="Calibri" w:eastAsia="Times New Roman" w:hAnsi="Calibri" w:cs="Calibri"/>
+                <w:color w:val="000000"/>
+                <w:kern w:val="0"/>
+                <w:sz w:val="22"/>
+                <w:szCs w:val="22"/>
+                <w14:ligatures w14:val="none"/>
+              </w:rPr>
+              <w:t>żądany</w:t>
+            </w:r>
+            <w:proofErr w:type="spellEnd"/>
+            <w:r>
+              <w:rPr>
+                <w:rFonts w:ascii="Calibri" w:eastAsia="Times New Roman" w:hAnsi="Calibri" w:cs="Calibri"/>
+                <w:color w:val="000000"/>
+                <w:kern w:val="0"/>
+                <w:sz w:val="22"/>
+                <w:szCs w:val="22"/>
+                <w14:ligatures w14:val="none"/>
+              </w:rPr>
+              <w:t xml:space="preserve"> </w:t>
+            </w:r>
+            <w:proofErr w:type="spellStart"/>
+            <w:r>
+              <w:rPr>
+                <w:rFonts w:ascii="Calibri" w:eastAsia="Times New Roman" w:hAnsi="Calibri" w:cs="Calibri"/>
+                <w:color w:val="000000"/>
+                <w:kern w:val="0"/>
+                <w:sz w:val="22"/>
+                <w:szCs w:val="22"/>
+                <w14:ligatures w14:val="none"/>
+              </w:rPr>
+              <w:t>procent</w:t>
+            </w:r>
+            <w:proofErr w:type="spellEnd"/>
+            <w:r>
+              <w:rPr>
+                <w:rFonts w:ascii="Calibri" w:eastAsia="Times New Roman" w:hAnsi="Calibri" w:cs="Calibri"/>
+                <w:color w:val="000000"/>
+                <w:kern w:val="0"/>
+                <w:sz w:val="22"/>
+                <w:szCs w:val="22"/>
+                <w14:ligatures w14:val="none"/>
+              </w:rPr>
+              <w:t xml:space="preserve"> turbo</w:t>
             </w:r>
           </w:p>
         </w:tc>
@@ -22604,17 +24789,43 @@
                 <w14:ligatures w14:val="none"/>
               </w:rPr>
             </w:pPr>
-            <w:r>
-              <w:rPr>
-                <w:rFonts w:ascii="Calibri" w:eastAsia="Times New Roman" w:hAnsi="Calibri" w:cs="Calibri"/>
-                <w:color w:val="000000"/>
-                <w:kern w:val="0"/>
-                <w:sz w:val="22"/>
-                <w:szCs w:val="22"/>
-                <w14:ligatures w14:val="none"/>
-              </w:rPr>
-              <w:t>temperatura turbiny</w:t>
-            </w:r>
+            <w:proofErr w:type="spellStart"/>
+            <w:r>
+              <w:rPr>
+                <w:rFonts w:ascii="Calibri" w:eastAsia="Times New Roman" w:hAnsi="Calibri" w:cs="Calibri"/>
+                <w:color w:val="000000"/>
+                <w:kern w:val="0"/>
+                <w:sz w:val="22"/>
+                <w:szCs w:val="22"/>
+                <w14:ligatures w14:val="none"/>
+              </w:rPr>
+              <w:t>temperatura</w:t>
+            </w:r>
+            <w:proofErr w:type="spellEnd"/>
+            <w:r>
+              <w:rPr>
+                <w:rFonts w:ascii="Calibri" w:eastAsia="Times New Roman" w:hAnsi="Calibri" w:cs="Calibri"/>
+                <w:color w:val="000000"/>
+                <w:kern w:val="0"/>
+                <w:sz w:val="22"/>
+                <w:szCs w:val="22"/>
+                <w14:ligatures w14:val="none"/>
+              </w:rPr>
+              <w:t xml:space="preserve"> </w:t>
+            </w:r>
+            <w:proofErr w:type="spellStart"/>
+            <w:r>
+              <w:rPr>
+                <w:rFonts w:ascii="Calibri" w:eastAsia="Times New Roman" w:hAnsi="Calibri" w:cs="Calibri"/>
+                <w:color w:val="000000"/>
+                <w:kern w:val="0"/>
+                <w:sz w:val="22"/>
+                <w:szCs w:val="22"/>
+                <w14:ligatures w14:val="none"/>
+              </w:rPr>
+              <w:t>turbiny</w:t>
+            </w:r>
+            <w:proofErr w:type="spellEnd"/>
           </w:p>
         </w:tc>
       </w:tr>
@@ -22728,16 +24939,29 @@
                 <w14:ligatures w14:val="none"/>
               </w:rPr>
             </w:pPr>
-            <w:r>
-              <w:rPr>
-                <w:rFonts w:ascii="Calibri" w:eastAsia="Times New Roman" w:hAnsi="Calibri" w:cs="Calibri"/>
-                <w:color w:val="000000"/>
-                <w:kern w:val="0"/>
-                <w:sz w:val="22"/>
-                <w:szCs w:val="22"/>
-                <w14:ligatures w14:val="none"/>
-              </w:rPr>
-              <w:t>ciśnienie turbo</w:t>
+            <w:proofErr w:type="spellStart"/>
+            <w:r>
+              <w:rPr>
+                <w:rFonts w:ascii="Calibri" w:eastAsia="Times New Roman" w:hAnsi="Calibri" w:cs="Calibri"/>
+                <w:color w:val="000000"/>
+                <w:kern w:val="0"/>
+                <w:sz w:val="22"/>
+                <w:szCs w:val="22"/>
+                <w14:ligatures w14:val="none"/>
+              </w:rPr>
+              <w:t>ciśnienie</w:t>
+            </w:r>
+            <w:proofErr w:type="spellEnd"/>
+            <w:r>
+              <w:rPr>
+                <w:rFonts w:ascii="Calibri" w:eastAsia="Times New Roman" w:hAnsi="Calibri" w:cs="Calibri"/>
+                <w:color w:val="000000"/>
+                <w:kern w:val="0"/>
+                <w:sz w:val="22"/>
+                <w:szCs w:val="22"/>
+                <w14:ligatures w14:val="none"/>
+              </w:rPr>
+              <w:t xml:space="preserve"> turbo</w:t>
             </w:r>
           </w:p>
         </w:tc>
@@ -22852,16 +25076,29 @@
                 <w14:ligatures w14:val="none"/>
               </w:rPr>
             </w:pPr>
-            <w:r>
-              <w:rPr>
-                <w:rFonts w:ascii="Calibri" w:eastAsia="Times New Roman" w:hAnsi="Calibri" w:cs="Calibri"/>
-                <w:color w:val="000000"/>
-                <w:kern w:val="0"/>
-                <w:sz w:val="22"/>
-                <w:szCs w:val="22"/>
-                <w14:ligatures w14:val="none"/>
-              </w:rPr>
-              <w:t>procent turbo</w:t>
+            <w:proofErr w:type="spellStart"/>
+            <w:r>
+              <w:rPr>
+                <w:rFonts w:ascii="Calibri" w:eastAsia="Times New Roman" w:hAnsi="Calibri" w:cs="Calibri"/>
+                <w:color w:val="000000"/>
+                <w:kern w:val="0"/>
+                <w:sz w:val="22"/>
+                <w:szCs w:val="22"/>
+                <w14:ligatures w14:val="none"/>
+              </w:rPr>
+              <w:t>procent</w:t>
+            </w:r>
+            <w:proofErr w:type="spellEnd"/>
+            <w:r>
+              <w:rPr>
+                <w:rFonts w:ascii="Calibri" w:eastAsia="Times New Roman" w:hAnsi="Calibri" w:cs="Calibri"/>
+                <w:color w:val="000000"/>
+                <w:kern w:val="0"/>
+                <w:sz w:val="22"/>
+                <w:szCs w:val="22"/>
+                <w14:ligatures w14:val="none"/>
+              </w:rPr>
+              <w:t xml:space="preserve"> turbo</w:t>
             </w:r>
           </w:p>
         </w:tc>
@@ -22976,17 +25213,67 @@
                 <w14:ligatures w14:val="none"/>
               </w:rPr>
             </w:pPr>
-            <w:r>
-              <w:rPr>
-                <w:rFonts w:ascii="Calibri" w:eastAsia="Times New Roman" w:hAnsi="Calibri" w:cs="Calibri"/>
-                <w:color w:val="000000"/>
-                <w:kern w:val="0"/>
-                <w:sz w:val="22"/>
-                <w:szCs w:val="22"/>
-                <w14:ligatures w14:val="none"/>
-              </w:rPr>
-              <w:t>żądane ciśnienie doładowania</w:t>
-            </w:r>
+            <w:proofErr w:type="spellStart"/>
+            <w:r>
+              <w:rPr>
+                <w:rFonts w:ascii="Calibri" w:eastAsia="Times New Roman" w:hAnsi="Calibri" w:cs="Calibri"/>
+                <w:color w:val="000000"/>
+                <w:kern w:val="0"/>
+                <w:sz w:val="22"/>
+                <w:szCs w:val="22"/>
+                <w14:ligatures w14:val="none"/>
+              </w:rPr>
+              <w:t>żądane</w:t>
+            </w:r>
+            <w:proofErr w:type="spellEnd"/>
+            <w:r>
+              <w:rPr>
+                <w:rFonts w:ascii="Calibri" w:eastAsia="Times New Roman" w:hAnsi="Calibri" w:cs="Calibri"/>
+                <w:color w:val="000000"/>
+                <w:kern w:val="0"/>
+                <w:sz w:val="22"/>
+                <w:szCs w:val="22"/>
+                <w14:ligatures w14:val="none"/>
+              </w:rPr>
+              <w:t xml:space="preserve"> </w:t>
+            </w:r>
+            <w:proofErr w:type="spellStart"/>
+            <w:r>
+              <w:rPr>
+                <w:rFonts w:ascii="Calibri" w:eastAsia="Times New Roman" w:hAnsi="Calibri" w:cs="Calibri"/>
+                <w:color w:val="000000"/>
+                <w:kern w:val="0"/>
+                <w:sz w:val="22"/>
+                <w:szCs w:val="22"/>
+                <w14:ligatures w14:val="none"/>
+              </w:rPr>
+              <w:t>ciśnienie</w:t>
+            </w:r>
+            <w:proofErr w:type="spellEnd"/>
+            <w:r>
+              <w:rPr>
+                <w:rFonts w:ascii="Calibri" w:eastAsia="Times New Roman" w:hAnsi="Calibri" w:cs="Calibri"/>
+                <w:color w:val="000000"/>
+                <w:kern w:val="0"/>
+                <w:sz w:val="22"/>
+                <w:szCs w:val="22"/>
+                <w14:ligatures w14:val="none"/>
+              </w:rPr>
+              <w:t xml:space="preserve"> </w:t>
+            </w:r>
+            <w:proofErr w:type="spellStart"/>
+            <w:r>
+              <w:rPr>
+                <w:rFonts w:ascii="Calibri" w:eastAsia="Times New Roman" w:hAnsi="Calibri" w:cs="Calibri"/>
+                <w:color w:val="000000"/>
+                <w:kern w:val="0"/>
+                <w:sz w:val="22"/>
+                <w:szCs w:val="22"/>
+                <w14:ligatures w14:val="none"/>
+              </w:rPr>
+              <w:t>doładowania</w:t>
+            </w:r>
+            <w:proofErr w:type="spellEnd"/>
           </w:p>
         </w:tc>
       </w:tr>
@@ -23100,17 +25387,67 @@
                 <w14:ligatures w14:val="none"/>
               </w:rPr>
             </w:pPr>
-            <w:r>
-              <w:rPr>
-                <w:rFonts w:ascii="Calibri" w:eastAsia="Times New Roman" w:hAnsi="Calibri" w:cs="Calibri"/>
-                <w:color w:val="000000"/>
-                <w:kern w:val="0"/>
-                <w:sz w:val="22"/>
-                <w:szCs w:val="22"/>
-                <w14:ligatures w14:val="none"/>
-              </w:rPr>
-              <w:t>napięcie czujnika doładowania</w:t>
-            </w:r>
+            <w:proofErr w:type="spellStart"/>
+            <w:r>
+              <w:rPr>
+                <w:rFonts w:ascii="Calibri" w:eastAsia="Times New Roman" w:hAnsi="Calibri" w:cs="Calibri"/>
+                <w:color w:val="000000"/>
+                <w:kern w:val="0"/>
+                <w:sz w:val="22"/>
+                <w:szCs w:val="22"/>
+                <w14:ligatures w14:val="none"/>
+              </w:rPr>
+              <w:t>napięcie</w:t>
+            </w:r>
+            <w:proofErr w:type="spellEnd"/>
+            <w:r>
+              <w:rPr>
+                <w:rFonts w:ascii="Calibri" w:eastAsia="Times New Roman" w:hAnsi="Calibri" w:cs="Calibri"/>
+                <w:color w:val="000000"/>
+                <w:kern w:val="0"/>
+                <w:sz w:val="22"/>
+                <w:szCs w:val="22"/>
+                <w14:ligatures w14:val="none"/>
+              </w:rPr>
+              <w:t xml:space="preserve"> </w:t>
+            </w:r>
+            <w:proofErr w:type="spellStart"/>
+            <w:r>
+              <w:rPr>
+                <w:rFonts w:ascii="Calibri" w:eastAsia="Times New Roman" w:hAnsi="Calibri" w:cs="Calibri"/>
+                <w:color w:val="000000"/>
+                <w:kern w:val="0"/>
+                <w:sz w:val="22"/>
+                <w:szCs w:val="22"/>
+                <w14:ligatures w14:val="none"/>
+              </w:rPr>
+              <w:t>czujnika</w:t>
+            </w:r>
+            <w:proofErr w:type="spellEnd"/>
+            <w:r>
+              <w:rPr>
+                <w:rFonts w:ascii="Calibri" w:eastAsia="Times New Roman" w:hAnsi="Calibri" w:cs="Calibri"/>
+                <w:color w:val="000000"/>
+                <w:kern w:val="0"/>
+                <w:sz w:val="22"/>
+                <w:szCs w:val="22"/>
+                <w14:ligatures w14:val="none"/>
+              </w:rPr>
+              <w:t xml:space="preserve"> </w:t>
+            </w:r>
+            <w:proofErr w:type="spellStart"/>
+            <w:r>
+              <w:rPr>
+                <w:rFonts w:ascii="Calibri" w:eastAsia="Times New Roman" w:hAnsi="Calibri" w:cs="Calibri"/>
+                <w:color w:val="000000"/>
+                <w:kern w:val="0"/>
+                <w:sz w:val="22"/>
+                <w:szCs w:val="22"/>
+                <w14:ligatures w14:val="none"/>
+              </w:rPr>
+              <w:t>doładowania</w:t>
+            </w:r>
+            <w:proofErr w:type="spellEnd"/>
           </w:p>
         </w:tc>
       </w:tr>
@@ -23224,16 +25561,77 @@
                 <w14:ligatures w14:val="none"/>
               </w:rPr>
             </w:pPr>
-            <w:r>
-              <w:rPr>
-                <w:rFonts w:ascii="Calibri" w:eastAsia="Times New Roman" w:hAnsi="Calibri" w:cs="Calibri"/>
-                <w:color w:val="000000"/>
-                <w:kern w:val="0"/>
-                <w:sz w:val="22"/>
-                <w:szCs w:val="22"/>
-                <w14:ligatures w14:val="none"/>
-              </w:rPr>
-              <w:t>ciśnienie szyny paliwowej (common rail)</w:t>
+            <w:proofErr w:type="spellStart"/>
+            <w:r>
+              <w:rPr>
+                <w:rFonts w:ascii="Calibri" w:eastAsia="Times New Roman" w:hAnsi="Calibri" w:cs="Calibri"/>
+                <w:color w:val="000000"/>
+                <w:kern w:val="0"/>
+                <w:sz w:val="22"/>
+                <w:szCs w:val="22"/>
+                <w14:ligatures w14:val="none"/>
+              </w:rPr>
+              <w:t>ciśnienie</w:t>
+            </w:r>
+            <w:proofErr w:type="spellEnd"/>
+            <w:r>
+              <w:rPr>
+                <w:rFonts w:ascii="Calibri" w:eastAsia="Times New Roman" w:hAnsi="Calibri" w:cs="Calibri"/>
+                <w:color w:val="000000"/>
+                <w:kern w:val="0"/>
+                <w:sz w:val="22"/>
+                <w:szCs w:val="22"/>
+                <w14:ligatures w14:val="none"/>
+              </w:rPr>
+              <w:t xml:space="preserve"> </w:t>
+            </w:r>
+            <w:proofErr w:type="spellStart"/>
+            <w:r>
+              <w:rPr>
+                <w:rFonts w:ascii="Calibri" w:eastAsia="Times New Roman" w:hAnsi="Calibri" w:cs="Calibri"/>
+                <w:color w:val="000000"/>
+                <w:kern w:val="0"/>
+                <w:sz w:val="22"/>
+                <w:szCs w:val="22"/>
+                <w14:ligatures w14:val="none"/>
+              </w:rPr>
+              <w:t>szyny</w:t>
+            </w:r>
+            <w:proofErr w:type="spellEnd"/>
+            <w:r>
+              <w:rPr>
+                <w:rFonts w:ascii="Calibri" w:eastAsia="Times New Roman" w:hAnsi="Calibri" w:cs="Calibri"/>
+                <w:color w:val="000000"/>
+                <w:kern w:val="0"/>
+                <w:sz w:val="22"/>
+                <w:szCs w:val="22"/>
+                <w14:ligatures w14:val="none"/>
+              </w:rPr>
+              <w:t xml:space="preserve"> </w:t>
+            </w:r>
+            <w:proofErr w:type="spellStart"/>
+            <w:r>
+              <w:rPr>
+                <w:rFonts w:ascii="Calibri" w:eastAsia="Times New Roman" w:hAnsi="Calibri" w:cs="Calibri"/>
+                <w:color w:val="000000"/>
+                <w:kern w:val="0"/>
+                <w:sz w:val="22"/>
+                <w:szCs w:val="22"/>
+                <w14:ligatures w14:val="none"/>
+              </w:rPr>
+              <w:t>paliwowej</w:t>
+            </w:r>
+            <w:proofErr w:type="spellEnd"/>
+            <w:r>
+              <w:rPr>
+                <w:rFonts w:ascii="Calibri" w:eastAsia="Times New Roman" w:hAnsi="Calibri" w:cs="Calibri"/>
+                <w:color w:val="000000"/>
+                <w:kern w:val="0"/>
+                <w:sz w:val="22"/>
+                <w:szCs w:val="22"/>
+                <w14:ligatures w14:val="none"/>
+              </w:rPr>
+              <w:t xml:space="preserve"> (common rail)</w:t>
             </w:r>
           </w:p>
         </w:tc>
@@ -23346,17 +25744,67 @@
                 <w14:ligatures w14:val="none"/>
               </w:rPr>
             </w:pPr>
-            <w:r>
-              <w:rPr>
-                <w:rFonts w:ascii="Calibri" w:eastAsia="Times New Roman" w:hAnsi="Calibri" w:cs="Calibri"/>
-                <w:color w:val="000000"/>
-                <w:kern w:val="0"/>
-                <w:sz w:val="22"/>
-                <w:szCs w:val="22"/>
-                <w14:ligatures w14:val="none"/>
-              </w:rPr>
-              <w:t>temperatura oleju napędowego</w:t>
-            </w:r>
+            <w:proofErr w:type="spellStart"/>
+            <w:r>
+              <w:rPr>
+                <w:rFonts w:ascii="Calibri" w:eastAsia="Times New Roman" w:hAnsi="Calibri" w:cs="Calibri"/>
+                <w:color w:val="000000"/>
+                <w:kern w:val="0"/>
+                <w:sz w:val="22"/>
+                <w:szCs w:val="22"/>
+                <w14:ligatures w14:val="none"/>
+              </w:rPr>
+              <w:t>temperatura</w:t>
+            </w:r>
+            <w:proofErr w:type="spellEnd"/>
+            <w:r>
+              <w:rPr>
+                <w:rFonts w:ascii="Calibri" w:eastAsia="Times New Roman" w:hAnsi="Calibri" w:cs="Calibri"/>
+                <w:color w:val="000000"/>
+                <w:kern w:val="0"/>
+                <w:sz w:val="22"/>
+                <w:szCs w:val="22"/>
+                <w14:ligatures w14:val="none"/>
+              </w:rPr>
+              <w:t xml:space="preserve"> </w:t>
+            </w:r>
+            <w:proofErr w:type="spellStart"/>
+            <w:r>
+              <w:rPr>
+                <w:rFonts w:ascii="Calibri" w:eastAsia="Times New Roman" w:hAnsi="Calibri" w:cs="Calibri"/>
+                <w:color w:val="000000"/>
+                <w:kern w:val="0"/>
+                <w:sz w:val="22"/>
+                <w:szCs w:val="22"/>
+                <w14:ligatures w14:val="none"/>
+              </w:rPr>
+              <w:t>oleju</w:t>
+            </w:r>
+            <w:proofErr w:type="spellEnd"/>
+            <w:r>
+              <w:rPr>
+                <w:rFonts w:ascii="Calibri" w:eastAsia="Times New Roman" w:hAnsi="Calibri" w:cs="Calibri"/>
+                <w:color w:val="000000"/>
+                <w:kern w:val="0"/>
+                <w:sz w:val="22"/>
+                <w:szCs w:val="22"/>
+                <w14:ligatures w14:val="none"/>
+              </w:rPr>
+              <w:t xml:space="preserve"> </w:t>
+            </w:r>
+            <w:proofErr w:type="spellStart"/>
+            <w:r>
+              <w:rPr>
+                <w:rFonts w:ascii="Calibri" w:eastAsia="Times New Roman" w:hAnsi="Calibri" w:cs="Calibri"/>
+                <w:color w:val="000000"/>
+                <w:kern w:val="0"/>
+                <w:sz w:val="22"/>
+                <w:szCs w:val="22"/>
+                <w14:ligatures w14:val="none"/>
+              </w:rPr>
+              <w:t>napędowego</w:t>
+            </w:r>
+            <w:proofErr w:type="spellEnd"/>
           </w:p>
         </w:tc>
       </w:tr>
@@ -23596,17 +26044,43 @@
                 <w14:ligatures w14:val="none"/>
               </w:rPr>
             </w:pPr>
-            <w:r>
-              <w:rPr>
-                <w:rFonts w:ascii="Calibri" w:eastAsia="Times New Roman" w:hAnsi="Calibri" w:cs="Calibri"/>
-                <w:color w:val="000000"/>
-                <w:kern w:val="0"/>
-                <w:sz w:val="22"/>
-                <w:szCs w:val="22"/>
-                <w14:ligatures w14:val="none"/>
-              </w:rPr>
-              <w:t>ciśnienie klimatyzacji</w:t>
-            </w:r>
+            <w:proofErr w:type="spellStart"/>
+            <w:r>
+              <w:rPr>
+                <w:rFonts w:ascii="Calibri" w:eastAsia="Times New Roman" w:hAnsi="Calibri" w:cs="Calibri"/>
+                <w:color w:val="000000"/>
+                <w:kern w:val="0"/>
+                <w:sz w:val="22"/>
+                <w:szCs w:val="22"/>
+                <w14:ligatures w14:val="none"/>
+              </w:rPr>
+              <w:t>ciśnienie</w:t>
+            </w:r>
+            <w:proofErr w:type="spellEnd"/>
+            <w:r>
+              <w:rPr>
+                <w:rFonts w:ascii="Calibri" w:eastAsia="Times New Roman" w:hAnsi="Calibri" w:cs="Calibri"/>
+                <w:color w:val="000000"/>
+                <w:kern w:val="0"/>
+                <w:sz w:val="22"/>
+                <w:szCs w:val="22"/>
+                <w14:ligatures w14:val="none"/>
+              </w:rPr>
+              <w:t xml:space="preserve"> </w:t>
+            </w:r>
+            <w:proofErr w:type="spellStart"/>
+            <w:r>
+              <w:rPr>
+                <w:rFonts w:ascii="Calibri" w:eastAsia="Times New Roman" w:hAnsi="Calibri" w:cs="Calibri"/>
+                <w:color w:val="000000"/>
+                <w:kern w:val="0"/>
+                <w:sz w:val="22"/>
+                <w:szCs w:val="22"/>
+                <w14:ligatures w14:val="none"/>
+              </w:rPr>
+              <w:t>klimatyzacji</w:t>
+            </w:r>
+            <w:proofErr w:type="spellEnd"/>
           </w:p>
         </w:tc>
       </w:tr>
@@ -23720,17 +26194,43 @@
                 <w14:ligatures w14:val="none"/>
               </w:rPr>
             </w:pPr>
-            <w:r>
-              <w:rPr>
-                <w:rFonts w:ascii="Calibri" w:eastAsia="Times New Roman" w:hAnsi="Calibri" w:cs="Calibri"/>
-                <w:color w:val="000000"/>
-                <w:kern w:val="0"/>
-                <w:sz w:val="22"/>
-                <w:szCs w:val="22"/>
-                <w14:ligatures w14:val="none"/>
-              </w:rPr>
-              <w:t>zużycie paliwa</w:t>
-            </w:r>
+            <w:proofErr w:type="spellStart"/>
+            <w:r>
+              <w:rPr>
+                <w:rFonts w:ascii="Calibri" w:eastAsia="Times New Roman" w:hAnsi="Calibri" w:cs="Calibri"/>
+                <w:color w:val="000000"/>
+                <w:kern w:val="0"/>
+                <w:sz w:val="22"/>
+                <w:szCs w:val="22"/>
+                <w14:ligatures w14:val="none"/>
+              </w:rPr>
+              <w:t>zużycie</w:t>
+            </w:r>
+            <w:proofErr w:type="spellEnd"/>
+            <w:r>
+              <w:rPr>
+                <w:rFonts w:ascii="Calibri" w:eastAsia="Times New Roman" w:hAnsi="Calibri" w:cs="Calibri"/>
+                <w:color w:val="000000"/>
+                <w:kern w:val="0"/>
+                <w:sz w:val="22"/>
+                <w:szCs w:val="22"/>
+                <w14:ligatures w14:val="none"/>
+              </w:rPr>
+              <w:t xml:space="preserve"> </w:t>
+            </w:r>
+            <w:proofErr w:type="spellStart"/>
+            <w:r>
+              <w:rPr>
+                <w:rFonts w:ascii="Calibri" w:eastAsia="Times New Roman" w:hAnsi="Calibri" w:cs="Calibri"/>
+                <w:color w:val="000000"/>
+                <w:kern w:val="0"/>
+                <w:sz w:val="22"/>
+                <w:szCs w:val="22"/>
+                <w14:ligatures w14:val="none"/>
+              </w:rPr>
+              <w:t>paliwa</w:t>
+            </w:r>
+            <w:proofErr w:type="spellEnd"/>
           </w:p>
         </w:tc>
       </w:tr>
@@ -23842,17 +26342,43 @@
                 <w14:ligatures w14:val="none"/>
               </w:rPr>
             </w:pPr>
-            <w:r>
-              <w:rPr>
-                <w:rFonts w:ascii="Calibri" w:eastAsia="Times New Roman" w:hAnsi="Calibri" w:cs="Calibri"/>
-                <w:color w:val="000000"/>
-                <w:kern w:val="0"/>
-                <w:sz w:val="22"/>
-                <w:szCs w:val="22"/>
-                <w14:ligatures w14:val="none"/>
-              </w:rPr>
-              <w:t>temperatura przepływomierza</w:t>
-            </w:r>
+            <w:proofErr w:type="spellStart"/>
+            <w:r>
+              <w:rPr>
+                <w:rFonts w:ascii="Calibri" w:eastAsia="Times New Roman" w:hAnsi="Calibri" w:cs="Calibri"/>
+                <w:color w:val="000000"/>
+                <w:kern w:val="0"/>
+                <w:sz w:val="22"/>
+                <w:szCs w:val="22"/>
+                <w14:ligatures w14:val="none"/>
+              </w:rPr>
+              <w:t>temperatura</w:t>
+            </w:r>
+            <w:proofErr w:type="spellEnd"/>
+            <w:r>
+              <w:rPr>
+                <w:rFonts w:ascii="Calibri" w:eastAsia="Times New Roman" w:hAnsi="Calibri" w:cs="Calibri"/>
+                <w:color w:val="000000"/>
+                <w:kern w:val="0"/>
+                <w:sz w:val="22"/>
+                <w:szCs w:val="22"/>
+                <w14:ligatures w14:val="none"/>
+              </w:rPr>
+              <w:t xml:space="preserve"> </w:t>
+            </w:r>
+            <w:proofErr w:type="spellStart"/>
+            <w:r>
+              <w:rPr>
+                <w:rFonts w:ascii="Calibri" w:eastAsia="Times New Roman" w:hAnsi="Calibri" w:cs="Calibri"/>
+                <w:color w:val="000000"/>
+                <w:kern w:val="0"/>
+                <w:sz w:val="22"/>
+                <w:szCs w:val="22"/>
+                <w14:ligatures w14:val="none"/>
+              </w:rPr>
+              <w:t>przepływomierza</w:t>
+            </w:r>
+            <w:proofErr w:type="spellEnd"/>
           </w:p>
         </w:tc>
       </w:tr>
@@ -23966,6 +26492,7 @@
                 <w14:ligatures w14:val="none"/>
               </w:rPr>
             </w:pPr>
+            <w:proofErr w:type="spellStart"/>
             <w:r>
               <w:rPr>
                 <w:rFonts w:ascii="Calibri" w:eastAsia="Times New Roman" w:hAnsi="Calibri" w:cs="Calibri"/>
@@ -23977,6 +26504,7 @@
               </w:rPr>
               <w:t>prędkość</w:t>
             </w:r>
+            <w:proofErr w:type="spellEnd"/>
           </w:p>
         </w:tc>
       </w:tr>
@@ -24661,7 +27189,7 @@
           <w:lang w:val="pl-PL"/>
         </w:rPr>
       </w:pPr>
-      <w:bookmarkStart w:id="32" w:name="_Toc238750041"/>
+      <w:bookmarkStart w:id="32" w:name="_Toc239527378"/>
       <w:r>
         <w:rPr>
           <w:rStyle w:val="Enfasigrassetto"/>
@@ -25021,7 +27549,7 @@
                     </pic:cNvPicPr>
                   </pic:nvPicPr>
                   <pic:blipFill rotWithShape="1">
-                    <a:blip r:embed="rId29">
+                    <a:blip r:embed="rId34">
                       <a:extLst>
                         <a:ext uri="{28A0092B-C50C-407E-A947-70E740481C1C}">
                           <a14:useLocalDpi xmlns:a14="http://schemas.microsoft.com/office/drawing/2010/main" val="0"/>
@@ -25100,7 +27628,7 @@
           <w:lang w:val="pl-PL"/>
         </w:rPr>
       </w:pPr>
-      <w:bookmarkStart w:id="33" w:name="_Toc238750042"/>
+      <w:bookmarkStart w:id="33" w:name="_Toc239527379"/>
       <w:r>
         <w:rPr>
           <w:rStyle w:val="Enfasigrassetto"/>
@@ -25226,7 +27754,7 @@
           <w:lang w:val="pl-PL"/>
         </w:rPr>
       </w:pPr>
-      <w:bookmarkStart w:id="34" w:name="_Toc238750043"/>
+      <w:bookmarkStart w:id="34" w:name="_Toc239527380"/>
       <w:r>
         <w:rPr>
           <w:rStyle w:val="Enfasigrassetto"/>
@@ -25461,7 +27989,7 @@
           <w:lang w:val="pl-PL"/>
         </w:rPr>
       </w:pPr>
-      <w:bookmarkStart w:id="35" w:name="_Toc238750044"/>
+      <w:bookmarkStart w:id="35" w:name="_Toc239527381"/>
       <w:r>
         <w:rPr>
           <w:rStyle w:val="Enfasigrassetto"/>
@@ -25607,7 +28135,7 @@
           <w:lang w:val="pl-PL"/>
         </w:rPr>
       </w:pPr>
-      <w:bookmarkStart w:id="36" w:name="_Toc238750045"/>
+      <w:bookmarkStart w:id="36" w:name="_Toc239527382"/>
       <w:r>
         <w:rPr>
           <w:rStyle w:val="Enfasigrassetto"/>
@@ -25705,7 +28233,7 @@
           <w:lang w:val="pl-PL"/>
         </w:rPr>
       </w:pPr>
-      <w:bookmarkStart w:id="37" w:name="_Toc238750046"/>
+      <w:bookmarkStart w:id="37" w:name="_Toc239527383"/>
       <w:r>
         <w:rPr>
           <w:rStyle w:val="Enfasigrassetto"/>
@@ -25797,7 +28325,7 @@
           <w:lang w:val="pl-PL"/>
         </w:rPr>
       </w:pPr>
-      <w:bookmarkStart w:id="38" w:name="_Toc238750047"/>
+      <w:bookmarkStart w:id="38" w:name="_Toc239527384"/>
       <w:r>
         <w:rPr>
           <w:rStyle w:val="Enfasigrassetto"/>
@@ -25924,7 +28452,7 @@
           <w:lang w:val="pl-PL"/>
         </w:rPr>
       </w:pPr>
-      <w:bookmarkStart w:id="39" w:name="_Toc238750048"/>
+      <w:bookmarkStart w:id="39" w:name="_Toc239527385"/>
       <w:r>
         <w:rPr>
           <w:rStyle w:val="Enfasigrassetto"/>
@@ -26036,7 +28564,7 @@
           <w:lang w:val="pl-PL"/>
         </w:rPr>
       </w:pPr>
-      <w:bookmarkStart w:id="40" w:name="_Toc238750049"/>
+      <w:bookmarkStart w:id="40" w:name="_Toc239527386"/>
       <w:r>
         <w:rPr>
           <w:rStyle w:val="Enfasigrassetto"/>
@@ -26138,7 +28666,7 @@
           <w:lang w:val="pl-PL"/>
         </w:rPr>
       </w:pPr>
-      <w:bookmarkStart w:id="41" w:name="_Toc238750050"/>
+      <w:bookmarkStart w:id="41" w:name="_Toc239527387"/>
       <w:r>
         <w:rPr>
           <w:rStyle w:val="Enfasigrassetto"/>
@@ -26316,7 +28844,7 @@
           <w:lang w:val="pl-PL"/>
         </w:rPr>
       </w:pPr>
-      <w:bookmarkStart w:id="42" w:name="_Toc238750051"/>
+      <w:bookmarkStart w:id="42" w:name="_Toc239527388"/>
       <w:r>
         <w:rPr>
           <w:rStyle w:val="Enfasigrassetto"/>
@@ -26377,7 +28905,7 @@
           <w:lang w:val="pl-PL"/>
         </w:rPr>
       </w:pPr>
-      <w:bookmarkStart w:id="43" w:name="_Toc238750052"/>
+      <w:bookmarkStart w:id="43" w:name="_Toc239527389"/>
       <w:r>
         <w:rPr>
           <w:rStyle w:val="Enfasigrassetto"/>
@@ -26445,7 +28973,7 @@
           <w:lang w:val="pl-PL"/>
         </w:rPr>
       </w:pPr>
-      <w:bookmarkStart w:id="44" w:name="_Toc238750053"/>
+      <w:bookmarkStart w:id="44" w:name="_Toc239527390"/>
       <w:r>
         <w:rPr>
           <w:rStyle w:val="Enfasigrassetto"/>
@@ -26579,7 +29107,7 @@
         </w:rPr>
         <w:t xml:space="preserve"> procedurę wyrównania proxy należy wykonać za pomocą Multiecuscan, ELM327 i odpowiednich kabli; synchronizuje ona sterowniki elektroniczne (ECU) między sobą, tak aby wszystkie moduły rozpoznawały aktualną konfigurację pojazdu. Wśród tych ustawień znajduje się włączenie trybu race, który pozwala korzystać z funkcji ESC/TC BACCABLE bez instalowania manetka RDNA. Włączenie trybu race za pomocą procedury wyrównania jest dobrze opisane pod następującym linkiem: </w:t>
       </w:r>
-      <w:hyperlink r:id="rId30" w:history="1">
+      <w:hyperlink r:id="rId35" w:history="1">
         <w:r>
           <w:rPr>
             <w:rStyle w:val="Collegamentoipertestuale"/>
@@ -26688,7 +29216,7 @@
           <w:lang w:val="pl-PL"/>
         </w:rPr>
       </w:pPr>
-      <w:bookmarkStart w:id="45" w:name="_Toc238750054"/>
+      <w:bookmarkStart w:id="45" w:name="_Toc239527391"/>
       <w:r>
         <w:rPr>
           <w:rStyle w:val="Enfasigrassetto"/>
@@ -26789,7 +29317,7 @@
           <w:lang w:val="pl-PL"/>
         </w:rPr>
       </w:pPr>
-      <w:bookmarkStart w:id="46" w:name="_Toc238750055"/>
+      <w:bookmarkStart w:id="46" w:name="_Toc239527392"/>
       <w:r>
         <w:rPr>
           <w:rStyle w:val="Enfasigrassetto"/>
@@ -27117,7 +29645,7 @@
           <w:lang w:val="pl-PL"/>
         </w:rPr>
       </w:pPr>
-      <w:bookmarkStart w:id="47" w:name="_Toc238750056"/>
+      <w:bookmarkStart w:id="47" w:name="_Toc239527393"/>
       <w:r>
         <w:rPr>
           <w:rStyle w:val="Enfasigrassetto"/>
@@ -27164,7 +29692,7 @@
           <w:lang w:val="pl-PL"/>
         </w:rPr>
       </w:pPr>
-      <w:bookmarkStart w:id="48" w:name="_Toc238750057"/>
+      <w:bookmarkStart w:id="48" w:name="_Toc239527394"/>
       <w:r>
         <w:rPr>
           <w:rStyle w:val="Enfasigrassetto"/>
@@ -27211,7 +29739,7 @@
           <w:lang w:val="pl-PL"/>
         </w:rPr>
       </w:pPr>
-      <w:bookmarkStart w:id="49" w:name="_Toc238750058"/>
+      <w:bookmarkStart w:id="49" w:name="_Toc239527395"/>
       <w:r>
         <w:rPr>
           <w:rStyle w:val="Enfasigrassetto"/>
@@ -27284,7 +29812,7 @@
           <w:lang w:val="pl-PL"/>
         </w:rPr>
       </w:pPr>
-      <w:bookmarkStart w:id="50" w:name="_Toc238750059"/>
+      <w:bookmarkStart w:id="50" w:name="_Toc239527396"/>
       <w:r>
         <w:rPr>
           <w:rStyle w:val="Enfasigrassetto"/>
@@ -27341,13 +29869,14 @@
           <w:bCs/>
           <w:lang w:val="pl-PL"/>
         </w:rPr>
+        <w:lastRenderedPageBreak/>
         <w:t>Uwaga:</w:t>
       </w:r>
       <w:r>
         <w:rPr>
           <w:lang w:val="pl-PL"/>
         </w:rPr>
-        <w:t xml:space="preserve"> Działa tylko w pojazdach wyposażonych w enkodery w lusterkach. Aby sprawdzić zgodność z danym pojazdem, wystarczy ją wypróbować.</w:t>
+        <w:t xml:space="preserve"> Działa tylko w pojazdach wyposażonych w enkodery w lusterkach. Aby sprawdzić zgodność z danym pojazdem, wystarczy ją wypróbować. W przypadku niezgodności odłącz, a następnie ponownie podłącz ujemny biegun akumulatora, aby przywrócić stan początkowy.</w:t>
       </w:r>
     </w:p>
     <w:p>
@@ -27362,7 +29891,6 @@
         <w:rPr>
           <w:lang w:val="pl-PL"/>
         </w:rPr>
-        <w:lastRenderedPageBreak/>
         <w:t>Sposób użycia:</w:t>
       </w:r>
     </w:p>
@@ -27458,7 +29986,7 @@
         <w:rPr>
           <w:lang w:val="pl-PL"/>
         </w:rPr>
-        <w:t>Od tej pory, za każdym razem, gdy zostanie włączony bieg wsteczny i lewy kierunkowskaz, lewe lusterko przejdzie do pozycji zapisanej wcześniej podczas włączania funkcji. Po wyłączeniu biegu wstecznego lusterko wróci do pozycji roboczej. Ta sama logika dotyczy prawego lusterka, poprzez włączenie prawego kierunkowskazu i biegu wstecznego.</w:t>
+        <w:t>Od tej pory, za każdym razem, gdy zostanie włączony bieg wsteczny i lewy kierunkowskaz, lewe lusterko przejdzie do pozycji zapisanej wcześniej podczas włączania funkcji. Po wyłączeniu biegu wstecznego lusterko wróci do pozycji roboczej po 10 sekundach. Ta sama logika dotyczy prawego lusterka, poprzez włączenie prawego kierunkowskazu i biegu wstecznego. Po wyłączeniu pojazdu lub przełączeniu na bieg P lusterka natychmiast wracają do pozycji roboczej.</w:t>
       </w:r>
     </w:p>
     <w:p>
@@ -27471,7 +29999,7 @@
           <w:lang w:val="pl-PL"/>
         </w:rPr>
       </w:pPr>
-      <w:bookmarkStart w:id="51" w:name="_Toc238750060"/>
+      <w:bookmarkStart w:id="51" w:name="_Toc239527397"/>
       <w:r>
         <w:rPr>
           <w:rStyle w:val="Enfasigrassetto"/>
@@ -27554,7 +30082,7 @@
           <w:lang w:val="pl-PL"/>
         </w:rPr>
       </w:pPr>
-      <w:bookmarkStart w:id="53" w:name="_Toc238750061"/>
+      <w:bookmarkStart w:id="53" w:name="_Toc239527398"/>
       <w:bookmarkEnd w:id="52"/>
       <w:r>
         <w:rPr>
@@ -27753,6 +30281,7 @@
                 <w:rFonts w:cstheme="minorHAnsi"/>
                 <w:lang w:val="pl-PL"/>
               </w:rPr>
+              <w:lastRenderedPageBreak/>
               <w:t>Ø</w:t>
             </w:r>
             <w:r>
@@ -27780,14 +30309,7 @@
               <w:rPr>
                 <w:lang w:val="pl-PL"/>
               </w:rPr>
-              <w:t xml:space="preserve">Close windows 1 włączone. Przy jednokrotnym zamknięciu pojazdu pilotem, oprócz zamknięcia drzwi pojazdu, zamykane są także szyby. Przy dwóch kolejnych zamknięciach pojazdu pilotem szyby są zamykane, a </w:t>
-            </w:r>
-            <w:r>
-              <w:rPr>
-                <w:lang w:val="pl-PL"/>
-              </w:rPr>
-              <w:lastRenderedPageBreak/>
-              <w:t>następnie lekko uchylane, aby umożliwić przepływ powietrza.</w:t>
+              <w:t>Close windows 1 włączone. Przy jednokrotnym zamknięciu pojazdu pilotem, oprócz zamknięcia drzwi pojazdu, zamykane są także szyby. Przy dwóch kolejnych zamknięciach pojazdu pilotem szyby są zamykane, a następnie lekko uchylane, aby umożliwić przepływ powietrza.</w:t>
             </w:r>
           </w:p>
         </w:tc>
@@ -27811,7 +30333,6 @@
                 <w:rFonts w:cstheme="minorHAnsi"/>
                 <w:lang w:val="pl-PL"/>
               </w:rPr>
-              <w:lastRenderedPageBreak/>
               <w:t>Ø</w:t>
             </w:r>
             <w:r>
@@ -27855,7 +30376,7 @@
           <w:lang w:val="pl-PL"/>
         </w:rPr>
       </w:pPr>
-      <w:bookmarkStart w:id="54" w:name="_Toc238750062"/>
+      <w:bookmarkStart w:id="54" w:name="_Toc239527399"/>
       <w:r>
         <w:rPr>
           <w:rStyle w:val="Enfasigrassetto"/>
@@ -28147,7 +30668,7 @@
           <w:lang w:val="pl-PL"/>
         </w:rPr>
       </w:pPr>
-      <w:bookmarkStart w:id="55" w:name="_Toc238750063"/>
+      <w:bookmarkStart w:id="55" w:name="_Toc239527400"/>
       <w:r>
         <w:rPr>
           <w:rStyle w:val="Enfasigrassetto"/>
@@ -28271,7 +30792,7 @@
         </w:rPr>
       </w:pPr>
       <w:bookmarkStart w:id="56" w:name="_Hlk210492837"/>
-      <w:bookmarkStart w:id="57" w:name="_Toc238750064"/>
+      <w:bookmarkStart w:id="57" w:name="_Toc239527401"/>
       <w:r>
         <w:rPr>
           <w:rStyle w:val="Enfasigrassetto"/>
@@ -28339,7 +30860,7 @@
           <w:lang w:val="pl-PL"/>
         </w:rPr>
       </w:pPr>
-      <w:bookmarkStart w:id="58" w:name="_Toc238750065"/>
+      <w:bookmarkStart w:id="58" w:name="_Toc239527402"/>
       <w:r>
         <w:rPr>
           <w:rStyle w:val="Enfasigrassetto"/>
@@ -28395,7 +30916,7 @@
           <w:lang w:val="pl-PL"/>
         </w:rPr>
       </w:pPr>
-      <w:bookmarkStart w:id="59" w:name="_Toc238750066"/>
+      <w:bookmarkStart w:id="59" w:name="_Toc239527403"/>
       <w:r>
         <w:rPr>
           <w:rStyle w:val="Enfasigrassetto"/>
@@ -28600,9 +31121,86 @@
         </w:rPr>
       </w:pPr>
     </w:p>
+    <w:p>
+      <w:pPr>
+        <w:pStyle w:val="Titolo2"/>
+        <w:rPr>
+          <w:rStyle w:val="Enfasigrassetto"/>
+          <w:rFonts w:asciiTheme="minorHAnsi" w:hAnsiTheme="minorHAnsi" w:cstheme="minorHAnsi"/>
+          <w:color w:val="auto"/>
+          <w:lang w:val="pl-PL"/>
+        </w:rPr>
+      </w:pPr>
+      <w:bookmarkStart w:id="60" w:name="_Toc239527404"/>
+      <w:r>
+        <w:rPr>
+          <w:rStyle w:val="Enfasigrassetto"/>
+          <w:rFonts w:asciiTheme="minorHAnsi" w:hAnsiTheme="minorHAnsi" w:cstheme="minorHAnsi"/>
+          <w:color w:val="auto"/>
+          <w:lang w:val="pl-PL"/>
+        </w:rPr>
+        <w:t>2.33</w:t>
+      </w:r>
+      <w:r>
+        <w:rPr>
+          <w:rStyle w:val="Enfasigrassetto"/>
+          <w:rFonts w:asciiTheme="minorHAnsi" w:hAnsiTheme="minorHAnsi" w:cstheme="minorHAnsi"/>
+          <w:color w:val="auto"/>
+          <w:lang w:val="pl-PL"/>
+        </w:rPr>
+        <w:tab/>
+        <w:t>MAX HOLD</w:t>
+      </w:r>
+      <w:bookmarkEnd w:id="60"/>
+    </w:p>
+    <w:p>
+      <w:pPr>
+        <w:jc w:val="both"/>
+        <w:rPr>
+          <w:lang w:val="pl-PL"/>
+        </w:rPr>
+      </w:pPr>
+      <w:r>
+        <w:rPr>
+          <w:b/>
+          <w:bCs/>
+          <w:lang w:val="pl-PL"/>
+        </w:rPr>
+        <w:t xml:space="preserve">Krótki opis: </w:t>
+      </w:r>
+      <w:r>
+        <w:rPr>
+          <w:lang w:val="pl-PL"/>
+        </w:rPr>
+        <w:t>Utrzymuje na wyświetlaczu maksymalną wartość wybranego parametru.</w:t>
+      </w:r>
+    </w:p>
+    <w:p>
+      <w:pPr>
+        <w:jc w:val="both"/>
+        <w:rPr>
+          <w:lang w:val="pl-PL"/>
+        </w:rPr>
+      </w:pPr>
+    </w:p>
+    <w:p>
+      <w:pPr>
+        <w:jc w:val="both"/>
+        <w:rPr>
+          <w:lang w:val="pl-PL"/>
+        </w:rPr>
+      </w:pPr>
+      <w:r>
+        <w:rPr>
+          <w:lang w:val="pl-PL"/>
+        </w:rPr>
+        <w:lastRenderedPageBreak/>
+        <w:t>Funkcja Max Hold jest zawsze włączona, więc nie trzeba jej włączać w main setup menu. Aby jej użyć, w menu głównym Baccable widoczna jest pozycja MAX HOLD OFF. Naciśnięcie przycisku RES lub DISTANCE zmieni ją na MAX HOLD ON. Następnie, poruszając się w menu „Show Parameters” i zatrzymując się na jednym z parametrów, na wyświetlaczu zostanie zachowana maksymalna wartość zarejestrowana dla tego parametru. Przejście do wyświetlania innego parametru spowoduje skasowanie poprzedniej maksymalnej wartości. Aby ją wyłączyć, należy wrócić do MAX HOLD ON i nacisnąć przycisk RES lub DISTANCE, aby zobaczyć powrót do stanu wyłączonego (zostanie wyświetlone MAX HOLD OFF).</w:t>
+      </w:r>
+    </w:p>
     <w:sectPr>
-      <w:headerReference w:type="default" r:id="rId31"/>
-      <w:footerReference w:type="default" r:id="rId32"/>
+      <w:headerReference w:type="default" r:id="rId36"/>
+      <w:footerReference w:type="default" r:id="rId37"/>
       <w:pgSz w:w="11906" w:h="16838"/>
       <w:pgMar w:top="1985" w:right="1276" w:bottom="1440" w:left="1276" w:header="709" w:footer="709" w:gutter="0"/>
       <w:cols w:space="708"/>
@@ -28862,7 +31460,7 @@
       <w:t>.</w:t>
     </w:r>
     <w:r>
-      <w:t>6</w:t>
+      <w:t>8</w:t>
     </w:r>
   </w:p>
   <w:p>
@@ -28885,13 +31483,13 @@
       <w:t xml:space="preserve">Data: </w:t>
     </w:r>
     <w:r>
-      <w:t>27</w:t>
+      <w:t>05</w:t>
     </w:r>
     <w:r>
       <w:t>/</w:t>
     </w:r>
     <w:r>
-      <w:t>08</w:t>
+      <w:t>09</w:t>
     </w:r>
     <w:r>
       <w:t>/202</w:t>
